--- a/3rd Semester/Mid term/Microeconomics/1-4 summarry and questions.docx
+++ b/3rd Semester/Mid term/Microeconomics/1-4 summarry and questions.docx
@@ -6,6 +6,7 @@
       <w:pPr>
         <w:jc w:val="center"/>
         <w:rPr>
+          <w:rFonts w:cstheme="minorHAnsi"/>
           <w:b/>
           <w:bCs/>
           <w:sz w:val="28"/>
@@ -15,6 +16,7 @@
       </w:pPr>
       <w:r>
         <w:rPr>
+          <w:rFonts w:cstheme="minorHAnsi"/>
           <w:b/>
           <w:bCs/>
           <w:sz w:val="28"/>
@@ -25,8 +27,14 @@
       </w:r>
     </w:p>
     <w:p>
-      <w:r>
-        <w:rPr>
+      <w:pPr>
+        <w:rPr>
+          <w:rFonts w:cstheme="minorHAnsi"/>
+        </w:rPr>
+      </w:pPr>
+      <w:r>
+        <w:rPr>
+          <w:rFonts w:cstheme="minorHAnsi"/>
           <w:b/>
           <w:bCs/>
         </w:rPr>
@@ -39,23 +47,36 @@
           <w:ilvl w:val="0"/>
           <w:numId w:val="1"/>
         </w:numPr>
-      </w:pPr>
-      <w:r>
-        <w:rPr>
+        <w:rPr>
+          <w:rFonts w:cstheme="minorHAnsi"/>
+        </w:rPr>
+      </w:pPr>
+      <w:r>
+        <w:rPr>
+          <w:rFonts w:cstheme="minorHAnsi"/>
           <w:b/>
           <w:bCs/>
         </w:rPr>
         <w:t>Meaning of Economics:</w:t>
       </w:r>
       <w:r>
+        <w:rPr>
+          <w:rFonts w:cstheme="minorHAnsi"/>
+        </w:rPr>
         <w:t xml:space="preserve"> Derived from Greek words "</w:t>
       </w:r>
       <w:proofErr w:type="spellStart"/>
       <w:r>
+        <w:rPr>
+          <w:rFonts w:cstheme="minorHAnsi"/>
+        </w:rPr>
         <w:t>Oikos</w:t>
       </w:r>
       <w:proofErr w:type="spellEnd"/>
       <w:r>
+        <w:rPr>
+          <w:rFonts w:cstheme="minorHAnsi"/>
+        </w:rPr>
         <w:t>" (home) and "Nomos" (management).</w:t>
       </w:r>
     </w:p>
@@ -67,14 +88,14 @@
         </w:numPr>
         <w:spacing w:before="100" w:beforeAutospacing="1" w:after="100" w:afterAutospacing="1" w:line="240" w:lineRule="auto"/>
         <w:rPr>
-          <w:rFonts w:ascii="Times New Roman" w:eastAsia="Times New Roman" w:hAnsi="Times New Roman" w:cs="Times New Roman"/>
-          <w:sz w:val="24"/>
-          <w:szCs w:val="24"/>
-        </w:rPr>
-      </w:pPr>
-      <w:r>
-        <w:rPr>
-          <w:rFonts w:ascii="Times New Roman" w:eastAsia="Times New Roman" w:hAnsi="Times New Roman" w:cs="Times New Roman"/>
+          <w:rFonts w:eastAsia="Times New Roman" w:cstheme="minorHAnsi"/>
+          <w:sz w:val="24"/>
+          <w:szCs w:val="24"/>
+        </w:rPr>
+      </w:pPr>
+      <w:r>
+        <w:rPr>
+          <w:rFonts w:eastAsia="Times New Roman" w:cstheme="minorHAnsi"/>
           <w:b/>
           <w:bCs/>
           <w:sz w:val="24"/>
@@ -84,7 +105,7 @@
       </w:r>
       <w:r>
         <w:rPr>
-          <w:rFonts w:ascii="Times New Roman" w:eastAsia="Times New Roman" w:hAnsi="Times New Roman" w:cs="Times New Roman"/>
+          <w:rFonts w:eastAsia="Times New Roman" w:cstheme="minorHAnsi"/>
           <w:sz w:val="24"/>
           <w:szCs w:val="24"/>
         </w:rPr>
@@ -99,7 +120,7 @@
         </w:numPr>
         <w:spacing w:before="100" w:beforeAutospacing="1" w:after="100" w:afterAutospacing="1" w:line="240" w:lineRule="auto"/>
         <w:rPr>
-          <w:rFonts w:ascii="Times New Roman" w:eastAsia="Times New Roman" w:hAnsi="Times New Roman" w:cs="Times New Roman"/>
+          <w:rFonts w:eastAsia="Times New Roman" w:cstheme="minorHAnsi"/>
           <w:sz w:val="24"/>
           <w:szCs w:val="24"/>
         </w:rPr>
@@ -107,7 +128,7 @@
       <w:proofErr w:type="spellStart"/>
       <w:r>
         <w:rPr>
-          <w:rFonts w:ascii="Times New Roman" w:eastAsia="Times New Roman" w:hAnsi="Times New Roman" w:cs="Times New Roman"/>
+          <w:rFonts w:eastAsia="Times New Roman" w:cstheme="minorHAnsi"/>
           <w:sz w:val="24"/>
           <w:szCs w:val="24"/>
         </w:rPr>
@@ -116,19 +137,21 @@
       <w:proofErr w:type="spellEnd"/>
       <w:r>
         <w:rPr>
-          <w:rFonts w:ascii="Times New Roman" w:eastAsia="Times New Roman" w:hAnsi="Times New Roman" w:cs="Times New Roman"/>
-          <w:sz w:val="24"/>
-          <w:szCs w:val="24"/>
-        </w:rPr>
-        <w:t xml:space="preserve"> is the study of how individuals and societies allocate scarce resources to satisfy unlimited wants. It examines decision-making processes and the trade-offs involved in resource</w:t>
-      </w:r>
-      <w:r>
-        <w:rPr>
-          <w:rFonts w:ascii="Times New Roman" w:eastAsia="Times New Roman" w:hAnsi="Times New Roman" w:cs="Times New Roman"/>
-          <w:sz w:val="24"/>
-          <w:szCs w:val="24"/>
-        </w:rPr>
-        <w:t xml:space="preserve"> utilization.</w:t>
+          <w:rFonts w:eastAsia="Times New Roman" w:cstheme="minorHAnsi"/>
+          <w:sz w:val="24"/>
+          <w:szCs w:val="24"/>
+        </w:rPr>
+        <w:t xml:space="preserve"> is the study of how individuals and societies allocate scarce resources to satisfy unlimited wants. It examines d</w:t>
+      </w:r>
+      <w:bookmarkStart w:id="0" w:name="_GoBack"/>
+      <w:bookmarkEnd w:id="0"/>
+      <w:r>
+        <w:rPr>
+          <w:rFonts w:eastAsia="Times New Roman" w:cstheme="minorHAnsi"/>
+          <w:sz w:val="24"/>
+          <w:szCs w:val="24"/>
+        </w:rPr>
+        <w:t>ecision-making processes and the trade-offs involved in resource utilization.</w:t>
       </w:r>
     </w:p>
     <w:p>
@@ -139,14 +162,14 @@
         </w:numPr>
         <w:spacing w:before="100" w:beforeAutospacing="1" w:after="100" w:afterAutospacing="1" w:line="240" w:lineRule="auto"/>
         <w:rPr>
-          <w:rFonts w:ascii="Times New Roman" w:eastAsia="Times New Roman" w:hAnsi="Times New Roman" w:cs="Times New Roman"/>
-          <w:sz w:val="24"/>
-          <w:szCs w:val="24"/>
-        </w:rPr>
-      </w:pPr>
-      <w:r>
-        <w:rPr>
-          <w:rFonts w:ascii="Times New Roman" w:eastAsia="Times New Roman" w:hAnsi="Times New Roman" w:cs="Times New Roman"/>
+          <w:rFonts w:eastAsia="Times New Roman" w:cstheme="minorHAnsi"/>
+          <w:sz w:val="24"/>
+          <w:szCs w:val="24"/>
+        </w:rPr>
+      </w:pPr>
+      <w:r>
+        <w:rPr>
+          <w:rFonts w:eastAsia="Times New Roman" w:cstheme="minorHAnsi"/>
           <w:b/>
           <w:bCs/>
           <w:sz w:val="24"/>
@@ -156,7 +179,7 @@
       </w:r>
       <w:r>
         <w:rPr>
-          <w:rFonts w:ascii="Times New Roman" w:eastAsia="Times New Roman" w:hAnsi="Times New Roman" w:cs="Times New Roman"/>
+          <w:rFonts w:eastAsia="Times New Roman" w:cstheme="minorHAnsi"/>
           <w:sz w:val="24"/>
           <w:szCs w:val="24"/>
         </w:rPr>
@@ -171,7 +194,7 @@
         </w:numPr>
         <w:spacing w:before="100" w:beforeAutospacing="1" w:after="100" w:afterAutospacing="1" w:line="240" w:lineRule="auto"/>
         <w:rPr>
-          <w:rFonts w:ascii="Times New Roman" w:eastAsia="Times New Roman" w:hAnsi="Times New Roman" w:cs="Times New Roman"/>
+          <w:rFonts w:eastAsia="Times New Roman" w:cstheme="minorHAnsi"/>
           <w:sz w:val="24"/>
           <w:szCs w:val="24"/>
         </w:rPr>
@@ -179,7 +202,7 @@
       <w:proofErr w:type="spellStart"/>
       <w:r>
         <w:rPr>
-          <w:rFonts w:ascii="Times New Roman" w:eastAsia="Times New Roman" w:hAnsi="Times New Roman" w:cs="Times New Roman"/>
+          <w:rFonts w:eastAsia="Times New Roman" w:cstheme="minorHAnsi"/>
           <w:sz w:val="24"/>
           <w:szCs w:val="24"/>
         </w:rPr>
@@ -188,7 +211,7 @@
       <w:proofErr w:type="spellEnd"/>
       <w:r>
         <w:rPr>
-          <w:rFonts w:ascii="Times New Roman" w:eastAsia="Times New Roman" w:hAnsi="Times New Roman" w:cs="Times New Roman"/>
+          <w:rFonts w:eastAsia="Times New Roman" w:cstheme="minorHAnsi"/>
           <w:sz w:val="24"/>
           <w:szCs w:val="24"/>
         </w:rPr>
@@ -203,14 +226,14 @@
         </w:numPr>
         <w:spacing w:before="100" w:beforeAutospacing="1" w:after="100" w:afterAutospacing="1" w:line="240" w:lineRule="auto"/>
         <w:rPr>
-          <w:rFonts w:ascii="Times New Roman" w:eastAsia="Times New Roman" w:hAnsi="Times New Roman" w:cs="Times New Roman"/>
-          <w:sz w:val="24"/>
-          <w:szCs w:val="24"/>
-        </w:rPr>
-      </w:pPr>
-      <w:r>
-        <w:rPr>
-          <w:rFonts w:ascii="Times New Roman" w:eastAsia="Times New Roman" w:hAnsi="Times New Roman" w:cs="Times New Roman"/>
+          <w:rFonts w:eastAsia="Times New Roman" w:cstheme="minorHAnsi"/>
+          <w:sz w:val="24"/>
+          <w:szCs w:val="24"/>
+        </w:rPr>
+      </w:pPr>
+      <w:r>
+        <w:rPr>
+          <w:rFonts w:eastAsia="Times New Roman" w:cstheme="minorHAnsi"/>
           <w:b/>
           <w:bCs/>
           <w:sz w:val="24"/>
@@ -220,7 +243,7 @@
       </w:r>
       <w:r>
         <w:rPr>
-          <w:rFonts w:ascii="Times New Roman" w:eastAsia="Times New Roman" w:hAnsi="Times New Roman" w:cs="Times New Roman"/>
+          <w:rFonts w:eastAsia="Times New Roman" w:cstheme="minorHAnsi"/>
           <w:sz w:val="24"/>
           <w:szCs w:val="24"/>
         </w:rPr>
@@ -235,7 +258,7 @@
         </w:numPr>
         <w:spacing w:before="100" w:beforeAutospacing="1" w:after="100" w:afterAutospacing="1" w:line="240" w:lineRule="auto"/>
         <w:rPr>
-          <w:rFonts w:ascii="Times New Roman" w:eastAsia="Times New Roman" w:hAnsi="Times New Roman" w:cs="Times New Roman"/>
+          <w:rFonts w:eastAsia="Times New Roman" w:cstheme="minorHAnsi"/>
           <w:sz w:val="24"/>
           <w:szCs w:val="24"/>
         </w:rPr>
@@ -243,7 +266,7 @@
       <w:proofErr w:type="spellStart"/>
       <w:r>
         <w:rPr>
-          <w:rFonts w:ascii="Times New Roman" w:eastAsia="Times New Roman" w:hAnsi="Times New Roman" w:cs="Times New Roman"/>
+          <w:rFonts w:eastAsia="Times New Roman" w:cstheme="minorHAnsi"/>
           <w:sz w:val="24"/>
           <w:szCs w:val="24"/>
         </w:rPr>
@@ -252,7 +275,7 @@
       <w:proofErr w:type="spellEnd"/>
       <w:r>
         <w:rPr>
-          <w:rFonts w:ascii="Times New Roman" w:eastAsia="Times New Roman" w:hAnsi="Times New Roman" w:cs="Times New Roman"/>
+          <w:rFonts w:eastAsia="Times New Roman" w:cstheme="minorHAnsi"/>
           <w:sz w:val="24"/>
           <w:szCs w:val="24"/>
         </w:rPr>
@@ -267,14 +290,14 @@
         </w:numPr>
         <w:spacing w:before="100" w:beforeAutospacing="1" w:after="100" w:afterAutospacing="1" w:line="240" w:lineRule="auto"/>
         <w:rPr>
-          <w:rFonts w:ascii="Times New Roman" w:eastAsia="Times New Roman" w:hAnsi="Times New Roman" w:cs="Times New Roman"/>
-          <w:sz w:val="24"/>
-          <w:szCs w:val="24"/>
-        </w:rPr>
-      </w:pPr>
-      <w:r>
-        <w:rPr>
-          <w:rFonts w:ascii="Times New Roman" w:eastAsia="Times New Roman" w:hAnsi="Times New Roman" w:cs="Times New Roman"/>
+          <w:rFonts w:eastAsia="Times New Roman" w:cstheme="minorHAnsi"/>
+          <w:sz w:val="24"/>
+          <w:szCs w:val="24"/>
+        </w:rPr>
+      </w:pPr>
+      <w:r>
+        <w:rPr>
+          <w:rFonts w:eastAsia="Times New Roman" w:cstheme="minorHAnsi"/>
           <w:b/>
           <w:bCs/>
           <w:sz w:val="24"/>
@@ -284,7 +307,7 @@
       </w:r>
       <w:r>
         <w:rPr>
-          <w:rFonts w:ascii="Times New Roman" w:eastAsia="Times New Roman" w:hAnsi="Times New Roman" w:cs="Times New Roman"/>
+          <w:rFonts w:eastAsia="Times New Roman" w:cstheme="minorHAnsi"/>
           <w:sz w:val="24"/>
           <w:szCs w:val="24"/>
         </w:rPr>
@@ -298,10 +321,13 @@
           <w:numId w:val="10"/>
         </w:numPr>
         <w:spacing w:before="100" w:beforeAutospacing="1" w:after="100" w:afterAutospacing="1" w:line="240" w:lineRule="auto"/>
-      </w:pPr>
-      <w:r>
-        <w:rPr>
-          <w:rFonts w:ascii="Times New Roman" w:eastAsia="Times New Roman" w:hAnsi="Times New Roman" w:cs="Times New Roman"/>
+        <w:rPr>
+          <w:rFonts w:cstheme="minorHAnsi"/>
+        </w:rPr>
+      </w:pPr>
+      <w:r>
+        <w:rPr>
+          <w:rFonts w:eastAsia="Times New Roman" w:cstheme="minorHAnsi"/>
           <w:b/>
           <w:bCs/>
           <w:sz w:val="24"/>
@@ -311,7 +337,7 @@
       </w:r>
       <w:r>
         <w:rPr>
-          <w:rFonts w:ascii="Times New Roman" w:eastAsia="Times New Roman" w:hAnsi="Times New Roman" w:cs="Times New Roman"/>
+          <w:rFonts w:eastAsia="Times New Roman" w:cstheme="minorHAnsi"/>
           <w:sz w:val="24"/>
           <w:szCs w:val="24"/>
         </w:rPr>
@@ -320,7 +346,7 @@
       <w:proofErr w:type="spellStart"/>
       <w:r>
         <w:rPr>
-          <w:rFonts w:ascii="Times New Roman" w:eastAsia="Times New Roman" w:hAnsi="Times New Roman" w:cs="Times New Roman"/>
+          <w:rFonts w:eastAsia="Times New Roman" w:cstheme="minorHAnsi"/>
           <w:sz w:val="24"/>
           <w:szCs w:val="24"/>
         </w:rPr>
@@ -329,7 +355,7 @@
       <w:proofErr w:type="spellEnd"/>
       <w:r>
         <w:rPr>
-          <w:rFonts w:ascii="Times New Roman" w:eastAsia="Times New Roman" w:hAnsi="Times New Roman" w:cs="Times New Roman"/>
+          <w:rFonts w:eastAsia="Times New Roman" w:cstheme="minorHAnsi"/>
           <w:sz w:val="24"/>
           <w:szCs w:val="24"/>
         </w:rPr>
@@ -337,7 +363,7 @@
       </w:r>
       <w:r>
         <w:rPr>
-          <w:rFonts w:ascii="Times New Roman" w:eastAsia="Times New Roman" w:hAnsi="Times New Roman" w:cs="Times New Roman"/>
+          <w:rFonts w:eastAsia="Times New Roman" w:cstheme="minorHAnsi"/>
           <w:b/>
           <w:bCs/>
           <w:sz w:val="24"/>
@@ -347,7 +373,7 @@
       </w:r>
       <w:r>
         <w:rPr>
-          <w:rFonts w:ascii="Times New Roman" w:eastAsia="Times New Roman" w:hAnsi="Times New Roman" w:cs="Times New Roman"/>
+          <w:rFonts w:eastAsia="Times New Roman" w:cstheme="minorHAnsi"/>
           <w:sz w:val="24"/>
           <w:szCs w:val="24"/>
         </w:rPr>
@@ -356,7 +382,7 @@
       <w:proofErr w:type="spellStart"/>
       <w:r>
         <w:rPr>
-          <w:rFonts w:ascii="Times New Roman" w:eastAsia="Times New Roman" w:hAnsi="Times New Roman" w:cs="Times New Roman"/>
+          <w:rFonts w:eastAsia="Times New Roman" w:cstheme="minorHAnsi"/>
           <w:sz w:val="24"/>
           <w:szCs w:val="24"/>
         </w:rPr>
@@ -365,7 +391,7 @@
       <w:proofErr w:type="spellEnd"/>
       <w:r>
         <w:rPr>
-          <w:rFonts w:ascii="Times New Roman" w:eastAsia="Times New Roman" w:hAnsi="Times New Roman" w:cs="Times New Roman"/>
+          <w:rFonts w:eastAsia="Times New Roman" w:cstheme="minorHAnsi"/>
           <w:sz w:val="24"/>
           <w:szCs w:val="24"/>
         </w:rPr>
@@ -379,15 +405,22 @@
           <w:numId w:val="10"/>
         </w:numPr>
         <w:spacing w:before="100" w:beforeAutospacing="1" w:after="100" w:afterAutospacing="1" w:line="240" w:lineRule="auto"/>
-      </w:pPr>
-      <w:r>
-        <w:rPr>
+        <w:rPr>
+          <w:rFonts w:cstheme="minorHAnsi"/>
+        </w:rPr>
+      </w:pPr>
+      <w:r>
+        <w:rPr>
+          <w:rFonts w:cstheme="minorHAnsi"/>
           <w:b/>
           <w:bCs/>
         </w:rPr>
         <w:t>Key Concepts:</w:t>
       </w:r>
       <w:r>
+        <w:rPr>
+          <w:rFonts w:cstheme="minorHAnsi"/>
+        </w:rPr>
         <w:t xml:space="preserve"> </w:t>
       </w:r>
     </w:p>
@@ -397,15 +430,22 @@
           <w:ilvl w:val="1"/>
           <w:numId w:val="1"/>
         </w:numPr>
-      </w:pPr>
-      <w:r>
-        <w:rPr>
+        <w:rPr>
+          <w:rFonts w:cstheme="minorHAnsi"/>
+        </w:rPr>
+      </w:pPr>
+      <w:r>
+        <w:rPr>
+          <w:rFonts w:cstheme="minorHAnsi"/>
           <w:b/>
           <w:bCs/>
         </w:rPr>
         <w:t>Scarcity:</w:t>
       </w:r>
       <w:r>
+        <w:rPr>
+          <w:rFonts w:cstheme="minorHAnsi"/>
+        </w:rPr>
         <w:t xml:space="preserve"> Limited resources vs. unlimited wants.</w:t>
       </w:r>
     </w:p>
@@ -415,15 +455,22 @@
           <w:ilvl w:val="1"/>
           <w:numId w:val="1"/>
         </w:numPr>
-      </w:pPr>
-      <w:r>
-        <w:rPr>
+        <w:rPr>
+          <w:rFonts w:cstheme="minorHAnsi"/>
+        </w:rPr>
+      </w:pPr>
+      <w:r>
+        <w:rPr>
+          <w:rFonts w:cstheme="minorHAnsi"/>
           <w:b/>
           <w:bCs/>
         </w:rPr>
         <w:t>Efficiency:</w:t>
       </w:r>
       <w:r>
+        <w:rPr>
+          <w:rFonts w:cstheme="minorHAnsi"/>
+        </w:rPr>
         <w:t xml:space="preserve"> Optimal use of resources.</w:t>
       </w:r>
     </w:p>
@@ -433,15 +480,22 @@
           <w:ilvl w:val="1"/>
           <w:numId w:val="1"/>
         </w:numPr>
-      </w:pPr>
-      <w:r>
-        <w:rPr>
+        <w:rPr>
+          <w:rFonts w:cstheme="minorHAnsi"/>
+        </w:rPr>
+      </w:pPr>
+      <w:r>
+        <w:rPr>
+          <w:rFonts w:cstheme="minorHAnsi"/>
           <w:b/>
           <w:bCs/>
         </w:rPr>
         <w:t>Needs vs. Wants:</w:t>
       </w:r>
       <w:r>
+        <w:rPr>
+          <w:rFonts w:cstheme="minorHAnsi"/>
+        </w:rPr>
         <w:t xml:space="preserve"> Essential vs. desirable items.</w:t>
       </w:r>
     </w:p>
@@ -451,15 +505,22 @@
           <w:ilvl w:val="1"/>
           <w:numId w:val="1"/>
         </w:numPr>
-      </w:pPr>
-      <w:r>
-        <w:rPr>
+        <w:rPr>
+          <w:rFonts w:cstheme="minorHAnsi"/>
+        </w:rPr>
+      </w:pPr>
+      <w:r>
+        <w:rPr>
+          <w:rFonts w:cstheme="minorHAnsi"/>
           <w:b/>
           <w:bCs/>
         </w:rPr>
         <w:t>Goods vs. Services:</w:t>
       </w:r>
       <w:r>
+        <w:rPr>
+          <w:rFonts w:cstheme="minorHAnsi"/>
+        </w:rPr>
         <w:t xml:space="preserve"> Tangible products vs. actions performed.</w:t>
       </w:r>
     </w:p>
@@ -469,15 +530,22 @@
           <w:ilvl w:val="1"/>
           <w:numId w:val="1"/>
         </w:numPr>
-      </w:pPr>
-      <w:r>
-        <w:rPr>
+        <w:rPr>
+          <w:rFonts w:cstheme="minorHAnsi"/>
+        </w:rPr>
+      </w:pPr>
+      <w:r>
+        <w:rPr>
+          <w:rFonts w:cstheme="minorHAnsi"/>
           <w:b/>
           <w:bCs/>
         </w:rPr>
         <w:t>Economic Goods vs. Free Goods:</w:t>
       </w:r>
       <w:r>
+        <w:rPr>
+          <w:rFonts w:cstheme="minorHAnsi"/>
+        </w:rPr>
         <w:t xml:space="preserve"> Scarce goods with cost vs. freely available goods.</w:t>
       </w:r>
     </w:p>
@@ -487,15 +555,22 @@
           <w:ilvl w:val="0"/>
           <w:numId w:val="1"/>
         </w:numPr>
-      </w:pPr>
-      <w:r>
-        <w:rPr>
+        <w:rPr>
+          <w:rFonts w:cstheme="minorHAnsi"/>
+        </w:rPr>
+      </w:pPr>
+      <w:r>
+        <w:rPr>
+          <w:rFonts w:cstheme="minorHAnsi"/>
           <w:b/>
           <w:bCs/>
         </w:rPr>
         <w:t>Branches of Economics:</w:t>
       </w:r>
       <w:r>
+        <w:rPr>
+          <w:rFonts w:cstheme="minorHAnsi"/>
+        </w:rPr>
         <w:t xml:space="preserve"> </w:t>
       </w:r>
     </w:p>
@@ -505,15 +580,22 @@
           <w:ilvl w:val="1"/>
           <w:numId w:val="1"/>
         </w:numPr>
-      </w:pPr>
-      <w:r>
-        <w:rPr>
+        <w:rPr>
+          <w:rFonts w:cstheme="minorHAnsi"/>
+        </w:rPr>
+      </w:pPr>
+      <w:r>
+        <w:rPr>
+          <w:rFonts w:cstheme="minorHAnsi"/>
           <w:b/>
           <w:bCs/>
         </w:rPr>
         <w:t>Microeconomics:</w:t>
       </w:r>
       <w:r>
+        <w:rPr>
+          <w:rFonts w:cstheme="minorHAnsi"/>
+        </w:rPr>
         <w:t xml:space="preserve"> Focuses on individual behavior and firms.</w:t>
       </w:r>
     </w:p>
@@ -523,15 +605,22 @@
           <w:ilvl w:val="1"/>
           <w:numId w:val="1"/>
         </w:numPr>
-      </w:pPr>
-      <w:r>
-        <w:rPr>
+        <w:rPr>
+          <w:rFonts w:cstheme="minorHAnsi"/>
+        </w:rPr>
+      </w:pPr>
+      <w:r>
+        <w:rPr>
+          <w:rFonts w:cstheme="minorHAnsi"/>
           <w:b/>
           <w:bCs/>
         </w:rPr>
         <w:t>Macroeconomics:</w:t>
       </w:r>
       <w:r>
+        <w:rPr>
+          <w:rFonts w:cstheme="minorHAnsi"/>
+        </w:rPr>
         <w:t xml:space="preserve"> Studies the overall economy.</w:t>
       </w:r>
     </w:p>
@@ -541,15 +630,22 @@
           <w:ilvl w:val="0"/>
           <w:numId w:val="1"/>
         </w:numPr>
-      </w:pPr>
-      <w:r>
-        <w:rPr>
+        <w:rPr>
+          <w:rFonts w:cstheme="minorHAnsi"/>
+        </w:rPr>
+      </w:pPr>
+      <w:r>
+        <w:rPr>
+          <w:rFonts w:cstheme="minorHAnsi"/>
           <w:b/>
           <w:bCs/>
         </w:rPr>
         <w:t>Important Economists:</w:t>
       </w:r>
       <w:r>
+        <w:rPr>
+          <w:rFonts w:cstheme="minorHAnsi"/>
+        </w:rPr>
         <w:t xml:space="preserve"> </w:t>
       </w:r>
     </w:p>
@@ -559,15 +655,22 @@
           <w:ilvl w:val="1"/>
           <w:numId w:val="1"/>
         </w:numPr>
-      </w:pPr>
-      <w:r>
-        <w:rPr>
+        <w:rPr>
+          <w:rFonts w:cstheme="minorHAnsi"/>
+        </w:rPr>
+      </w:pPr>
+      <w:r>
+        <w:rPr>
+          <w:rFonts w:cstheme="minorHAnsi"/>
           <w:b/>
           <w:bCs/>
         </w:rPr>
         <w:t>Adam Smith:</w:t>
       </w:r>
       <w:r>
+        <w:rPr>
+          <w:rFonts w:cstheme="minorHAnsi"/>
+        </w:rPr>
         <w:t xml:space="preserve"> Father of Microeconomics.</w:t>
       </w:r>
     </w:p>
@@ -577,15 +680,22 @@
           <w:ilvl w:val="1"/>
           <w:numId w:val="1"/>
         </w:numPr>
-      </w:pPr>
-      <w:r>
-        <w:rPr>
+        <w:rPr>
+          <w:rFonts w:cstheme="minorHAnsi"/>
+        </w:rPr>
+      </w:pPr>
+      <w:r>
+        <w:rPr>
+          <w:rFonts w:cstheme="minorHAnsi"/>
           <w:b/>
           <w:bCs/>
         </w:rPr>
         <w:t>John Maynard Keynes:</w:t>
       </w:r>
       <w:r>
+        <w:rPr>
+          <w:rFonts w:cstheme="minorHAnsi"/>
+        </w:rPr>
         <w:t xml:space="preserve"> Founder of Macroeconomics.</w:t>
       </w:r>
     </w:p>
@@ -595,15 +705,22 @@
           <w:ilvl w:val="0"/>
           <w:numId w:val="1"/>
         </w:numPr>
-      </w:pPr>
-      <w:r>
-        <w:rPr>
+        <w:rPr>
+          <w:rFonts w:cstheme="minorHAnsi"/>
+        </w:rPr>
+      </w:pPr>
+      <w:r>
+        <w:rPr>
+          <w:rFonts w:cstheme="minorHAnsi"/>
           <w:b/>
           <w:bCs/>
         </w:rPr>
         <w:t>Economic Reasoning:</w:t>
       </w:r>
       <w:r>
+        <w:rPr>
+          <w:rFonts w:cstheme="minorHAnsi"/>
+        </w:rPr>
         <w:t xml:space="preserve"> </w:t>
       </w:r>
     </w:p>
@@ -613,15 +730,22 @@
           <w:ilvl w:val="1"/>
           <w:numId w:val="1"/>
         </w:numPr>
-      </w:pPr>
-      <w:r>
-        <w:rPr>
+        <w:rPr>
+          <w:rFonts w:cstheme="minorHAnsi"/>
+        </w:rPr>
+      </w:pPr>
+      <w:r>
+        <w:rPr>
+          <w:rFonts w:cstheme="minorHAnsi"/>
           <w:b/>
           <w:bCs/>
         </w:rPr>
         <w:t>Post Hoc Fallacy:</w:t>
       </w:r>
       <w:r>
+        <w:rPr>
+          <w:rFonts w:cstheme="minorHAnsi"/>
+        </w:rPr>
         <w:t xml:space="preserve"> Incorrectly assuming causation from sequence.</w:t>
       </w:r>
     </w:p>
@@ -631,15 +755,22 @@
           <w:ilvl w:val="1"/>
           <w:numId w:val="1"/>
         </w:numPr>
-      </w:pPr>
-      <w:r>
-        <w:rPr>
+        <w:rPr>
+          <w:rFonts w:cstheme="minorHAnsi"/>
+        </w:rPr>
+      </w:pPr>
+      <w:r>
+        <w:rPr>
+          <w:rFonts w:cstheme="minorHAnsi"/>
           <w:b/>
           <w:bCs/>
         </w:rPr>
         <w:t>Ceteris Paribus:</w:t>
       </w:r>
       <w:r>
+        <w:rPr>
+          <w:rFonts w:cstheme="minorHAnsi"/>
+        </w:rPr>
         <w:t xml:space="preserve"> Holding other factors constant.</w:t>
       </w:r>
     </w:p>
@@ -649,16 +780,22 @@
           <w:ilvl w:val="1"/>
           <w:numId w:val="1"/>
         </w:numPr>
-      </w:pPr>
-      <w:r>
-        <w:rPr>
-          <w:b/>
-          <w:bCs/>
-        </w:rPr>
-        <w:lastRenderedPageBreak/>
+        <w:rPr>
+          <w:rFonts w:cstheme="minorHAnsi"/>
+        </w:rPr>
+      </w:pPr>
+      <w:r>
+        <w:rPr>
+          <w:rFonts w:cstheme="minorHAnsi"/>
+          <w:b/>
+          <w:bCs/>
+        </w:rPr>
         <w:t>Fallacy of Composition:</w:t>
       </w:r>
       <w:r>
+        <w:rPr>
+          <w:rFonts w:cstheme="minorHAnsi"/>
+        </w:rPr>
         <w:t xml:space="preserve"> What is true for an individual may not be true for the whole.</w:t>
       </w:r>
     </w:p>
@@ -668,15 +805,22 @@
           <w:ilvl w:val="0"/>
           <w:numId w:val="1"/>
         </w:numPr>
-      </w:pPr>
-      <w:r>
-        <w:rPr>
+        <w:rPr>
+          <w:rFonts w:cstheme="minorHAnsi"/>
+        </w:rPr>
+      </w:pPr>
+      <w:r>
+        <w:rPr>
+          <w:rFonts w:cstheme="minorHAnsi"/>
           <w:b/>
           <w:bCs/>
         </w:rPr>
         <w:t>Types of Economics:</w:t>
       </w:r>
       <w:r>
+        <w:rPr>
+          <w:rFonts w:cstheme="minorHAnsi"/>
+        </w:rPr>
         <w:t xml:space="preserve"> </w:t>
       </w:r>
     </w:p>
@@ -686,15 +830,22 @@
           <w:ilvl w:val="1"/>
           <w:numId w:val="1"/>
         </w:numPr>
-      </w:pPr>
-      <w:r>
-        <w:rPr>
+        <w:rPr>
+          <w:rFonts w:cstheme="minorHAnsi"/>
+        </w:rPr>
+      </w:pPr>
+      <w:r>
+        <w:rPr>
+          <w:rFonts w:cstheme="minorHAnsi"/>
           <w:b/>
           <w:bCs/>
         </w:rPr>
         <w:t>Positive Economics:</w:t>
       </w:r>
       <w:r>
+        <w:rPr>
+          <w:rFonts w:cstheme="minorHAnsi"/>
+        </w:rPr>
         <w:t xml:space="preserve"> Based on facts.</w:t>
       </w:r>
     </w:p>
@@ -704,15 +855,23 @@
           <w:ilvl w:val="1"/>
           <w:numId w:val="1"/>
         </w:numPr>
-      </w:pPr>
-      <w:r>
-        <w:rPr>
-          <w:b/>
-          <w:bCs/>
-        </w:rPr>
+        <w:rPr>
+          <w:rFonts w:cstheme="minorHAnsi"/>
+        </w:rPr>
+      </w:pPr>
+      <w:r>
+        <w:rPr>
+          <w:rFonts w:cstheme="minorHAnsi"/>
+          <w:b/>
+          <w:bCs/>
+        </w:rPr>
+        <w:lastRenderedPageBreak/>
         <w:t>Normative Economics:</w:t>
       </w:r>
       <w:r>
+        <w:rPr>
+          <w:rFonts w:cstheme="minorHAnsi"/>
+        </w:rPr>
         <w:t xml:space="preserve"> Based on opinions and values.</w:t>
       </w:r>
     </w:p>
@@ -722,15 +881,22 @@
           <w:ilvl w:val="0"/>
           <w:numId w:val="1"/>
         </w:numPr>
-      </w:pPr>
-      <w:r>
-        <w:rPr>
+        <w:rPr>
+          <w:rFonts w:cstheme="minorHAnsi"/>
+        </w:rPr>
+      </w:pPr>
+      <w:r>
+        <w:rPr>
+          <w:rFonts w:cstheme="minorHAnsi"/>
           <w:b/>
           <w:bCs/>
         </w:rPr>
         <w:t>Fundamental Problems of Economics:</w:t>
       </w:r>
       <w:r>
+        <w:rPr>
+          <w:rFonts w:cstheme="minorHAnsi"/>
+        </w:rPr>
         <w:t xml:space="preserve"> </w:t>
       </w:r>
     </w:p>
@@ -740,8 +906,14 @@
           <w:ilvl w:val="1"/>
           <w:numId w:val="2"/>
         </w:numPr>
-      </w:pPr>
-      <w:r>
+        <w:rPr>
+          <w:rFonts w:cstheme="minorHAnsi"/>
+        </w:rPr>
+      </w:pPr>
+      <w:r>
+        <w:rPr>
+          <w:rFonts w:cstheme="minorHAnsi"/>
+        </w:rPr>
         <w:t>What to produce?</w:t>
       </w:r>
     </w:p>
@@ -751,8 +923,14 @@
           <w:ilvl w:val="1"/>
           <w:numId w:val="2"/>
         </w:numPr>
-      </w:pPr>
-      <w:r>
+        <w:rPr>
+          <w:rFonts w:cstheme="minorHAnsi"/>
+        </w:rPr>
+      </w:pPr>
+      <w:r>
+        <w:rPr>
+          <w:rFonts w:cstheme="minorHAnsi"/>
+        </w:rPr>
         <w:t>How to produce?</w:t>
       </w:r>
     </w:p>
@@ -762,8 +940,14 @@
           <w:ilvl w:val="1"/>
           <w:numId w:val="2"/>
         </w:numPr>
-      </w:pPr>
-      <w:r>
+        <w:rPr>
+          <w:rFonts w:cstheme="minorHAnsi"/>
+        </w:rPr>
+      </w:pPr>
+      <w:r>
+        <w:rPr>
+          <w:rFonts w:cstheme="minorHAnsi"/>
+        </w:rPr>
         <w:t>For whom to produce?</w:t>
       </w:r>
     </w:p>
@@ -773,15 +957,22 @@
           <w:ilvl w:val="0"/>
           <w:numId w:val="2"/>
         </w:numPr>
-      </w:pPr>
-      <w:r>
-        <w:rPr>
+        <w:rPr>
+          <w:rFonts w:cstheme="minorHAnsi"/>
+        </w:rPr>
+      </w:pPr>
+      <w:r>
+        <w:rPr>
+          <w:rFonts w:cstheme="minorHAnsi"/>
           <w:b/>
           <w:bCs/>
         </w:rPr>
         <w:t>Factors of Production:</w:t>
       </w:r>
       <w:r>
+        <w:rPr>
+          <w:rFonts w:cstheme="minorHAnsi"/>
+        </w:rPr>
         <w:t xml:space="preserve"> </w:t>
       </w:r>
     </w:p>
@@ -791,15 +982,22 @@
           <w:ilvl w:val="1"/>
           <w:numId w:val="3"/>
         </w:numPr>
-      </w:pPr>
-      <w:r>
-        <w:rPr>
+        <w:rPr>
+          <w:rFonts w:cstheme="minorHAnsi"/>
+        </w:rPr>
+      </w:pPr>
+      <w:r>
+        <w:rPr>
+          <w:rFonts w:cstheme="minorHAnsi"/>
           <w:b/>
           <w:bCs/>
         </w:rPr>
         <w:t>Land:</w:t>
       </w:r>
       <w:r>
+        <w:rPr>
+          <w:rFonts w:cstheme="minorHAnsi"/>
+        </w:rPr>
         <w:t xml:space="preserve"> Natural resources.</w:t>
       </w:r>
     </w:p>
@@ -809,15 +1007,22 @@
           <w:ilvl w:val="1"/>
           <w:numId w:val="3"/>
         </w:numPr>
-      </w:pPr>
-      <w:r>
-        <w:rPr>
+        <w:rPr>
+          <w:rFonts w:cstheme="minorHAnsi"/>
+        </w:rPr>
+      </w:pPr>
+      <w:r>
+        <w:rPr>
+          <w:rFonts w:cstheme="minorHAnsi"/>
           <w:b/>
           <w:bCs/>
         </w:rPr>
         <w:t>Labor:</w:t>
       </w:r>
       <w:r>
+        <w:rPr>
+          <w:rFonts w:cstheme="minorHAnsi"/>
+        </w:rPr>
         <w:t xml:space="preserve"> Human work effort.</w:t>
       </w:r>
     </w:p>
@@ -827,15 +1032,22 @@
           <w:ilvl w:val="1"/>
           <w:numId w:val="3"/>
         </w:numPr>
-      </w:pPr>
-      <w:r>
-        <w:rPr>
+        <w:rPr>
+          <w:rFonts w:cstheme="minorHAnsi"/>
+        </w:rPr>
+      </w:pPr>
+      <w:r>
+        <w:rPr>
+          <w:rFonts w:cstheme="minorHAnsi"/>
           <w:b/>
           <w:bCs/>
         </w:rPr>
         <w:t>Capital:</w:t>
       </w:r>
       <w:r>
+        <w:rPr>
+          <w:rFonts w:cstheme="minorHAnsi"/>
+        </w:rPr>
         <w:t xml:space="preserve"> Tools and infrastructure.</w:t>
       </w:r>
     </w:p>
@@ -845,15 +1057,22 @@
           <w:ilvl w:val="1"/>
           <w:numId w:val="3"/>
         </w:numPr>
-      </w:pPr>
-      <w:r>
-        <w:rPr>
+        <w:rPr>
+          <w:rFonts w:cstheme="minorHAnsi"/>
+        </w:rPr>
+      </w:pPr>
+      <w:r>
+        <w:rPr>
+          <w:rFonts w:cstheme="minorHAnsi"/>
           <w:b/>
           <w:bCs/>
         </w:rPr>
         <w:t>Entrepreneurship:</w:t>
       </w:r>
       <w:r>
+        <w:rPr>
+          <w:rFonts w:cstheme="minorHAnsi"/>
+        </w:rPr>
         <w:t xml:space="preserve"> Organizing and taking risks in business.</w:t>
       </w:r>
     </w:p>
@@ -861,14 +1080,14 @@
       <w:pPr>
         <w:spacing w:before="100" w:beforeAutospacing="1" w:after="100" w:afterAutospacing="1" w:line="240" w:lineRule="auto"/>
         <w:rPr>
-          <w:rFonts w:ascii="Times New Roman" w:eastAsia="Times New Roman" w:hAnsi="Times New Roman" w:cs="Times New Roman"/>
-          <w:sz w:val="24"/>
-          <w:szCs w:val="24"/>
-        </w:rPr>
-      </w:pPr>
-      <w:r>
-        <w:rPr>
-          <w:rFonts w:ascii="Times New Roman" w:eastAsia="Times New Roman" w:hAnsi="Times New Roman" w:cs="Times New Roman"/>
+          <w:rFonts w:eastAsia="Times New Roman" w:cstheme="minorHAnsi"/>
+          <w:sz w:val="24"/>
+          <w:szCs w:val="24"/>
+        </w:rPr>
+      </w:pPr>
+      <w:r>
+        <w:rPr>
+          <w:rFonts w:eastAsia="Times New Roman" w:cstheme="minorHAnsi"/>
           <w:b/>
           <w:i/>
           <w:iCs/>
@@ -879,7 +1098,7 @@
       </w:r>
       <w:r>
         <w:rPr>
-          <w:rFonts w:ascii="Times New Roman" w:eastAsia="Times New Roman" w:hAnsi="Times New Roman" w:cs="Times New Roman"/>
+          <w:rFonts w:eastAsia="Times New Roman" w:cstheme="minorHAnsi"/>
           <w:i/>
           <w:iCs/>
           <w:sz w:val="24"/>
@@ -892,14 +1111,14 @@
       <w:pPr>
         <w:spacing w:before="100" w:beforeAutospacing="1" w:after="100" w:afterAutospacing="1" w:line="240" w:lineRule="auto"/>
         <w:rPr>
-          <w:rFonts w:ascii="Times New Roman" w:eastAsia="Times New Roman" w:hAnsi="Times New Roman" w:cs="Times New Roman"/>
-          <w:sz w:val="24"/>
-          <w:szCs w:val="24"/>
-        </w:rPr>
-      </w:pPr>
-      <w:r>
-        <w:rPr>
-          <w:rFonts w:ascii="Times New Roman" w:eastAsia="Times New Roman" w:hAnsi="Times New Roman" w:cs="Times New Roman"/>
+          <w:rFonts w:eastAsia="Times New Roman" w:cstheme="minorHAnsi"/>
+          <w:sz w:val="24"/>
+          <w:szCs w:val="24"/>
+        </w:rPr>
+      </w:pPr>
+      <w:r>
+        <w:rPr>
+          <w:rFonts w:eastAsia="Times New Roman" w:cstheme="minorHAnsi"/>
           <w:i/>
           <w:iCs/>
           <w:sz w:val="24"/>
@@ -912,15 +1131,15 @@
       <w:pPr>
         <w:spacing w:before="100" w:beforeAutospacing="1" w:after="100" w:afterAutospacing="1" w:line="240" w:lineRule="auto"/>
         <w:rPr>
-          <w:rFonts w:ascii="Times New Roman" w:eastAsia="Times New Roman" w:hAnsi="Times New Roman" w:cs="Times New Roman"/>
-          <w:b/>
-          <w:sz w:val="24"/>
-          <w:szCs w:val="24"/>
-        </w:rPr>
-      </w:pPr>
-      <w:r>
-        <w:rPr>
-          <w:rFonts w:ascii="Times New Roman" w:eastAsia="Times New Roman" w:hAnsi="Times New Roman" w:cs="Times New Roman"/>
+          <w:rFonts w:eastAsia="Times New Roman" w:cstheme="minorHAnsi"/>
+          <w:b/>
+          <w:sz w:val="24"/>
+          <w:szCs w:val="24"/>
+        </w:rPr>
+      </w:pPr>
+      <w:r>
+        <w:rPr>
+          <w:rFonts w:eastAsia="Times New Roman" w:cstheme="minorHAnsi"/>
           <w:b/>
           <w:i/>
           <w:iCs/>
@@ -934,7 +1153,7 @@
       <w:pPr>
         <w:spacing w:before="100" w:beforeAutospacing="1" w:after="100" w:afterAutospacing="1" w:line="240" w:lineRule="auto"/>
         <w:rPr>
-          <w:rFonts w:ascii="Times New Roman" w:eastAsia="Times New Roman" w:hAnsi="Times New Roman" w:cs="Times New Roman"/>
+          <w:rFonts w:eastAsia="Times New Roman" w:cstheme="minorHAnsi"/>
           <w:sz w:val="24"/>
           <w:szCs w:val="24"/>
         </w:rPr>
@@ -942,7 +1161,7 @@
       <w:proofErr w:type="spellStart"/>
       <w:r>
         <w:rPr>
-          <w:rFonts w:ascii="Times New Roman" w:eastAsia="Times New Roman" w:hAnsi="Times New Roman" w:cs="Times New Roman"/>
+          <w:rFonts w:eastAsia="Times New Roman" w:cstheme="minorHAnsi"/>
           <w:sz w:val="24"/>
           <w:szCs w:val="24"/>
         </w:rPr>
@@ -951,7 +1170,7 @@
       <w:proofErr w:type="spellEnd"/>
       <w:r>
         <w:rPr>
-          <w:rFonts w:ascii="Times New Roman" w:eastAsia="Times New Roman" w:hAnsi="Times New Roman" w:cs="Times New Roman"/>
+          <w:rFonts w:eastAsia="Times New Roman" w:cstheme="minorHAnsi"/>
           <w:sz w:val="24"/>
           <w:szCs w:val="24"/>
         </w:rPr>
@@ -960,7 +1179,7 @@
       <w:proofErr w:type="spellStart"/>
       <w:r>
         <w:rPr>
-          <w:rFonts w:ascii="Times New Roman" w:eastAsia="Times New Roman" w:hAnsi="Times New Roman" w:cs="Times New Roman"/>
+          <w:rFonts w:eastAsia="Times New Roman" w:cstheme="minorHAnsi"/>
           <w:sz w:val="24"/>
           <w:szCs w:val="24"/>
         </w:rPr>
@@ -969,7 +1188,7 @@
       <w:proofErr w:type="spellEnd"/>
       <w:r>
         <w:rPr>
-          <w:rFonts w:ascii="Times New Roman" w:eastAsia="Times New Roman" w:hAnsi="Times New Roman" w:cs="Times New Roman"/>
+          <w:rFonts w:eastAsia="Times New Roman" w:cstheme="minorHAnsi"/>
           <w:sz w:val="24"/>
           <w:szCs w:val="24"/>
         </w:rPr>
@@ -980,7 +1199,7 @@
       <w:pPr>
         <w:spacing w:before="100" w:beforeAutospacing="1" w:after="100" w:afterAutospacing="1" w:line="240" w:lineRule="auto"/>
         <w:rPr>
-          <w:rFonts w:ascii="Times New Roman" w:eastAsia="Times New Roman" w:hAnsi="Times New Roman" w:cs="Times New Roman"/>
+          <w:rFonts w:eastAsia="Times New Roman" w:cstheme="minorHAnsi"/>
           <w:sz w:val="24"/>
           <w:szCs w:val="24"/>
         </w:rPr>
@@ -988,7 +1207,7 @@
       <w:proofErr w:type="spellStart"/>
       <w:r>
         <w:rPr>
-          <w:rFonts w:ascii="Times New Roman" w:eastAsia="Times New Roman" w:hAnsi="Times New Roman" w:cs="Times New Roman"/>
+          <w:rFonts w:eastAsia="Times New Roman" w:cstheme="minorHAnsi"/>
           <w:sz w:val="24"/>
           <w:szCs w:val="24"/>
         </w:rPr>
@@ -997,7 +1216,7 @@
       <w:proofErr w:type="spellEnd"/>
       <w:r>
         <w:rPr>
-          <w:rFonts w:ascii="Times New Roman" w:eastAsia="Times New Roman" w:hAnsi="Times New Roman" w:cs="Times New Roman"/>
+          <w:rFonts w:eastAsia="Times New Roman" w:cstheme="minorHAnsi"/>
           <w:sz w:val="24"/>
           <w:szCs w:val="24"/>
         </w:rPr>
@@ -1006,7 +1225,7 @@
       <w:proofErr w:type="spellStart"/>
       <w:r>
         <w:rPr>
-          <w:rFonts w:ascii="Times New Roman" w:eastAsia="Times New Roman" w:hAnsi="Times New Roman" w:cs="Times New Roman"/>
+          <w:rFonts w:eastAsia="Times New Roman" w:cstheme="minorHAnsi"/>
           <w:sz w:val="24"/>
           <w:szCs w:val="24"/>
         </w:rPr>
@@ -1015,7 +1234,7 @@
       <w:proofErr w:type="spellEnd"/>
       <w:r>
         <w:rPr>
-          <w:rFonts w:ascii="Times New Roman" w:eastAsia="Times New Roman" w:hAnsi="Times New Roman" w:cs="Times New Roman"/>
+          <w:rFonts w:eastAsia="Times New Roman" w:cstheme="minorHAnsi"/>
           <w:sz w:val="24"/>
           <w:szCs w:val="24"/>
         </w:rPr>
@@ -1026,7 +1245,7 @@
       <w:pPr>
         <w:spacing w:before="100" w:beforeAutospacing="1" w:after="100" w:afterAutospacing="1" w:line="240" w:lineRule="auto"/>
         <w:rPr>
-          <w:rFonts w:ascii="Times New Roman" w:eastAsia="Times New Roman" w:hAnsi="Times New Roman" w:cs="Times New Roman"/>
+          <w:rFonts w:eastAsia="Times New Roman" w:cstheme="minorHAnsi"/>
           <w:sz w:val="24"/>
           <w:szCs w:val="24"/>
         </w:rPr>
@@ -1034,7 +1253,7 @@
       <w:proofErr w:type="spellStart"/>
       <w:r>
         <w:rPr>
-          <w:rFonts w:ascii="Times New Roman" w:eastAsia="Times New Roman" w:hAnsi="Times New Roman" w:cs="Times New Roman"/>
+          <w:rFonts w:eastAsia="Times New Roman" w:cstheme="minorHAnsi"/>
           <w:sz w:val="24"/>
           <w:szCs w:val="24"/>
         </w:rPr>
@@ -1043,7 +1262,7 @@
       <w:proofErr w:type="spellEnd"/>
       <w:r>
         <w:rPr>
-          <w:rFonts w:ascii="Times New Roman" w:eastAsia="Times New Roman" w:hAnsi="Times New Roman" w:cs="Times New Roman"/>
+          <w:rFonts w:eastAsia="Times New Roman" w:cstheme="minorHAnsi"/>
           <w:sz w:val="24"/>
           <w:szCs w:val="24"/>
         </w:rPr>
@@ -1058,7 +1277,7 @@
         </w:numPr>
         <w:spacing w:before="100" w:beforeAutospacing="1" w:after="100" w:afterAutospacing="1" w:line="240" w:lineRule="auto"/>
         <w:rPr>
-          <w:rFonts w:ascii="Times New Roman" w:eastAsia="Times New Roman" w:hAnsi="Times New Roman" w:cs="Times New Roman"/>
+          <w:rFonts w:eastAsia="Times New Roman" w:cstheme="minorHAnsi"/>
           <w:sz w:val="24"/>
           <w:szCs w:val="24"/>
         </w:rPr>
@@ -1066,7 +1285,7 @@
       <w:proofErr w:type="spellStart"/>
       <w:r>
         <w:rPr>
-          <w:rFonts w:ascii="Times New Roman" w:eastAsia="Times New Roman" w:hAnsi="Times New Roman" w:cs="Times New Roman"/>
+          <w:rFonts w:eastAsia="Times New Roman" w:cstheme="minorHAnsi"/>
           <w:b/>
           <w:bCs/>
           <w:sz w:val="24"/>
@@ -1077,7 +1296,7 @@
       <w:proofErr w:type="spellEnd"/>
       <w:r>
         <w:rPr>
-          <w:rFonts w:ascii="Times New Roman" w:eastAsia="Times New Roman" w:hAnsi="Times New Roman" w:cs="Times New Roman"/>
+          <w:rFonts w:eastAsia="Times New Roman" w:cstheme="minorHAnsi"/>
           <w:b/>
           <w:bCs/>
           <w:sz w:val="24"/>
@@ -1087,7 +1306,7 @@
       </w:r>
       <w:r>
         <w:rPr>
-          <w:rFonts w:ascii="Times New Roman" w:eastAsia="Times New Roman" w:hAnsi="Times New Roman" w:cs="Times New Roman"/>
+          <w:rFonts w:eastAsia="Times New Roman" w:cstheme="minorHAnsi"/>
           <w:sz w:val="24"/>
           <w:szCs w:val="24"/>
         </w:rPr>
@@ -1096,7 +1315,7 @@
       <w:proofErr w:type="spellStart"/>
       <w:r>
         <w:rPr>
-          <w:rFonts w:ascii="Times New Roman" w:eastAsia="Times New Roman" w:hAnsi="Times New Roman" w:cs="Times New Roman"/>
+          <w:rFonts w:eastAsia="Times New Roman" w:cstheme="minorHAnsi"/>
           <w:sz w:val="24"/>
           <w:szCs w:val="24"/>
         </w:rPr>
@@ -1105,7 +1324,7 @@
       <w:proofErr w:type="spellEnd"/>
       <w:r>
         <w:rPr>
-          <w:rFonts w:ascii="Times New Roman" w:eastAsia="Times New Roman" w:hAnsi="Times New Roman" w:cs="Times New Roman"/>
+          <w:rFonts w:eastAsia="Times New Roman" w:cstheme="minorHAnsi"/>
           <w:sz w:val="24"/>
           <w:szCs w:val="24"/>
         </w:rPr>
@@ -1120,7 +1339,7 @@
         </w:numPr>
         <w:spacing w:before="100" w:beforeAutospacing="1" w:after="100" w:afterAutospacing="1" w:line="240" w:lineRule="auto"/>
         <w:rPr>
-          <w:rFonts w:ascii="Times New Roman" w:eastAsia="Times New Roman" w:hAnsi="Times New Roman" w:cs="Times New Roman"/>
+          <w:rFonts w:eastAsia="Times New Roman" w:cstheme="minorHAnsi"/>
           <w:sz w:val="24"/>
           <w:szCs w:val="24"/>
         </w:rPr>
@@ -1128,19 +1347,18 @@
       <w:proofErr w:type="spellStart"/>
       <w:r>
         <w:rPr>
-          <w:rFonts w:ascii="Times New Roman" w:eastAsia="Times New Roman" w:hAnsi="Times New Roman" w:cs="Times New Roman"/>
-          <w:b/>
-          <w:bCs/>
-          <w:sz w:val="24"/>
-          <w:szCs w:val="24"/>
-        </w:rPr>
-        <w:lastRenderedPageBreak/>
+          <w:rFonts w:eastAsia="Times New Roman" w:cstheme="minorHAnsi"/>
+          <w:b/>
+          <w:bCs/>
+          <w:sz w:val="24"/>
+          <w:szCs w:val="24"/>
+        </w:rPr>
         <w:t>Macroeconos</w:t>
       </w:r>
       <w:proofErr w:type="spellEnd"/>
       <w:r>
         <w:rPr>
-          <w:rFonts w:ascii="Times New Roman" w:eastAsia="Times New Roman" w:hAnsi="Times New Roman" w:cs="Times New Roman"/>
+          <w:rFonts w:eastAsia="Times New Roman" w:cstheme="minorHAnsi"/>
           <w:b/>
           <w:bCs/>
           <w:sz w:val="24"/>
@@ -1150,7 +1368,7 @@
       </w:r>
       <w:r>
         <w:rPr>
-          <w:rFonts w:ascii="Times New Roman" w:eastAsia="Times New Roman" w:hAnsi="Times New Roman" w:cs="Times New Roman"/>
+          <w:rFonts w:eastAsia="Times New Roman" w:cstheme="minorHAnsi"/>
           <w:sz w:val="24"/>
           <w:szCs w:val="24"/>
         </w:rPr>
@@ -1159,7 +1377,7 @@
       <w:proofErr w:type="spellStart"/>
       <w:r>
         <w:rPr>
-          <w:rFonts w:ascii="Times New Roman" w:eastAsia="Times New Roman" w:hAnsi="Times New Roman" w:cs="Times New Roman"/>
+          <w:rFonts w:eastAsia="Times New Roman" w:cstheme="minorHAnsi"/>
           <w:sz w:val="24"/>
           <w:szCs w:val="24"/>
         </w:rPr>
@@ -1168,7 +1386,7 @@
       <w:proofErr w:type="spellEnd"/>
       <w:r>
         <w:rPr>
-          <w:rFonts w:ascii="Times New Roman" w:eastAsia="Times New Roman" w:hAnsi="Times New Roman" w:cs="Times New Roman"/>
+          <w:rFonts w:eastAsia="Times New Roman" w:cstheme="minorHAnsi"/>
           <w:sz w:val="24"/>
           <w:szCs w:val="24"/>
         </w:rPr>
@@ -1179,14 +1397,14 @@
       <w:pPr>
         <w:spacing w:before="100" w:beforeAutospacing="1" w:after="0" w:line="240" w:lineRule="auto"/>
         <w:rPr>
-          <w:rFonts w:ascii="Times New Roman" w:eastAsia="Times New Roman" w:hAnsi="Times New Roman" w:cs="Times New Roman"/>
-          <w:sz w:val="24"/>
-          <w:szCs w:val="24"/>
-        </w:rPr>
-      </w:pPr>
-      <w:r>
-        <w:rPr>
-          <w:rFonts w:ascii="Times New Roman" w:eastAsia="Times New Roman" w:hAnsi="Times New Roman" w:cs="Times New Roman"/>
+          <w:rFonts w:eastAsia="Times New Roman" w:cstheme="minorHAnsi"/>
+          <w:sz w:val="24"/>
+          <w:szCs w:val="24"/>
+        </w:rPr>
+      </w:pPr>
+      <w:r>
+        <w:rPr>
+          <w:rFonts w:eastAsia="Times New Roman" w:cstheme="minorHAnsi"/>
           <w:sz w:val="24"/>
           <w:szCs w:val="24"/>
         </w:rPr>
@@ -1195,7 +1413,7 @@
       <w:proofErr w:type="spellStart"/>
       <w:r>
         <w:rPr>
-          <w:rFonts w:ascii="Times New Roman" w:eastAsia="Times New Roman" w:hAnsi="Times New Roman" w:cs="Times New Roman"/>
+          <w:rFonts w:eastAsia="Times New Roman" w:cstheme="minorHAnsi"/>
           <w:sz w:val="24"/>
           <w:szCs w:val="24"/>
         </w:rPr>
@@ -1204,7 +1422,7 @@
       <w:proofErr w:type="spellEnd"/>
       <w:r>
         <w:rPr>
-          <w:rFonts w:ascii="Times New Roman" w:eastAsia="Times New Roman" w:hAnsi="Times New Roman" w:cs="Times New Roman"/>
+          <w:rFonts w:eastAsia="Times New Roman" w:cstheme="minorHAnsi"/>
           <w:sz w:val="24"/>
           <w:szCs w:val="24"/>
         </w:rPr>
@@ -1213,7 +1431,7 @@
       <w:proofErr w:type="spellStart"/>
       <w:r>
         <w:rPr>
-          <w:rFonts w:ascii="Times New Roman" w:eastAsia="Times New Roman" w:hAnsi="Times New Roman" w:cs="Times New Roman"/>
+          <w:rFonts w:eastAsia="Times New Roman" w:cstheme="minorHAnsi"/>
           <w:sz w:val="24"/>
           <w:szCs w:val="24"/>
         </w:rPr>
@@ -1222,7 +1440,7 @@
       <w:proofErr w:type="spellEnd"/>
       <w:r>
         <w:rPr>
-          <w:rFonts w:ascii="Times New Roman" w:eastAsia="Times New Roman" w:hAnsi="Times New Roman" w:cs="Times New Roman"/>
+          <w:rFonts w:eastAsia="Times New Roman" w:cstheme="minorHAnsi"/>
           <w:sz w:val="24"/>
           <w:szCs w:val="24"/>
         </w:rPr>
@@ -1231,7 +1449,7 @@
       <w:proofErr w:type="spellStart"/>
       <w:r>
         <w:rPr>
-          <w:rFonts w:ascii="Times New Roman" w:eastAsia="Times New Roman" w:hAnsi="Times New Roman" w:cs="Times New Roman"/>
+          <w:rFonts w:eastAsia="Times New Roman" w:cstheme="minorHAnsi"/>
           <w:sz w:val="24"/>
           <w:szCs w:val="24"/>
         </w:rPr>
@@ -1240,7 +1458,7 @@
       <w:proofErr w:type="spellEnd"/>
       <w:r>
         <w:rPr>
-          <w:rFonts w:ascii="Times New Roman" w:eastAsia="Times New Roman" w:hAnsi="Times New Roman" w:cs="Times New Roman"/>
+          <w:rFonts w:eastAsia="Times New Roman" w:cstheme="minorHAnsi"/>
           <w:sz w:val="24"/>
           <w:szCs w:val="24"/>
         </w:rPr>
@@ -1252,19 +1470,19 @@
         <w:spacing w:after="0"/>
         <w:jc w:val="center"/>
         <w:rPr>
-          <w:rFonts w:ascii="Times New Roman" w:eastAsia="Times New Roman" w:hAnsi="Times New Roman" w:cs="Times New Roman"/>
-          <w:sz w:val="24"/>
-          <w:szCs w:val="24"/>
-        </w:rPr>
-      </w:pPr>
-      <w:r>
-        <w:rPr>
-          <w:rFonts w:ascii="Times New Roman" w:eastAsia="Times New Roman" w:hAnsi="Times New Roman" w:cs="Times New Roman"/>
+          <w:rFonts w:eastAsia="Times New Roman" w:cstheme="minorHAnsi"/>
+          <w:sz w:val="24"/>
+          <w:szCs w:val="24"/>
+        </w:rPr>
+      </w:pPr>
+      <w:r>
+        <w:rPr>
+          <w:rFonts w:eastAsia="Times New Roman" w:cstheme="minorHAnsi"/>
           <w:sz w:val="24"/>
           <w:szCs w:val="24"/>
         </w:rPr>
         <w:pict>
-          <v:rect id="_x0000_i1071" style="width:468pt;height:1.5pt" o:hralign="center" o:hrstd="t" o:hr="t" fillcolor="#a0a0a0" stroked="f"/>
+          <v:rect id="_x0000_i1025" style="width:468pt;height:1.5pt" o:hralign="center" o:hrstd="t" o:hr="t" fillcolor="#a0a0a0" stroked="f"/>
         </w:pict>
       </w:r>
     </w:p>
@@ -1273,7 +1491,7 @@
         <w:spacing w:after="0"/>
         <w:jc w:val="center"/>
         <w:rPr>
-          <w:rFonts w:ascii="Times New Roman" w:eastAsia="Times New Roman" w:hAnsi="Times New Roman" w:cs="Times New Roman"/>
+          <w:rFonts w:eastAsia="Times New Roman" w:cstheme="minorHAnsi"/>
           <w:sz w:val="24"/>
           <w:szCs w:val="24"/>
         </w:rPr>
@@ -1285,7 +1503,7 @@
         <w:jc w:val="center"/>
         <w:outlineLvl w:val="2"/>
         <w:rPr>
-          <w:rFonts w:ascii="Times New Roman" w:eastAsia="Times New Roman" w:hAnsi="Times New Roman" w:cs="Times New Roman"/>
+          <w:rFonts w:eastAsia="Times New Roman" w:cstheme="minorHAnsi"/>
           <w:b/>
           <w:bCs/>
           <w:sz w:val="27"/>
@@ -1295,7 +1513,7 @@
       </w:pPr>
       <w:r>
         <w:rPr>
-          <w:rFonts w:ascii="Times New Roman" w:eastAsia="Times New Roman" w:hAnsi="Times New Roman" w:cs="Times New Roman"/>
+          <w:rFonts w:eastAsia="Times New Roman" w:cstheme="minorHAnsi"/>
           <w:b/>
           <w:bCs/>
           <w:sz w:val="27"/>
@@ -1309,19 +1527,20 @@
       <w:pPr>
         <w:spacing w:before="100" w:beforeAutospacing="1" w:after="100" w:afterAutospacing="1" w:line="240" w:lineRule="auto"/>
         <w:rPr>
-          <w:rFonts w:ascii="Times New Roman" w:eastAsia="Times New Roman" w:hAnsi="Times New Roman" w:cs="Times New Roman"/>
-          <w:sz w:val="24"/>
-          <w:szCs w:val="24"/>
-        </w:rPr>
-      </w:pPr>
-      <w:r>
-        <w:rPr>
-          <w:rFonts w:ascii="Times New Roman" w:eastAsia="Times New Roman" w:hAnsi="Times New Roman" w:cs="Times New Roman"/>
-          <w:b/>
-          <w:bCs/>
-          <w:sz w:val="24"/>
-          <w:szCs w:val="24"/>
-        </w:rPr>
+          <w:rFonts w:eastAsia="Times New Roman" w:cstheme="minorHAnsi"/>
+          <w:sz w:val="24"/>
+          <w:szCs w:val="24"/>
+        </w:rPr>
+      </w:pPr>
+      <w:r>
+        <w:rPr>
+          <w:rFonts w:eastAsia="Times New Roman" w:cstheme="minorHAnsi"/>
+          <w:b/>
+          <w:bCs/>
+          <w:sz w:val="24"/>
+          <w:szCs w:val="24"/>
+        </w:rPr>
+        <w:lastRenderedPageBreak/>
         <w:t>Summary:</w:t>
       </w:r>
     </w:p>
@@ -1333,14 +1552,14 @@
         </w:numPr>
         <w:spacing w:before="100" w:beforeAutospacing="1" w:after="100" w:afterAutospacing="1" w:line="240" w:lineRule="auto"/>
         <w:rPr>
-          <w:rFonts w:ascii="Times New Roman" w:eastAsia="Times New Roman" w:hAnsi="Times New Roman" w:cs="Times New Roman"/>
-          <w:sz w:val="24"/>
-          <w:szCs w:val="24"/>
-        </w:rPr>
-      </w:pPr>
-      <w:r>
-        <w:rPr>
-          <w:rFonts w:ascii="Times New Roman" w:eastAsia="Times New Roman" w:hAnsi="Times New Roman" w:cs="Times New Roman"/>
+          <w:rFonts w:eastAsia="Times New Roman" w:cstheme="minorHAnsi"/>
+          <w:sz w:val="24"/>
+          <w:szCs w:val="24"/>
+        </w:rPr>
+      </w:pPr>
+      <w:r>
+        <w:rPr>
+          <w:rFonts w:eastAsia="Times New Roman" w:cstheme="minorHAnsi"/>
           <w:b/>
           <w:bCs/>
           <w:sz w:val="24"/>
@@ -1350,7 +1569,7 @@
       </w:r>
       <w:r>
         <w:rPr>
-          <w:rFonts w:ascii="Times New Roman" w:eastAsia="Times New Roman" w:hAnsi="Times New Roman" w:cs="Times New Roman"/>
+          <w:rFonts w:eastAsia="Times New Roman" w:cstheme="minorHAnsi"/>
           <w:sz w:val="24"/>
           <w:szCs w:val="24"/>
         </w:rPr>
@@ -1358,7 +1577,7 @@
       </w:r>
       <w:r>
         <w:rPr>
-          <w:rFonts w:ascii="Times New Roman" w:eastAsia="Times New Roman" w:hAnsi="Times New Roman" w:cs="Times New Roman"/>
+          <w:rFonts w:eastAsia="Times New Roman" w:cstheme="minorHAnsi"/>
           <w:b/>
           <w:bCs/>
           <w:sz w:val="24"/>
@@ -1368,7 +1587,7 @@
       </w:r>
       <w:r>
         <w:rPr>
-          <w:rFonts w:ascii="Times New Roman" w:eastAsia="Times New Roman" w:hAnsi="Times New Roman" w:cs="Times New Roman"/>
+          <w:rFonts w:eastAsia="Times New Roman" w:cstheme="minorHAnsi"/>
           <w:sz w:val="24"/>
           <w:szCs w:val="24"/>
         </w:rPr>
@@ -1377,7 +1596,7 @@
       <w:proofErr w:type="spellStart"/>
       <w:r>
         <w:rPr>
-          <w:rFonts w:ascii="Times New Roman" w:eastAsia="Times New Roman" w:hAnsi="Times New Roman" w:cs="Times New Roman"/>
+          <w:rFonts w:eastAsia="Times New Roman" w:cstheme="minorHAnsi"/>
           <w:sz w:val="24"/>
           <w:szCs w:val="24"/>
         </w:rPr>
@@ -1386,7 +1605,7 @@
       <w:proofErr w:type="spellEnd"/>
       <w:r>
         <w:rPr>
-          <w:rFonts w:ascii="Times New Roman" w:eastAsia="Times New Roman" w:hAnsi="Times New Roman" w:cs="Times New Roman"/>
+          <w:rFonts w:eastAsia="Times New Roman" w:cstheme="minorHAnsi"/>
           <w:sz w:val="24"/>
           <w:szCs w:val="24"/>
         </w:rPr>
@@ -1394,7 +1613,7 @@
       </w:r>
       <w:r>
         <w:rPr>
-          <w:rFonts w:ascii="Times New Roman" w:eastAsia="Times New Roman" w:hAnsi="Times New Roman" w:cs="Times New Roman"/>
+          <w:rFonts w:eastAsia="Times New Roman" w:cstheme="minorHAnsi"/>
           <w:b/>
           <w:bCs/>
           <w:sz w:val="24"/>
@@ -1404,7 +1623,7 @@
       </w:r>
       <w:r>
         <w:rPr>
-          <w:rFonts w:ascii="Times New Roman" w:eastAsia="Times New Roman" w:hAnsi="Times New Roman" w:cs="Times New Roman"/>
+          <w:rFonts w:eastAsia="Times New Roman" w:cstheme="minorHAnsi"/>
           <w:sz w:val="24"/>
           <w:szCs w:val="24"/>
         </w:rPr>
@@ -1413,7 +1632,7 @@
       <w:proofErr w:type="spellStart"/>
       <w:r>
         <w:rPr>
-          <w:rFonts w:ascii="Times New Roman" w:eastAsia="Times New Roman" w:hAnsi="Times New Roman" w:cs="Times New Roman"/>
+          <w:rFonts w:eastAsia="Times New Roman" w:cstheme="minorHAnsi"/>
           <w:sz w:val="24"/>
           <w:szCs w:val="24"/>
         </w:rPr>
@@ -1422,7 +1641,7 @@
       <w:proofErr w:type="spellEnd"/>
       <w:r>
         <w:rPr>
-          <w:rFonts w:ascii="Times New Roman" w:eastAsia="Times New Roman" w:hAnsi="Times New Roman" w:cs="Times New Roman"/>
+          <w:rFonts w:eastAsia="Times New Roman" w:cstheme="minorHAnsi"/>
           <w:sz w:val="24"/>
           <w:szCs w:val="24"/>
         </w:rPr>
@@ -1430,7 +1649,7 @@
       </w:r>
       <w:r>
         <w:rPr>
-          <w:rFonts w:ascii="Times New Roman" w:eastAsia="Times New Roman" w:hAnsi="Times New Roman" w:cs="Times New Roman"/>
+          <w:rFonts w:eastAsia="Times New Roman" w:cstheme="minorHAnsi"/>
           <w:b/>
           <w:bCs/>
           <w:sz w:val="24"/>
@@ -1440,7 +1659,7 @@
       </w:r>
       <w:r>
         <w:rPr>
-          <w:rFonts w:ascii="Times New Roman" w:eastAsia="Times New Roman" w:hAnsi="Times New Roman" w:cs="Times New Roman"/>
+          <w:rFonts w:eastAsia="Times New Roman" w:cstheme="minorHAnsi"/>
           <w:sz w:val="24"/>
           <w:szCs w:val="24"/>
         </w:rPr>
@@ -1449,7 +1668,7 @@
       <w:proofErr w:type="spellStart"/>
       <w:r>
         <w:rPr>
-          <w:rFonts w:ascii="Times New Roman" w:eastAsia="Times New Roman" w:hAnsi="Times New Roman" w:cs="Times New Roman"/>
+          <w:rFonts w:eastAsia="Times New Roman" w:cstheme="minorHAnsi"/>
           <w:sz w:val="24"/>
           <w:szCs w:val="24"/>
         </w:rPr>
@@ -1458,7 +1677,7 @@
       <w:proofErr w:type="spellEnd"/>
       <w:r>
         <w:rPr>
-          <w:rFonts w:ascii="Times New Roman" w:eastAsia="Times New Roman" w:hAnsi="Times New Roman" w:cs="Times New Roman"/>
+          <w:rFonts w:eastAsia="Times New Roman" w:cstheme="minorHAnsi"/>
           <w:sz w:val="24"/>
           <w:szCs w:val="24"/>
         </w:rPr>
@@ -1466,7 +1685,7 @@
       </w:r>
       <w:r>
         <w:rPr>
-          <w:rFonts w:ascii="Times New Roman" w:eastAsia="Times New Roman" w:hAnsi="Times New Roman" w:cs="Times New Roman"/>
+          <w:rFonts w:eastAsia="Times New Roman" w:cstheme="minorHAnsi"/>
           <w:b/>
           <w:bCs/>
           <w:sz w:val="24"/>
@@ -1476,7 +1695,7 @@
       </w:r>
       <w:r>
         <w:rPr>
-          <w:rFonts w:ascii="Times New Roman" w:eastAsia="Times New Roman" w:hAnsi="Times New Roman" w:cs="Times New Roman"/>
+          <w:rFonts w:eastAsia="Times New Roman" w:cstheme="minorHAnsi"/>
           <w:sz w:val="24"/>
           <w:szCs w:val="24"/>
         </w:rPr>
@@ -1485,7 +1704,7 @@
       <w:proofErr w:type="spellStart"/>
       <w:r>
         <w:rPr>
-          <w:rFonts w:ascii="Times New Roman" w:eastAsia="Times New Roman" w:hAnsi="Times New Roman" w:cs="Times New Roman"/>
+          <w:rFonts w:eastAsia="Times New Roman" w:cstheme="minorHAnsi"/>
           <w:sz w:val="24"/>
           <w:szCs w:val="24"/>
         </w:rPr>
@@ -1494,7 +1713,7 @@
       <w:proofErr w:type="spellEnd"/>
       <w:r>
         <w:rPr>
-          <w:rFonts w:ascii="Times New Roman" w:eastAsia="Times New Roman" w:hAnsi="Times New Roman" w:cs="Times New Roman"/>
+          <w:rFonts w:eastAsia="Times New Roman" w:cstheme="minorHAnsi"/>
           <w:sz w:val="24"/>
           <w:szCs w:val="24"/>
         </w:rPr>
@@ -1502,7 +1721,7 @@
       </w:r>
       <w:r>
         <w:rPr>
-          <w:rFonts w:ascii="Times New Roman" w:eastAsia="Times New Roman" w:hAnsi="Times New Roman" w:cs="Times New Roman"/>
+          <w:rFonts w:eastAsia="Times New Roman" w:cstheme="minorHAnsi"/>
           <w:b/>
           <w:bCs/>
           <w:sz w:val="24"/>
@@ -1512,7 +1731,7 @@
       </w:r>
       <w:r>
         <w:rPr>
-          <w:rFonts w:ascii="Times New Roman" w:eastAsia="Times New Roman" w:hAnsi="Times New Roman" w:cs="Times New Roman"/>
+          <w:rFonts w:eastAsia="Times New Roman" w:cstheme="minorHAnsi"/>
           <w:sz w:val="24"/>
           <w:szCs w:val="24"/>
         </w:rPr>
@@ -1527,14 +1746,14 @@
         </w:numPr>
         <w:spacing w:before="100" w:beforeAutospacing="1" w:after="100" w:afterAutospacing="1" w:line="240" w:lineRule="auto"/>
         <w:rPr>
-          <w:rFonts w:ascii="Times New Roman" w:eastAsia="Times New Roman" w:hAnsi="Times New Roman" w:cs="Times New Roman"/>
-          <w:sz w:val="24"/>
-          <w:szCs w:val="24"/>
-        </w:rPr>
-      </w:pPr>
-      <w:r>
-        <w:rPr>
-          <w:rFonts w:ascii="Times New Roman" w:eastAsia="Times New Roman" w:hAnsi="Times New Roman" w:cs="Times New Roman"/>
+          <w:rFonts w:eastAsia="Times New Roman" w:cstheme="minorHAnsi"/>
+          <w:sz w:val="24"/>
+          <w:szCs w:val="24"/>
+        </w:rPr>
+      </w:pPr>
+      <w:r>
+        <w:rPr>
+          <w:rFonts w:eastAsia="Times New Roman" w:cstheme="minorHAnsi"/>
           <w:b/>
           <w:bCs/>
           <w:sz w:val="24"/>
@@ -1544,7 +1763,7 @@
       </w:r>
       <w:r>
         <w:rPr>
-          <w:rFonts w:ascii="Times New Roman" w:eastAsia="Times New Roman" w:hAnsi="Times New Roman" w:cs="Times New Roman"/>
+          <w:rFonts w:eastAsia="Times New Roman" w:cstheme="minorHAnsi"/>
           <w:sz w:val="24"/>
           <w:szCs w:val="24"/>
         </w:rPr>
@@ -1553,7 +1772,7 @@
       <w:proofErr w:type="spellStart"/>
       <w:r>
         <w:rPr>
-          <w:rFonts w:ascii="Times New Roman" w:eastAsia="Times New Roman" w:hAnsi="Times New Roman" w:cs="Times New Roman"/>
+          <w:rFonts w:eastAsia="Times New Roman" w:cstheme="minorHAnsi"/>
           <w:sz w:val="24"/>
           <w:szCs w:val="24"/>
         </w:rPr>
@@ -1562,7 +1781,7 @@
       <w:proofErr w:type="spellEnd"/>
       <w:r>
         <w:rPr>
-          <w:rFonts w:ascii="Times New Roman" w:eastAsia="Times New Roman" w:hAnsi="Times New Roman" w:cs="Times New Roman"/>
+          <w:rFonts w:eastAsia="Times New Roman" w:cstheme="minorHAnsi"/>
           <w:sz w:val="24"/>
           <w:szCs w:val="24"/>
         </w:rPr>
@@ -1570,7 +1789,7 @@
       </w:r>
       <w:r>
         <w:rPr>
-          <w:rFonts w:ascii="Times New Roman" w:eastAsia="Times New Roman" w:hAnsi="Times New Roman" w:cs="Times New Roman"/>
+          <w:rFonts w:eastAsia="Times New Roman" w:cstheme="minorHAnsi"/>
           <w:b/>
           <w:bCs/>
           <w:sz w:val="24"/>
@@ -1580,7 +1799,7 @@
       </w:r>
       <w:r>
         <w:rPr>
-          <w:rFonts w:ascii="Times New Roman" w:eastAsia="Times New Roman" w:hAnsi="Times New Roman" w:cs="Times New Roman"/>
+          <w:rFonts w:eastAsia="Times New Roman" w:cstheme="minorHAnsi"/>
           <w:sz w:val="24"/>
           <w:szCs w:val="24"/>
         </w:rPr>
@@ -1589,7 +1808,7 @@
       <w:proofErr w:type="spellStart"/>
       <w:r>
         <w:rPr>
-          <w:rFonts w:ascii="Times New Roman" w:eastAsia="Times New Roman" w:hAnsi="Times New Roman" w:cs="Times New Roman"/>
+          <w:rFonts w:eastAsia="Times New Roman" w:cstheme="minorHAnsi"/>
           <w:sz w:val="24"/>
           <w:szCs w:val="24"/>
         </w:rPr>
@@ -1598,7 +1817,7 @@
       <w:proofErr w:type="spellEnd"/>
       <w:r>
         <w:rPr>
-          <w:rFonts w:ascii="Times New Roman" w:eastAsia="Times New Roman" w:hAnsi="Times New Roman" w:cs="Times New Roman"/>
+          <w:rFonts w:eastAsia="Times New Roman" w:cstheme="minorHAnsi"/>
           <w:sz w:val="24"/>
           <w:szCs w:val="24"/>
         </w:rPr>
@@ -1613,14 +1832,14 @@
         </w:numPr>
         <w:spacing w:before="100" w:beforeAutospacing="1" w:after="100" w:afterAutospacing="1" w:line="240" w:lineRule="auto"/>
         <w:rPr>
-          <w:rFonts w:ascii="Times New Roman" w:eastAsia="Times New Roman" w:hAnsi="Times New Roman" w:cs="Times New Roman"/>
-          <w:sz w:val="24"/>
-          <w:szCs w:val="24"/>
-        </w:rPr>
-      </w:pPr>
-      <w:r>
-        <w:rPr>
-          <w:rFonts w:ascii="Times New Roman" w:eastAsia="Times New Roman" w:hAnsi="Times New Roman" w:cs="Times New Roman"/>
+          <w:rFonts w:eastAsia="Times New Roman" w:cstheme="minorHAnsi"/>
+          <w:sz w:val="24"/>
+          <w:szCs w:val="24"/>
+        </w:rPr>
+      </w:pPr>
+      <w:r>
+        <w:rPr>
+          <w:rFonts w:eastAsia="Times New Roman" w:cstheme="minorHAnsi"/>
           <w:b/>
           <w:bCs/>
           <w:sz w:val="24"/>
@@ -1630,7 +1849,7 @@
       </w:r>
       <w:r>
         <w:rPr>
-          <w:rFonts w:ascii="Times New Roman" w:eastAsia="Times New Roman" w:hAnsi="Times New Roman" w:cs="Times New Roman"/>
+          <w:rFonts w:eastAsia="Times New Roman" w:cstheme="minorHAnsi"/>
           <w:sz w:val="24"/>
           <w:szCs w:val="24"/>
         </w:rPr>
@@ -1638,7 +1857,7 @@
       </w:r>
       <w:r>
         <w:rPr>
-          <w:rFonts w:ascii="Times New Roman" w:eastAsia="Times New Roman" w:hAnsi="Times New Roman" w:cs="Times New Roman"/>
+          <w:rFonts w:eastAsia="Times New Roman" w:cstheme="minorHAnsi"/>
           <w:b/>
           <w:bCs/>
           <w:sz w:val="24"/>
@@ -1648,7 +1867,7 @@
       </w:r>
       <w:r>
         <w:rPr>
-          <w:rFonts w:ascii="Times New Roman" w:eastAsia="Times New Roman" w:hAnsi="Times New Roman" w:cs="Times New Roman"/>
+          <w:rFonts w:eastAsia="Times New Roman" w:cstheme="minorHAnsi"/>
           <w:sz w:val="24"/>
           <w:szCs w:val="24"/>
         </w:rPr>
@@ -1663,7 +1882,7 @@
         </w:numPr>
         <w:spacing w:before="100" w:beforeAutospacing="1" w:after="100" w:afterAutospacing="1" w:line="240" w:lineRule="auto"/>
         <w:rPr>
-          <w:rFonts w:ascii="Times New Roman" w:eastAsia="Times New Roman" w:hAnsi="Times New Roman" w:cs="Times New Roman"/>
+          <w:rFonts w:eastAsia="Times New Roman" w:cstheme="minorHAnsi"/>
           <w:sz w:val="24"/>
           <w:szCs w:val="24"/>
         </w:rPr>
@@ -1671,7 +1890,7 @@
       <w:proofErr w:type="spellStart"/>
       <w:r>
         <w:rPr>
-          <w:rFonts w:ascii="Times New Roman" w:eastAsia="Times New Roman" w:hAnsi="Times New Roman" w:cs="Times New Roman"/>
+          <w:rFonts w:eastAsia="Times New Roman" w:cstheme="minorHAnsi"/>
           <w:sz w:val="24"/>
           <w:szCs w:val="24"/>
         </w:rPr>
@@ -1680,7 +1899,7 @@
       <w:proofErr w:type="spellEnd"/>
       <w:r>
         <w:rPr>
-          <w:rFonts w:ascii="Times New Roman" w:eastAsia="Times New Roman" w:hAnsi="Times New Roman" w:cs="Times New Roman"/>
+          <w:rFonts w:eastAsia="Times New Roman" w:cstheme="minorHAnsi"/>
           <w:sz w:val="24"/>
           <w:szCs w:val="24"/>
         </w:rPr>
@@ -1689,7 +1908,7 @@
       <w:proofErr w:type="spellStart"/>
       <w:r>
         <w:rPr>
-          <w:rFonts w:ascii="Times New Roman" w:eastAsia="Times New Roman" w:hAnsi="Times New Roman" w:cs="Times New Roman"/>
+          <w:rFonts w:eastAsia="Times New Roman" w:cstheme="minorHAnsi"/>
           <w:sz w:val="24"/>
           <w:szCs w:val="24"/>
         </w:rPr>
@@ -1698,7 +1917,7 @@
       <w:proofErr w:type="spellEnd"/>
       <w:r>
         <w:rPr>
-          <w:rFonts w:ascii="Times New Roman" w:eastAsia="Times New Roman" w:hAnsi="Times New Roman" w:cs="Times New Roman"/>
+          <w:rFonts w:eastAsia="Times New Roman" w:cstheme="minorHAnsi"/>
           <w:sz w:val="24"/>
           <w:szCs w:val="24"/>
         </w:rPr>
@@ -1707,7 +1926,7 @@
       <w:proofErr w:type="spellStart"/>
       <w:r>
         <w:rPr>
-          <w:rFonts w:ascii="Times New Roman" w:eastAsia="Times New Roman" w:hAnsi="Times New Roman" w:cs="Times New Roman"/>
+          <w:rFonts w:eastAsia="Times New Roman" w:cstheme="minorHAnsi"/>
           <w:sz w:val="24"/>
           <w:szCs w:val="24"/>
         </w:rPr>
@@ -1716,7 +1935,7 @@
       <w:proofErr w:type="spellEnd"/>
       <w:r>
         <w:rPr>
-          <w:rFonts w:ascii="Times New Roman" w:eastAsia="Times New Roman" w:hAnsi="Times New Roman" w:cs="Times New Roman"/>
+          <w:rFonts w:eastAsia="Times New Roman" w:cstheme="minorHAnsi"/>
           <w:sz w:val="24"/>
           <w:szCs w:val="24"/>
         </w:rPr>
@@ -1724,7 +1943,7 @@
       </w:r>
       <w:r>
         <w:rPr>
-          <w:rFonts w:ascii="Times New Roman" w:eastAsia="Times New Roman" w:hAnsi="Times New Roman" w:cs="Times New Roman"/>
+          <w:rFonts w:eastAsia="Times New Roman" w:cstheme="minorHAnsi"/>
           <w:b/>
           <w:bCs/>
           <w:sz w:val="24"/>
@@ -1741,14 +1960,14 @@
         </w:numPr>
         <w:spacing w:before="100" w:beforeAutospacing="1" w:after="100" w:afterAutospacing="1" w:line="240" w:lineRule="auto"/>
         <w:rPr>
-          <w:rFonts w:ascii="Times New Roman" w:eastAsia="Times New Roman" w:hAnsi="Times New Roman" w:cs="Times New Roman"/>
-          <w:sz w:val="24"/>
-          <w:szCs w:val="24"/>
-        </w:rPr>
-      </w:pPr>
-      <w:r>
-        <w:rPr>
-          <w:rFonts w:ascii="Times New Roman" w:eastAsia="Times New Roman" w:hAnsi="Times New Roman" w:cs="Times New Roman"/>
+          <w:rFonts w:eastAsia="Times New Roman" w:cstheme="minorHAnsi"/>
+          <w:sz w:val="24"/>
+          <w:szCs w:val="24"/>
+        </w:rPr>
+      </w:pPr>
+      <w:r>
+        <w:rPr>
+          <w:rFonts w:eastAsia="Times New Roman" w:cstheme="minorHAnsi"/>
           <w:b/>
           <w:bCs/>
           <w:sz w:val="24"/>
@@ -1758,7 +1977,7 @@
       </w:r>
       <w:r>
         <w:rPr>
-          <w:rFonts w:ascii="Times New Roman" w:eastAsia="Times New Roman" w:hAnsi="Times New Roman" w:cs="Times New Roman"/>
+          <w:rFonts w:eastAsia="Times New Roman" w:cstheme="minorHAnsi"/>
           <w:sz w:val="24"/>
           <w:szCs w:val="24"/>
         </w:rPr>
@@ -1766,7 +1985,7 @@
       </w:r>
       <w:r>
         <w:rPr>
-          <w:rFonts w:ascii="Times New Roman" w:eastAsia="Times New Roman" w:hAnsi="Times New Roman" w:cs="Times New Roman"/>
+          <w:rFonts w:eastAsia="Times New Roman" w:cstheme="minorHAnsi"/>
           <w:b/>
           <w:bCs/>
           <w:sz w:val="24"/>
@@ -1776,7 +1995,7 @@
       </w:r>
       <w:r>
         <w:rPr>
-          <w:rFonts w:ascii="Times New Roman" w:eastAsia="Times New Roman" w:hAnsi="Times New Roman" w:cs="Times New Roman"/>
+          <w:rFonts w:eastAsia="Times New Roman" w:cstheme="minorHAnsi"/>
           <w:sz w:val="24"/>
           <w:szCs w:val="24"/>
         </w:rPr>
@@ -1785,7 +2004,7 @@
       <w:proofErr w:type="gramStart"/>
       <w:r>
         <w:rPr>
-          <w:rFonts w:ascii="Times New Roman" w:eastAsia="Times New Roman" w:hAnsi="Times New Roman" w:cs="Times New Roman"/>
+          <w:rFonts w:eastAsia="Times New Roman" w:cstheme="minorHAnsi"/>
           <w:sz w:val="24"/>
           <w:szCs w:val="24"/>
         </w:rPr>
@@ -1794,7 +2013,7 @@
       <w:proofErr w:type="gramEnd"/>
       <w:r>
         <w:rPr>
-          <w:rFonts w:ascii="Times New Roman" w:eastAsia="Times New Roman" w:hAnsi="Times New Roman" w:cs="Times New Roman"/>
+          <w:rFonts w:eastAsia="Times New Roman" w:cstheme="minorHAnsi"/>
           <w:sz w:val="24"/>
           <w:szCs w:val="24"/>
         </w:rPr>
@@ -1802,28 +2021,26 @@
       </w:r>
       <w:r>
         <w:rPr>
-          <w:rFonts w:ascii="Times New Roman" w:eastAsia="Times New Roman" w:hAnsi="Times New Roman" w:cs="Times New Roman"/>
+          <w:rFonts w:eastAsia="Times New Roman" w:cstheme="minorHAnsi"/>
           <w:sz w:val="24"/>
           <w:szCs w:val="24"/>
         </w:rPr>
         <w:t>r another.</w:t>
       </w:r>
-      <w:bookmarkStart w:id="0" w:name="_GoBack"/>
-      <w:bookmarkEnd w:id="0"/>
     </w:p>
     <w:p>
       <w:pPr>
         <w:spacing w:before="100" w:beforeAutospacing="1" w:after="0" w:line="240" w:lineRule="auto"/>
         <w:rPr>
-          <w:rFonts w:ascii="Times New Roman" w:eastAsia="Times New Roman" w:hAnsi="Times New Roman" w:cs="Times New Roman"/>
-          <w:b/>
-          <w:sz w:val="24"/>
-          <w:szCs w:val="24"/>
-        </w:rPr>
-      </w:pPr>
-      <w:r>
-        <w:rPr>
-          <w:rFonts w:ascii="Times New Roman" w:eastAsia="Times New Roman" w:hAnsi="Times New Roman" w:cs="Times New Roman"/>
+          <w:rFonts w:eastAsia="Times New Roman" w:cstheme="minorHAnsi"/>
+          <w:b/>
+          <w:sz w:val="24"/>
+          <w:szCs w:val="24"/>
+        </w:rPr>
+      </w:pPr>
+      <w:r>
+        <w:rPr>
+          <w:rFonts w:eastAsia="Times New Roman" w:cstheme="minorHAnsi"/>
           <w:b/>
           <w:i/>
           <w:iCs/>
@@ -1837,14 +2054,14 @@
       <w:pPr>
         <w:spacing w:after="100" w:afterAutospacing="1" w:line="240" w:lineRule="auto"/>
         <w:rPr>
-          <w:rFonts w:ascii="Times New Roman" w:eastAsia="Times New Roman" w:hAnsi="Times New Roman" w:cs="Times New Roman"/>
-          <w:sz w:val="24"/>
-          <w:szCs w:val="24"/>
-        </w:rPr>
-      </w:pPr>
-      <w:r>
-        <w:rPr>
-          <w:rFonts w:ascii="Times New Roman" w:eastAsia="Times New Roman" w:hAnsi="Times New Roman" w:cs="Times New Roman"/>
+          <w:rFonts w:eastAsia="Times New Roman" w:cstheme="minorHAnsi"/>
+          <w:sz w:val="24"/>
+          <w:szCs w:val="24"/>
+        </w:rPr>
+      </w:pPr>
+      <w:r>
+        <w:rPr>
+          <w:rFonts w:eastAsia="Times New Roman" w:cstheme="minorHAnsi"/>
           <w:i/>
           <w:iCs/>
           <w:sz w:val="24"/>
@@ -1857,15 +2074,15 @@
       <w:pPr>
         <w:spacing w:before="100" w:beforeAutospacing="1" w:after="0" w:line="240" w:lineRule="auto"/>
         <w:rPr>
-          <w:rFonts w:ascii="Times New Roman" w:eastAsia="Times New Roman" w:hAnsi="Times New Roman" w:cs="Times New Roman"/>
-          <w:b/>
-          <w:sz w:val="24"/>
-          <w:szCs w:val="24"/>
-        </w:rPr>
-      </w:pPr>
-      <w:r>
-        <w:rPr>
-          <w:rFonts w:ascii="Times New Roman" w:eastAsia="Times New Roman" w:hAnsi="Times New Roman" w:cs="Times New Roman"/>
+          <w:rFonts w:eastAsia="Times New Roman" w:cstheme="minorHAnsi"/>
+          <w:b/>
+          <w:sz w:val="24"/>
+          <w:szCs w:val="24"/>
+        </w:rPr>
+      </w:pPr>
+      <w:r>
+        <w:rPr>
+          <w:rFonts w:eastAsia="Times New Roman" w:cstheme="minorHAnsi"/>
           <w:b/>
           <w:i/>
           <w:iCs/>
@@ -1879,14 +2096,14 @@
       <w:pPr>
         <w:spacing w:after="100" w:afterAutospacing="1" w:line="240" w:lineRule="auto"/>
         <w:rPr>
-          <w:rFonts w:ascii="Times New Roman" w:eastAsia="Times New Roman" w:hAnsi="Times New Roman" w:cs="Times New Roman"/>
-          <w:sz w:val="24"/>
-          <w:szCs w:val="24"/>
-        </w:rPr>
-      </w:pPr>
-      <w:r>
-        <w:rPr>
-          <w:rFonts w:ascii="Times New Roman" w:eastAsia="Times New Roman" w:hAnsi="Times New Roman" w:cs="Times New Roman"/>
+          <w:rFonts w:eastAsia="Times New Roman" w:cstheme="minorHAnsi"/>
+          <w:sz w:val="24"/>
+          <w:szCs w:val="24"/>
+        </w:rPr>
+      </w:pPr>
+      <w:r>
+        <w:rPr>
+          <w:rFonts w:eastAsia="Times New Roman" w:cstheme="minorHAnsi"/>
           <w:sz w:val="24"/>
           <w:szCs w:val="24"/>
         </w:rPr>
@@ -1895,7 +2112,7 @@
       <w:proofErr w:type="spellStart"/>
       <w:r>
         <w:rPr>
-          <w:rFonts w:ascii="Times New Roman" w:eastAsia="Times New Roman" w:hAnsi="Times New Roman" w:cs="Times New Roman"/>
+          <w:rFonts w:eastAsia="Times New Roman" w:cstheme="minorHAnsi"/>
           <w:sz w:val="24"/>
           <w:szCs w:val="24"/>
         </w:rPr>
@@ -1904,7 +2121,7 @@
       <w:proofErr w:type="spellEnd"/>
       <w:r>
         <w:rPr>
-          <w:rFonts w:ascii="Times New Roman" w:eastAsia="Times New Roman" w:hAnsi="Times New Roman" w:cs="Times New Roman"/>
+          <w:rFonts w:eastAsia="Times New Roman" w:cstheme="minorHAnsi"/>
           <w:sz w:val="24"/>
           <w:szCs w:val="24"/>
         </w:rPr>
@@ -1915,25 +2132,24 @@
       <w:pPr>
         <w:spacing w:before="100" w:beforeAutospacing="1" w:after="100" w:afterAutospacing="1" w:line="240" w:lineRule="auto"/>
         <w:rPr>
-          <w:rFonts w:ascii="Times New Roman" w:eastAsia="Times New Roman" w:hAnsi="Times New Roman" w:cs="Times New Roman"/>
-          <w:sz w:val="24"/>
-          <w:szCs w:val="24"/>
-        </w:rPr>
-      </w:pPr>
-      <w:r>
-        <w:rPr>
-          <w:rFonts w:ascii="Times New Roman" w:eastAsia="Times New Roman" w:hAnsi="Times New Roman" w:cs="Times New Roman"/>
-          <w:b/>
-          <w:bCs/>
-          <w:sz w:val="24"/>
-          <w:szCs w:val="24"/>
-        </w:rPr>
-        <w:lastRenderedPageBreak/>
+          <w:rFonts w:eastAsia="Times New Roman" w:cstheme="minorHAnsi"/>
+          <w:sz w:val="24"/>
+          <w:szCs w:val="24"/>
+        </w:rPr>
+      </w:pPr>
+      <w:r>
+        <w:rPr>
+          <w:rFonts w:eastAsia="Times New Roman" w:cstheme="minorHAnsi"/>
+          <w:b/>
+          <w:bCs/>
+          <w:sz w:val="24"/>
+          <w:szCs w:val="24"/>
+        </w:rPr>
         <w:t>Circular Flow Model:</w:t>
       </w:r>
       <w:r>
         <w:rPr>
-          <w:rFonts w:ascii="Times New Roman" w:eastAsia="Times New Roman" w:hAnsi="Times New Roman" w:cs="Times New Roman"/>
+          <w:rFonts w:eastAsia="Times New Roman" w:cstheme="minorHAnsi"/>
           <w:sz w:val="24"/>
           <w:szCs w:val="24"/>
         </w:rPr>
@@ -1942,7 +2158,7 @@
       <w:proofErr w:type="spellStart"/>
       <w:r>
         <w:rPr>
-          <w:rFonts w:ascii="Times New Roman" w:eastAsia="Times New Roman" w:hAnsi="Times New Roman" w:cs="Times New Roman"/>
+          <w:rFonts w:eastAsia="Times New Roman" w:cstheme="minorHAnsi"/>
           <w:sz w:val="24"/>
           <w:szCs w:val="24"/>
         </w:rPr>
@@ -1951,7 +2167,7 @@
       <w:proofErr w:type="spellEnd"/>
       <w:r>
         <w:rPr>
-          <w:rFonts w:ascii="Times New Roman" w:eastAsia="Times New Roman" w:hAnsi="Times New Roman" w:cs="Times New Roman"/>
+          <w:rFonts w:eastAsia="Times New Roman" w:cstheme="minorHAnsi"/>
           <w:sz w:val="24"/>
           <w:szCs w:val="24"/>
         </w:rPr>
@@ -1966,14 +2182,14 @@
         </w:numPr>
         <w:spacing w:before="100" w:beforeAutospacing="1" w:after="100" w:afterAutospacing="1" w:line="240" w:lineRule="auto"/>
         <w:rPr>
-          <w:rFonts w:ascii="Times New Roman" w:eastAsia="Times New Roman" w:hAnsi="Times New Roman" w:cs="Times New Roman"/>
-          <w:sz w:val="24"/>
-          <w:szCs w:val="24"/>
-        </w:rPr>
-      </w:pPr>
-      <w:r>
-        <w:rPr>
-          <w:rFonts w:ascii="Times New Roman" w:eastAsia="Times New Roman" w:hAnsi="Times New Roman" w:cs="Times New Roman"/>
+          <w:rFonts w:eastAsia="Times New Roman" w:cstheme="minorHAnsi"/>
+          <w:sz w:val="24"/>
+          <w:szCs w:val="24"/>
+        </w:rPr>
+      </w:pPr>
+      <w:r>
+        <w:rPr>
+          <w:rFonts w:eastAsia="Times New Roman" w:cstheme="minorHAnsi"/>
           <w:b/>
           <w:bCs/>
           <w:sz w:val="24"/>
@@ -1983,7 +2199,7 @@
       </w:r>
       <w:r>
         <w:rPr>
-          <w:rFonts w:ascii="Times New Roman" w:eastAsia="Times New Roman" w:hAnsi="Times New Roman" w:cs="Times New Roman"/>
+          <w:rFonts w:eastAsia="Times New Roman" w:cstheme="minorHAnsi"/>
           <w:sz w:val="24"/>
           <w:szCs w:val="24"/>
         </w:rPr>
@@ -1992,7 +2208,7 @@
       <w:proofErr w:type="spellStart"/>
       <w:r>
         <w:rPr>
-          <w:rFonts w:ascii="Times New Roman" w:eastAsia="Times New Roman" w:hAnsi="Times New Roman" w:cs="Times New Roman"/>
+          <w:rFonts w:eastAsia="Times New Roman" w:cstheme="minorHAnsi"/>
           <w:sz w:val="24"/>
           <w:szCs w:val="24"/>
         </w:rPr>
@@ -2001,7 +2217,7 @@
       <w:proofErr w:type="spellEnd"/>
       <w:r>
         <w:rPr>
-          <w:rFonts w:ascii="Times New Roman" w:eastAsia="Times New Roman" w:hAnsi="Times New Roman" w:cs="Times New Roman"/>
+          <w:rFonts w:eastAsia="Times New Roman" w:cstheme="minorHAnsi"/>
           <w:sz w:val="24"/>
           <w:szCs w:val="24"/>
         </w:rPr>
@@ -2010,7 +2226,7 @@
       <w:proofErr w:type="spellStart"/>
       <w:r>
         <w:rPr>
-          <w:rFonts w:ascii="Times New Roman" w:eastAsia="Times New Roman" w:hAnsi="Times New Roman" w:cs="Times New Roman"/>
+          <w:rFonts w:eastAsia="Times New Roman" w:cstheme="minorHAnsi"/>
           <w:sz w:val="24"/>
           <w:szCs w:val="24"/>
         </w:rPr>
@@ -2019,7 +2235,7 @@
       <w:proofErr w:type="spellEnd"/>
       <w:r>
         <w:rPr>
-          <w:rFonts w:ascii="Times New Roman" w:eastAsia="Times New Roman" w:hAnsi="Times New Roman" w:cs="Times New Roman"/>
+          <w:rFonts w:eastAsia="Times New Roman" w:cstheme="minorHAnsi"/>
           <w:sz w:val="24"/>
           <w:szCs w:val="24"/>
         </w:rPr>
@@ -2034,14 +2250,14 @@
         </w:numPr>
         <w:spacing w:before="100" w:beforeAutospacing="1" w:after="100" w:afterAutospacing="1" w:line="240" w:lineRule="auto"/>
         <w:rPr>
-          <w:rFonts w:ascii="Times New Roman" w:eastAsia="Times New Roman" w:hAnsi="Times New Roman" w:cs="Times New Roman"/>
-          <w:sz w:val="24"/>
-          <w:szCs w:val="24"/>
-        </w:rPr>
-      </w:pPr>
-      <w:r>
-        <w:rPr>
-          <w:rFonts w:ascii="Times New Roman" w:eastAsia="Times New Roman" w:hAnsi="Times New Roman" w:cs="Times New Roman"/>
+          <w:rFonts w:eastAsia="Times New Roman" w:cstheme="minorHAnsi"/>
+          <w:sz w:val="24"/>
+          <w:szCs w:val="24"/>
+        </w:rPr>
+      </w:pPr>
+      <w:r>
+        <w:rPr>
+          <w:rFonts w:eastAsia="Times New Roman" w:cstheme="minorHAnsi"/>
           <w:b/>
           <w:bCs/>
           <w:sz w:val="24"/>
@@ -2051,7 +2267,7 @@
       </w:r>
       <w:r>
         <w:rPr>
-          <w:rFonts w:ascii="Times New Roman" w:eastAsia="Times New Roman" w:hAnsi="Times New Roman" w:cs="Times New Roman"/>
+          <w:rFonts w:eastAsia="Times New Roman" w:cstheme="minorHAnsi"/>
           <w:sz w:val="24"/>
           <w:szCs w:val="24"/>
         </w:rPr>
@@ -2060,7 +2276,7 @@
       <w:proofErr w:type="spellStart"/>
       <w:r>
         <w:rPr>
-          <w:rFonts w:ascii="Times New Roman" w:eastAsia="Times New Roman" w:hAnsi="Times New Roman" w:cs="Times New Roman"/>
+          <w:rFonts w:eastAsia="Times New Roman" w:cstheme="minorHAnsi"/>
           <w:sz w:val="24"/>
           <w:szCs w:val="24"/>
         </w:rPr>
@@ -2069,7 +2285,7 @@
       <w:proofErr w:type="spellEnd"/>
       <w:r>
         <w:rPr>
-          <w:rFonts w:ascii="Times New Roman" w:eastAsia="Times New Roman" w:hAnsi="Times New Roman" w:cs="Times New Roman"/>
+          <w:rFonts w:eastAsia="Times New Roman" w:cstheme="minorHAnsi"/>
           <w:sz w:val="24"/>
           <w:szCs w:val="24"/>
         </w:rPr>
@@ -2078,7 +2294,7 @@
       <w:proofErr w:type="spellStart"/>
       <w:r>
         <w:rPr>
-          <w:rFonts w:ascii="Times New Roman" w:eastAsia="Times New Roman" w:hAnsi="Times New Roman" w:cs="Times New Roman"/>
+          <w:rFonts w:eastAsia="Times New Roman" w:cstheme="minorHAnsi"/>
           <w:sz w:val="24"/>
           <w:szCs w:val="24"/>
         </w:rPr>
@@ -2087,7 +2303,7 @@
       <w:proofErr w:type="spellEnd"/>
       <w:r>
         <w:rPr>
-          <w:rFonts w:ascii="Times New Roman" w:eastAsia="Times New Roman" w:hAnsi="Times New Roman" w:cs="Times New Roman"/>
+          <w:rFonts w:eastAsia="Times New Roman" w:cstheme="minorHAnsi"/>
           <w:sz w:val="24"/>
           <w:szCs w:val="24"/>
         </w:rPr>
@@ -2098,14 +2314,14 @@
       <w:pPr>
         <w:spacing w:before="100" w:beforeAutospacing="1" w:after="100" w:afterAutospacing="1" w:line="240" w:lineRule="auto"/>
         <w:rPr>
-          <w:rFonts w:ascii="Times New Roman" w:eastAsia="Times New Roman" w:hAnsi="Times New Roman" w:cs="Times New Roman"/>
-          <w:sz w:val="24"/>
-          <w:szCs w:val="24"/>
-        </w:rPr>
-      </w:pPr>
-      <w:r>
-        <w:rPr>
-          <w:rFonts w:ascii="Times New Roman" w:eastAsia="Times New Roman" w:hAnsi="Times New Roman" w:cs="Times New Roman"/>
+          <w:rFonts w:eastAsia="Times New Roman" w:cstheme="minorHAnsi"/>
+          <w:sz w:val="24"/>
+          <w:szCs w:val="24"/>
+        </w:rPr>
+      </w:pPr>
+      <w:r>
+        <w:rPr>
+          <w:rFonts w:eastAsia="Times New Roman" w:cstheme="minorHAnsi"/>
           <w:sz w:val="24"/>
           <w:szCs w:val="24"/>
         </w:rPr>
@@ -2114,7 +2330,7 @@
       <w:proofErr w:type="spellStart"/>
       <w:r>
         <w:rPr>
-          <w:rFonts w:ascii="Times New Roman" w:eastAsia="Times New Roman" w:hAnsi="Times New Roman" w:cs="Times New Roman"/>
+          <w:rFonts w:eastAsia="Times New Roman" w:cstheme="minorHAnsi"/>
           <w:sz w:val="24"/>
           <w:szCs w:val="24"/>
         </w:rPr>
@@ -2123,7 +2339,7 @@
       <w:proofErr w:type="spellEnd"/>
       <w:r>
         <w:rPr>
-          <w:rFonts w:ascii="Times New Roman" w:eastAsia="Times New Roman" w:hAnsi="Times New Roman" w:cs="Times New Roman"/>
+          <w:rFonts w:eastAsia="Times New Roman" w:cstheme="minorHAnsi"/>
           <w:sz w:val="24"/>
           <w:szCs w:val="24"/>
         </w:rPr>
@@ -2134,14 +2350,14 @@
       <w:pPr>
         <w:spacing w:before="100" w:beforeAutospacing="1" w:after="100" w:afterAutospacing="1" w:line="240" w:lineRule="auto"/>
         <w:rPr>
-          <w:rFonts w:ascii="Times New Roman" w:eastAsia="Times New Roman" w:hAnsi="Times New Roman" w:cs="Times New Roman"/>
-          <w:sz w:val="24"/>
-          <w:szCs w:val="24"/>
-        </w:rPr>
-      </w:pPr>
-      <w:r>
-        <w:rPr>
-          <w:rFonts w:ascii="Times New Roman" w:eastAsia="Times New Roman" w:hAnsi="Times New Roman" w:cs="Times New Roman"/>
+          <w:rFonts w:eastAsia="Times New Roman" w:cstheme="minorHAnsi"/>
+          <w:sz w:val="24"/>
+          <w:szCs w:val="24"/>
+        </w:rPr>
+      </w:pPr>
+      <w:r>
+        <w:rPr>
+          <w:rFonts w:eastAsia="Times New Roman" w:cstheme="minorHAnsi"/>
           <w:b/>
           <w:bCs/>
           <w:sz w:val="24"/>
@@ -2154,14 +2370,14 @@
       <w:pPr>
         <w:spacing w:before="100" w:beforeAutospacing="1" w:after="100" w:afterAutospacing="1" w:line="240" w:lineRule="auto"/>
         <w:rPr>
-          <w:rFonts w:ascii="Times New Roman" w:eastAsia="Times New Roman" w:hAnsi="Times New Roman" w:cs="Times New Roman"/>
-          <w:sz w:val="24"/>
-          <w:szCs w:val="24"/>
-        </w:rPr>
-      </w:pPr>
-      <w:r>
-        <w:rPr>
-          <w:rFonts w:ascii="Times New Roman" w:eastAsia="Times New Roman" w:hAnsi="Times New Roman" w:cs="Times New Roman"/>
+          <w:rFonts w:eastAsia="Times New Roman" w:cstheme="minorHAnsi"/>
+          <w:sz w:val="24"/>
+          <w:szCs w:val="24"/>
+        </w:rPr>
+      </w:pPr>
+      <w:r>
+        <w:rPr>
+          <w:rFonts w:eastAsia="Times New Roman" w:cstheme="minorHAnsi"/>
           <w:sz w:val="24"/>
           <w:szCs w:val="24"/>
         </w:rPr>
@@ -2170,7 +2386,7 @@
       <w:proofErr w:type="spellStart"/>
       <w:r>
         <w:rPr>
-          <w:rFonts w:ascii="Times New Roman" w:eastAsia="Times New Roman" w:hAnsi="Times New Roman" w:cs="Times New Roman"/>
+          <w:rFonts w:eastAsia="Times New Roman" w:cstheme="minorHAnsi"/>
           <w:sz w:val="24"/>
           <w:szCs w:val="24"/>
         </w:rPr>
@@ -2179,7 +2395,7 @@
       <w:proofErr w:type="spellEnd"/>
       <w:r>
         <w:rPr>
-          <w:rFonts w:ascii="Times New Roman" w:eastAsia="Times New Roman" w:hAnsi="Times New Roman" w:cs="Times New Roman"/>
+          <w:rFonts w:eastAsia="Times New Roman" w:cstheme="minorHAnsi"/>
           <w:sz w:val="24"/>
           <w:szCs w:val="24"/>
         </w:rPr>
@@ -2194,24 +2410,25 @@
         </w:numPr>
         <w:spacing w:before="100" w:beforeAutospacing="1" w:after="100" w:afterAutospacing="1" w:line="240" w:lineRule="auto"/>
         <w:rPr>
-          <w:rFonts w:ascii="Times New Roman" w:eastAsia="Times New Roman" w:hAnsi="Times New Roman" w:cs="Times New Roman"/>
-          <w:sz w:val="24"/>
-          <w:szCs w:val="24"/>
-        </w:rPr>
-      </w:pPr>
-      <w:r>
-        <w:rPr>
-          <w:rFonts w:ascii="Times New Roman" w:eastAsia="Times New Roman" w:hAnsi="Times New Roman" w:cs="Times New Roman"/>
-          <w:b/>
-          <w:bCs/>
-          <w:sz w:val="24"/>
-          <w:szCs w:val="24"/>
-        </w:rPr>
+          <w:rFonts w:eastAsia="Times New Roman" w:cstheme="minorHAnsi"/>
+          <w:sz w:val="24"/>
+          <w:szCs w:val="24"/>
+        </w:rPr>
+      </w:pPr>
+      <w:r>
+        <w:rPr>
+          <w:rFonts w:eastAsia="Times New Roman" w:cstheme="minorHAnsi"/>
+          <w:b/>
+          <w:bCs/>
+          <w:sz w:val="24"/>
+          <w:szCs w:val="24"/>
+        </w:rPr>
+        <w:lastRenderedPageBreak/>
         <w:t>Efficiency:</w:t>
       </w:r>
       <w:r>
         <w:rPr>
-          <w:rFonts w:ascii="Times New Roman" w:eastAsia="Times New Roman" w:hAnsi="Times New Roman" w:cs="Times New Roman"/>
+          <w:rFonts w:eastAsia="Times New Roman" w:cstheme="minorHAnsi"/>
           <w:sz w:val="24"/>
           <w:szCs w:val="24"/>
         </w:rPr>
@@ -2220,7 +2437,7 @@
       <w:proofErr w:type="spellStart"/>
       <w:r>
         <w:rPr>
-          <w:rFonts w:ascii="Times New Roman" w:eastAsia="Times New Roman" w:hAnsi="Times New Roman" w:cs="Times New Roman"/>
+          <w:rFonts w:eastAsia="Times New Roman" w:cstheme="minorHAnsi"/>
           <w:sz w:val="24"/>
           <w:szCs w:val="24"/>
         </w:rPr>
@@ -2229,7 +2446,7 @@
       <w:proofErr w:type="spellEnd"/>
       <w:r>
         <w:rPr>
-          <w:rFonts w:ascii="Times New Roman" w:eastAsia="Times New Roman" w:hAnsi="Times New Roman" w:cs="Times New Roman"/>
+          <w:rFonts w:eastAsia="Times New Roman" w:cstheme="minorHAnsi"/>
           <w:sz w:val="24"/>
           <w:szCs w:val="24"/>
         </w:rPr>
@@ -2238,7 +2455,7 @@
       <w:proofErr w:type="spellStart"/>
       <w:r>
         <w:rPr>
-          <w:rFonts w:ascii="Times New Roman" w:eastAsia="Times New Roman" w:hAnsi="Times New Roman" w:cs="Times New Roman"/>
+          <w:rFonts w:eastAsia="Times New Roman" w:cstheme="minorHAnsi"/>
           <w:sz w:val="24"/>
           <w:szCs w:val="24"/>
         </w:rPr>
@@ -2247,7 +2464,7 @@
       <w:proofErr w:type="spellEnd"/>
       <w:r>
         <w:rPr>
-          <w:rFonts w:ascii="Times New Roman" w:eastAsia="Times New Roman" w:hAnsi="Times New Roman" w:cs="Times New Roman"/>
+          <w:rFonts w:eastAsia="Times New Roman" w:cstheme="minorHAnsi"/>
           <w:sz w:val="24"/>
           <w:szCs w:val="24"/>
         </w:rPr>
@@ -2262,14 +2479,14 @@
         </w:numPr>
         <w:spacing w:before="100" w:beforeAutospacing="1" w:after="100" w:afterAutospacing="1" w:line="240" w:lineRule="auto"/>
         <w:rPr>
-          <w:rFonts w:ascii="Times New Roman" w:eastAsia="Times New Roman" w:hAnsi="Times New Roman" w:cs="Times New Roman"/>
-          <w:sz w:val="24"/>
-          <w:szCs w:val="24"/>
-        </w:rPr>
-      </w:pPr>
-      <w:r>
-        <w:rPr>
-          <w:rFonts w:ascii="Times New Roman" w:eastAsia="Times New Roman" w:hAnsi="Times New Roman" w:cs="Times New Roman"/>
+          <w:rFonts w:eastAsia="Times New Roman" w:cstheme="minorHAnsi"/>
+          <w:sz w:val="24"/>
+          <w:szCs w:val="24"/>
+        </w:rPr>
+      </w:pPr>
+      <w:r>
+        <w:rPr>
+          <w:rFonts w:eastAsia="Times New Roman" w:cstheme="minorHAnsi"/>
           <w:b/>
           <w:bCs/>
           <w:sz w:val="24"/>
@@ -2279,7 +2496,7 @@
       </w:r>
       <w:r>
         <w:rPr>
-          <w:rFonts w:ascii="Times New Roman" w:eastAsia="Times New Roman" w:hAnsi="Times New Roman" w:cs="Times New Roman"/>
+          <w:rFonts w:eastAsia="Times New Roman" w:cstheme="minorHAnsi"/>
           <w:sz w:val="24"/>
           <w:szCs w:val="24"/>
         </w:rPr>
@@ -2288,7 +2505,7 @@
       <w:proofErr w:type="spellStart"/>
       <w:r>
         <w:rPr>
-          <w:rFonts w:ascii="Times New Roman" w:eastAsia="Times New Roman" w:hAnsi="Times New Roman" w:cs="Times New Roman"/>
+          <w:rFonts w:eastAsia="Times New Roman" w:cstheme="minorHAnsi"/>
           <w:sz w:val="24"/>
           <w:szCs w:val="24"/>
         </w:rPr>
@@ -2297,7 +2514,7 @@
       <w:proofErr w:type="spellEnd"/>
       <w:r>
         <w:rPr>
-          <w:rFonts w:ascii="Times New Roman" w:eastAsia="Times New Roman" w:hAnsi="Times New Roman" w:cs="Times New Roman"/>
+          <w:rFonts w:eastAsia="Times New Roman" w:cstheme="minorHAnsi"/>
           <w:sz w:val="24"/>
           <w:szCs w:val="24"/>
         </w:rPr>
@@ -2306,7 +2523,7 @@
       <w:proofErr w:type="spellStart"/>
       <w:r>
         <w:rPr>
-          <w:rFonts w:ascii="Times New Roman" w:eastAsia="Times New Roman" w:hAnsi="Times New Roman" w:cs="Times New Roman"/>
+          <w:rFonts w:eastAsia="Times New Roman" w:cstheme="minorHAnsi"/>
           <w:sz w:val="24"/>
           <w:szCs w:val="24"/>
         </w:rPr>
@@ -2315,7 +2532,7 @@
       <w:proofErr w:type="spellEnd"/>
       <w:r>
         <w:rPr>
-          <w:rFonts w:ascii="Times New Roman" w:eastAsia="Times New Roman" w:hAnsi="Times New Roman" w:cs="Times New Roman"/>
+          <w:rFonts w:eastAsia="Times New Roman" w:cstheme="minorHAnsi"/>
           <w:sz w:val="24"/>
           <w:szCs w:val="24"/>
         </w:rPr>
@@ -2326,14 +2543,14 @@
       <w:pPr>
         <w:spacing w:before="100" w:beforeAutospacing="1" w:after="100" w:afterAutospacing="1" w:line="240" w:lineRule="auto"/>
         <w:rPr>
-          <w:rFonts w:ascii="Times New Roman" w:eastAsia="Times New Roman" w:hAnsi="Times New Roman" w:cs="Times New Roman"/>
-          <w:sz w:val="24"/>
-          <w:szCs w:val="24"/>
-        </w:rPr>
-      </w:pPr>
-      <w:r>
-        <w:rPr>
-          <w:rFonts w:ascii="Times New Roman" w:eastAsia="Times New Roman" w:hAnsi="Times New Roman" w:cs="Times New Roman"/>
+          <w:rFonts w:eastAsia="Times New Roman" w:cstheme="minorHAnsi"/>
+          <w:sz w:val="24"/>
+          <w:szCs w:val="24"/>
+        </w:rPr>
+      </w:pPr>
+      <w:r>
+        <w:rPr>
+          <w:rFonts w:eastAsia="Times New Roman" w:cstheme="minorHAnsi"/>
           <w:sz w:val="24"/>
           <w:szCs w:val="24"/>
         </w:rPr>
@@ -2342,7 +2559,7 @@
       <w:proofErr w:type="spellStart"/>
       <w:r>
         <w:rPr>
-          <w:rFonts w:ascii="Times New Roman" w:eastAsia="Times New Roman" w:hAnsi="Times New Roman" w:cs="Times New Roman"/>
+          <w:rFonts w:eastAsia="Times New Roman" w:cstheme="minorHAnsi"/>
           <w:sz w:val="24"/>
           <w:szCs w:val="24"/>
         </w:rPr>
@@ -2351,7 +2568,7 @@
       <w:proofErr w:type="spellEnd"/>
       <w:r>
         <w:rPr>
-          <w:rFonts w:ascii="Times New Roman" w:eastAsia="Times New Roman" w:hAnsi="Times New Roman" w:cs="Times New Roman"/>
+          <w:rFonts w:eastAsia="Times New Roman" w:cstheme="minorHAnsi"/>
           <w:sz w:val="24"/>
           <w:szCs w:val="24"/>
         </w:rPr>
@@ -2362,12 +2579,15 @@
       <w:pPr>
         <w:spacing w:before="100" w:beforeAutospacing="1" w:after="100" w:afterAutospacing="1" w:line="240" w:lineRule="auto"/>
         <w:rPr>
-          <w:rFonts w:ascii="Times New Roman" w:eastAsia="Times New Roman" w:hAnsi="Times New Roman" w:cs="Times New Roman"/>
-          <w:sz w:val="24"/>
-          <w:szCs w:val="24"/>
-        </w:rPr>
-      </w:pPr>
-      <w:r>
+          <w:rFonts w:eastAsia="Times New Roman" w:cstheme="minorHAnsi"/>
+          <w:sz w:val="24"/>
+          <w:szCs w:val="24"/>
+        </w:rPr>
+      </w:pPr>
+      <w:r>
+        <w:rPr>
+          <w:rFonts w:cstheme="minorHAnsi"/>
+        </w:rPr>
         <w:pict>
           <v:rect id="_x0000_i1026" style="width:0;height:1.5pt" o:hralign="center" o:hrstd="t" o:hr="t" fillcolor="#a0a0a0" stroked="f"/>
         </w:pict>
@@ -2379,7 +2599,7 @@
         <w:jc w:val="center"/>
         <w:outlineLvl w:val="2"/>
         <w:rPr>
-          <w:rFonts w:ascii="Times New Roman" w:eastAsia="Times New Roman" w:hAnsi="Times New Roman" w:cs="Times New Roman"/>
+          <w:rFonts w:eastAsia="Times New Roman" w:cstheme="minorHAnsi"/>
           <w:b/>
           <w:bCs/>
           <w:sz w:val="28"/>
@@ -2389,7 +2609,7 @@
       </w:pPr>
       <w:r>
         <w:rPr>
-          <w:rFonts w:ascii="Times New Roman" w:eastAsia="Times New Roman" w:hAnsi="Times New Roman" w:cs="Times New Roman"/>
+          <w:rFonts w:eastAsia="Times New Roman" w:cstheme="minorHAnsi"/>
           <w:b/>
           <w:bCs/>
           <w:sz w:val="28"/>
@@ -2403,14 +2623,14 @@
       <w:pPr>
         <w:spacing w:before="100" w:beforeAutospacing="1" w:after="100" w:afterAutospacing="1" w:line="240" w:lineRule="auto"/>
         <w:rPr>
-          <w:rFonts w:ascii="Times New Roman" w:eastAsia="Times New Roman" w:hAnsi="Times New Roman" w:cs="Times New Roman"/>
-          <w:sz w:val="24"/>
-          <w:szCs w:val="24"/>
-        </w:rPr>
-      </w:pPr>
-      <w:r>
-        <w:rPr>
-          <w:rFonts w:ascii="Times New Roman" w:eastAsia="Times New Roman" w:hAnsi="Times New Roman" w:cs="Times New Roman"/>
+          <w:rFonts w:eastAsia="Times New Roman" w:cstheme="minorHAnsi"/>
+          <w:sz w:val="24"/>
+          <w:szCs w:val="24"/>
+        </w:rPr>
+      </w:pPr>
+      <w:r>
+        <w:rPr>
+          <w:rFonts w:eastAsia="Times New Roman" w:cstheme="minorHAnsi"/>
           <w:b/>
           <w:bCs/>
           <w:sz w:val="24"/>
@@ -2427,14 +2647,14 @@
         </w:numPr>
         <w:spacing w:before="100" w:beforeAutospacing="1" w:after="100" w:afterAutospacing="1" w:line="240" w:lineRule="auto"/>
         <w:rPr>
-          <w:rFonts w:ascii="Times New Roman" w:eastAsia="Times New Roman" w:hAnsi="Times New Roman" w:cs="Times New Roman"/>
-          <w:sz w:val="24"/>
-          <w:szCs w:val="24"/>
-        </w:rPr>
-      </w:pPr>
-      <w:r>
-        <w:rPr>
-          <w:rFonts w:ascii="Times New Roman" w:eastAsia="Times New Roman" w:hAnsi="Times New Roman" w:cs="Times New Roman"/>
+          <w:rFonts w:eastAsia="Times New Roman" w:cstheme="minorHAnsi"/>
+          <w:sz w:val="24"/>
+          <w:szCs w:val="24"/>
+        </w:rPr>
+      </w:pPr>
+      <w:r>
+        <w:rPr>
+          <w:rFonts w:eastAsia="Times New Roman" w:cstheme="minorHAnsi"/>
           <w:b/>
           <w:bCs/>
           <w:sz w:val="24"/>
@@ -2444,7 +2664,7 @@
       </w:r>
       <w:r>
         <w:rPr>
-          <w:rFonts w:ascii="Times New Roman" w:eastAsia="Times New Roman" w:hAnsi="Times New Roman" w:cs="Times New Roman"/>
+          <w:rFonts w:eastAsia="Times New Roman" w:cstheme="minorHAnsi"/>
           <w:sz w:val="24"/>
           <w:szCs w:val="24"/>
         </w:rPr>
@@ -2459,14 +2679,14 @@
         </w:numPr>
         <w:spacing w:before="100" w:beforeAutospacing="1" w:after="100" w:afterAutospacing="1" w:line="240" w:lineRule="auto"/>
         <w:rPr>
-          <w:rFonts w:ascii="Times New Roman" w:eastAsia="Times New Roman" w:hAnsi="Times New Roman" w:cs="Times New Roman"/>
-          <w:sz w:val="24"/>
-          <w:szCs w:val="24"/>
-        </w:rPr>
-      </w:pPr>
-      <w:r>
-        <w:rPr>
-          <w:rFonts w:ascii="Times New Roman" w:eastAsia="Times New Roman" w:hAnsi="Times New Roman" w:cs="Times New Roman"/>
+          <w:rFonts w:eastAsia="Times New Roman" w:cstheme="minorHAnsi"/>
+          <w:sz w:val="24"/>
+          <w:szCs w:val="24"/>
+        </w:rPr>
+      </w:pPr>
+      <w:r>
+        <w:rPr>
+          <w:rFonts w:eastAsia="Times New Roman" w:cstheme="minorHAnsi"/>
           <w:b/>
           <w:bCs/>
           <w:sz w:val="24"/>
@@ -2476,7 +2696,7 @@
       </w:r>
       <w:r>
         <w:rPr>
-          <w:rFonts w:ascii="Times New Roman" w:eastAsia="Times New Roman" w:hAnsi="Times New Roman" w:cs="Times New Roman"/>
+          <w:rFonts w:eastAsia="Times New Roman" w:cstheme="minorHAnsi"/>
           <w:sz w:val="24"/>
           <w:szCs w:val="24"/>
         </w:rPr>
@@ -2484,7 +2704,7 @@
       </w:r>
       <w:r>
         <w:rPr>
-          <w:rFonts w:ascii="Times New Roman" w:eastAsia="Times New Roman" w:hAnsi="Times New Roman" w:cs="Times New Roman"/>
+          <w:rFonts w:eastAsia="Times New Roman" w:cstheme="minorHAnsi"/>
           <w:b/>
           <w:bCs/>
           <w:sz w:val="24"/>
@@ -2494,7 +2714,7 @@
       </w:r>
       <w:r>
         <w:rPr>
-          <w:rFonts w:ascii="Times New Roman" w:eastAsia="Times New Roman" w:hAnsi="Times New Roman" w:cs="Times New Roman"/>
+          <w:rFonts w:eastAsia="Times New Roman" w:cstheme="minorHAnsi"/>
           <w:sz w:val="24"/>
           <w:szCs w:val="24"/>
         </w:rPr>
@@ -2502,7 +2722,7 @@
       </w:r>
       <w:r>
         <w:rPr>
-          <w:rFonts w:ascii="Times New Roman" w:eastAsia="Times New Roman" w:hAnsi="Times New Roman" w:cs="Times New Roman"/>
+          <w:rFonts w:eastAsia="Times New Roman" w:cstheme="minorHAnsi"/>
           <w:b/>
           <w:bCs/>
           <w:sz w:val="24"/>
@@ -2512,7 +2732,7 @@
       </w:r>
       <w:r>
         <w:rPr>
-          <w:rFonts w:ascii="Times New Roman" w:eastAsia="Times New Roman" w:hAnsi="Times New Roman" w:cs="Times New Roman"/>
+          <w:rFonts w:eastAsia="Times New Roman" w:cstheme="minorHAnsi"/>
           <w:sz w:val="24"/>
           <w:szCs w:val="24"/>
         </w:rPr>
@@ -2527,14 +2747,14 @@
         </w:numPr>
         <w:spacing w:before="100" w:beforeAutospacing="1" w:after="100" w:afterAutospacing="1" w:line="240" w:lineRule="auto"/>
         <w:rPr>
-          <w:rFonts w:ascii="Times New Roman" w:eastAsia="Times New Roman" w:hAnsi="Times New Roman" w:cs="Times New Roman"/>
-          <w:sz w:val="24"/>
-          <w:szCs w:val="24"/>
-        </w:rPr>
-      </w:pPr>
-      <w:r>
-        <w:rPr>
-          <w:rFonts w:ascii="Times New Roman" w:eastAsia="Times New Roman" w:hAnsi="Times New Roman" w:cs="Times New Roman"/>
+          <w:rFonts w:eastAsia="Times New Roman" w:cstheme="minorHAnsi"/>
+          <w:sz w:val="24"/>
+          <w:szCs w:val="24"/>
+        </w:rPr>
+      </w:pPr>
+      <w:r>
+        <w:rPr>
+          <w:rFonts w:eastAsia="Times New Roman" w:cstheme="minorHAnsi"/>
           <w:b/>
           <w:bCs/>
           <w:sz w:val="24"/>
@@ -2544,7 +2764,7 @@
       </w:r>
       <w:r>
         <w:rPr>
-          <w:rFonts w:ascii="Times New Roman" w:eastAsia="Times New Roman" w:hAnsi="Times New Roman" w:cs="Times New Roman"/>
+          <w:rFonts w:eastAsia="Times New Roman" w:cstheme="minorHAnsi"/>
           <w:sz w:val="24"/>
           <w:szCs w:val="24"/>
         </w:rPr>
@@ -2553,7 +2773,7 @@
       <w:proofErr w:type="spellStart"/>
       <w:r>
         <w:rPr>
-          <w:rFonts w:ascii="Times New Roman" w:eastAsia="Times New Roman" w:hAnsi="Times New Roman" w:cs="Times New Roman"/>
+          <w:rFonts w:eastAsia="Times New Roman" w:cstheme="minorHAnsi"/>
           <w:sz w:val="24"/>
           <w:szCs w:val="24"/>
         </w:rPr>
@@ -2562,7 +2782,7 @@
       <w:proofErr w:type="spellEnd"/>
       <w:r>
         <w:rPr>
-          <w:rFonts w:ascii="Times New Roman" w:eastAsia="Times New Roman" w:hAnsi="Times New Roman" w:cs="Times New Roman"/>
+          <w:rFonts w:eastAsia="Times New Roman" w:cstheme="minorHAnsi"/>
           <w:sz w:val="24"/>
           <w:szCs w:val="24"/>
         </w:rPr>
@@ -2570,7 +2790,7 @@
       </w:r>
       <w:r>
         <w:rPr>
-          <w:rFonts w:ascii="Times New Roman" w:eastAsia="Times New Roman" w:hAnsi="Times New Roman" w:cs="Times New Roman"/>
+          <w:rFonts w:eastAsia="Times New Roman" w:cstheme="minorHAnsi"/>
           <w:b/>
           <w:bCs/>
           <w:sz w:val="24"/>
@@ -2580,7 +2800,7 @@
       </w:r>
       <w:r>
         <w:rPr>
-          <w:rFonts w:ascii="Times New Roman" w:eastAsia="Times New Roman" w:hAnsi="Times New Roman" w:cs="Times New Roman"/>
+          <w:rFonts w:eastAsia="Times New Roman" w:cstheme="minorHAnsi"/>
           <w:sz w:val="24"/>
           <w:szCs w:val="24"/>
         </w:rPr>
@@ -2588,7 +2808,7 @@
       </w:r>
       <w:r>
         <w:rPr>
-          <w:rFonts w:ascii="Times New Roman" w:eastAsia="Times New Roman" w:hAnsi="Times New Roman" w:cs="Times New Roman"/>
+          <w:rFonts w:eastAsia="Times New Roman" w:cstheme="minorHAnsi"/>
           <w:b/>
           <w:bCs/>
           <w:sz w:val="24"/>
@@ -2598,7 +2818,7 @@
       </w:r>
       <w:r>
         <w:rPr>
-          <w:rFonts w:ascii="Times New Roman" w:eastAsia="Times New Roman" w:hAnsi="Times New Roman" w:cs="Times New Roman"/>
+          <w:rFonts w:eastAsia="Times New Roman" w:cstheme="minorHAnsi"/>
           <w:sz w:val="24"/>
           <w:szCs w:val="24"/>
         </w:rPr>
@@ -2607,7 +2827,7 @@
       <w:proofErr w:type="gramStart"/>
       <w:r>
         <w:rPr>
-          <w:rFonts w:ascii="Times New Roman" w:eastAsia="Times New Roman" w:hAnsi="Times New Roman" w:cs="Times New Roman"/>
+          <w:rFonts w:eastAsia="Times New Roman" w:cstheme="minorHAnsi"/>
           <w:sz w:val="24"/>
           <w:szCs w:val="24"/>
         </w:rPr>
@@ -2616,7 +2836,7 @@
       <w:proofErr w:type="gramEnd"/>
       <w:r>
         <w:rPr>
-          <w:rFonts w:ascii="Times New Roman" w:eastAsia="Times New Roman" w:hAnsi="Times New Roman" w:cs="Times New Roman"/>
+          <w:rFonts w:eastAsia="Times New Roman" w:cstheme="minorHAnsi"/>
           <w:sz w:val="24"/>
           <w:szCs w:val="24"/>
         </w:rPr>
@@ -2624,7 +2844,7 @@
       </w:r>
       <w:r>
         <w:rPr>
-          <w:rFonts w:ascii="Times New Roman" w:eastAsia="Times New Roman" w:hAnsi="Times New Roman" w:cs="Times New Roman"/>
+          <w:rFonts w:eastAsia="Times New Roman" w:cstheme="minorHAnsi"/>
           <w:b/>
           <w:bCs/>
           <w:sz w:val="24"/>
@@ -2634,7 +2854,7 @@
       </w:r>
       <w:r>
         <w:rPr>
-          <w:rFonts w:ascii="Times New Roman" w:eastAsia="Times New Roman" w:hAnsi="Times New Roman" w:cs="Times New Roman"/>
+          <w:rFonts w:eastAsia="Times New Roman" w:cstheme="minorHAnsi"/>
           <w:sz w:val="24"/>
           <w:szCs w:val="24"/>
         </w:rPr>
@@ -2643,7 +2863,7 @@
       <w:proofErr w:type="gramStart"/>
       <w:r>
         <w:rPr>
-          <w:rFonts w:ascii="Times New Roman" w:eastAsia="Times New Roman" w:hAnsi="Times New Roman" w:cs="Times New Roman"/>
+          <w:rFonts w:eastAsia="Times New Roman" w:cstheme="minorHAnsi"/>
           <w:sz w:val="24"/>
           <w:szCs w:val="24"/>
         </w:rPr>
@@ -2652,24 +2872,15 @@
       <w:proofErr w:type="gramEnd"/>
       <w:r>
         <w:rPr>
-          <w:rFonts w:ascii="Times New Roman" w:eastAsia="Times New Roman" w:hAnsi="Times New Roman" w:cs="Times New Roman"/>
-          <w:sz w:val="24"/>
-          <w:szCs w:val="24"/>
-        </w:rPr>
-        <w:t xml:space="preserve"> they may alter </w:t>
-      </w:r>
-      <w:r>
-        <w:rPr>
-          <w:rFonts w:ascii="Times New Roman" w:eastAsia="Times New Roman" w:hAnsi="Times New Roman" w:cs="Times New Roman"/>
-          <w:sz w:val="24"/>
-          <w:szCs w:val="24"/>
-        </w:rPr>
-        <w:lastRenderedPageBreak/>
-        <w:t xml:space="preserve">current demand. - </w:t>
-      </w:r>
-      <w:r>
-        <w:rPr>
-          <w:rFonts w:ascii="Times New Roman" w:eastAsia="Times New Roman" w:hAnsi="Times New Roman" w:cs="Times New Roman"/>
+          <w:rFonts w:eastAsia="Times New Roman" w:cstheme="minorHAnsi"/>
+          <w:sz w:val="24"/>
+          <w:szCs w:val="24"/>
+        </w:rPr>
+        <w:t xml:space="preserve"> they may alter current demand. - </w:t>
+      </w:r>
+      <w:r>
+        <w:rPr>
+          <w:rFonts w:eastAsia="Times New Roman" w:cstheme="minorHAnsi"/>
           <w:b/>
           <w:bCs/>
           <w:sz w:val="24"/>
@@ -2679,7 +2890,7 @@
       </w:r>
       <w:r>
         <w:rPr>
-          <w:rFonts w:ascii="Times New Roman" w:eastAsia="Times New Roman" w:hAnsi="Times New Roman" w:cs="Times New Roman"/>
+          <w:rFonts w:eastAsia="Times New Roman" w:cstheme="minorHAnsi"/>
           <w:sz w:val="24"/>
           <w:szCs w:val="24"/>
         </w:rPr>
@@ -2694,14 +2905,14 @@
         </w:numPr>
         <w:spacing w:before="100" w:beforeAutospacing="1" w:after="100" w:afterAutospacing="1" w:line="240" w:lineRule="auto"/>
         <w:rPr>
-          <w:rFonts w:ascii="Times New Roman" w:eastAsia="Times New Roman" w:hAnsi="Times New Roman" w:cs="Times New Roman"/>
-          <w:sz w:val="24"/>
-          <w:szCs w:val="24"/>
-        </w:rPr>
-      </w:pPr>
-      <w:r>
-        <w:rPr>
-          <w:rFonts w:ascii="Times New Roman" w:eastAsia="Times New Roman" w:hAnsi="Times New Roman" w:cs="Times New Roman"/>
+          <w:rFonts w:eastAsia="Times New Roman" w:cstheme="minorHAnsi"/>
+          <w:sz w:val="24"/>
+          <w:szCs w:val="24"/>
+        </w:rPr>
+      </w:pPr>
+      <w:r>
+        <w:rPr>
+          <w:rFonts w:eastAsia="Times New Roman" w:cstheme="minorHAnsi"/>
           <w:b/>
           <w:bCs/>
           <w:sz w:val="24"/>
@@ -2711,7 +2922,7 @@
       </w:r>
       <w:r>
         <w:rPr>
-          <w:rFonts w:ascii="Times New Roman" w:eastAsia="Times New Roman" w:hAnsi="Times New Roman" w:cs="Times New Roman"/>
+          <w:rFonts w:eastAsia="Times New Roman" w:cstheme="minorHAnsi"/>
           <w:sz w:val="24"/>
           <w:szCs w:val="24"/>
         </w:rPr>
@@ -2726,14 +2937,14 @@
         </w:numPr>
         <w:spacing w:before="100" w:beforeAutospacing="1" w:after="100" w:afterAutospacing="1" w:line="240" w:lineRule="auto"/>
         <w:rPr>
-          <w:rFonts w:ascii="Times New Roman" w:eastAsia="Times New Roman" w:hAnsi="Times New Roman" w:cs="Times New Roman"/>
-          <w:sz w:val="24"/>
-          <w:szCs w:val="24"/>
-        </w:rPr>
-      </w:pPr>
-      <w:r>
-        <w:rPr>
-          <w:rFonts w:ascii="Times New Roman" w:eastAsia="Times New Roman" w:hAnsi="Times New Roman" w:cs="Times New Roman"/>
+          <w:rFonts w:eastAsia="Times New Roman" w:cstheme="minorHAnsi"/>
+          <w:sz w:val="24"/>
+          <w:szCs w:val="24"/>
+        </w:rPr>
+      </w:pPr>
+      <w:r>
+        <w:rPr>
+          <w:rFonts w:eastAsia="Times New Roman" w:cstheme="minorHAnsi"/>
           <w:b/>
           <w:bCs/>
           <w:sz w:val="24"/>
@@ -2743,7 +2954,7 @@
       </w:r>
       <w:r>
         <w:rPr>
-          <w:rFonts w:ascii="Times New Roman" w:eastAsia="Times New Roman" w:hAnsi="Times New Roman" w:cs="Times New Roman"/>
+          <w:rFonts w:eastAsia="Times New Roman" w:cstheme="minorHAnsi"/>
           <w:sz w:val="24"/>
           <w:szCs w:val="24"/>
         </w:rPr>
@@ -2751,7 +2962,7 @@
       </w:r>
       <w:r>
         <w:rPr>
-          <w:rFonts w:ascii="Times New Roman" w:eastAsia="Times New Roman" w:hAnsi="Times New Roman" w:cs="Times New Roman"/>
+          <w:rFonts w:eastAsia="Times New Roman" w:cstheme="minorHAnsi"/>
           <w:b/>
           <w:bCs/>
           <w:sz w:val="24"/>
@@ -2761,7 +2972,7 @@
       </w:r>
       <w:r>
         <w:rPr>
-          <w:rFonts w:ascii="Times New Roman" w:eastAsia="Times New Roman" w:hAnsi="Times New Roman" w:cs="Times New Roman"/>
+          <w:rFonts w:eastAsia="Times New Roman" w:cstheme="minorHAnsi"/>
           <w:sz w:val="24"/>
           <w:szCs w:val="24"/>
         </w:rPr>
@@ -2769,7 +2980,7 @@
       </w:r>
       <w:r>
         <w:rPr>
-          <w:rFonts w:ascii="Times New Roman" w:eastAsia="Times New Roman" w:hAnsi="Times New Roman" w:cs="Times New Roman"/>
+          <w:rFonts w:eastAsia="Times New Roman" w:cstheme="minorHAnsi"/>
           <w:b/>
           <w:bCs/>
           <w:sz w:val="24"/>
@@ -2779,7 +2990,7 @@
       </w:r>
       <w:r>
         <w:rPr>
-          <w:rFonts w:ascii="Times New Roman" w:eastAsia="Times New Roman" w:hAnsi="Times New Roman" w:cs="Times New Roman"/>
+          <w:rFonts w:eastAsia="Times New Roman" w:cstheme="minorHAnsi"/>
           <w:sz w:val="24"/>
           <w:szCs w:val="24"/>
         </w:rPr>
@@ -2794,14 +3005,14 @@
         </w:numPr>
         <w:spacing w:before="100" w:beforeAutospacing="1" w:after="100" w:afterAutospacing="1" w:line="240" w:lineRule="auto"/>
         <w:rPr>
-          <w:rFonts w:ascii="Times New Roman" w:eastAsia="Times New Roman" w:hAnsi="Times New Roman" w:cs="Times New Roman"/>
-          <w:sz w:val="24"/>
-          <w:szCs w:val="24"/>
-        </w:rPr>
-      </w:pPr>
-      <w:r>
-        <w:rPr>
-          <w:rFonts w:ascii="Times New Roman" w:eastAsia="Times New Roman" w:hAnsi="Times New Roman" w:cs="Times New Roman"/>
+          <w:rFonts w:eastAsia="Times New Roman" w:cstheme="minorHAnsi"/>
+          <w:sz w:val="24"/>
+          <w:szCs w:val="24"/>
+        </w:rPr>
+      </w:pPr>
+      <w:r>
+        <w:rPr>
+          <w:rFonts w:eastAsia="Times New Roman" w:cstheme="minorHAnsi"/>
           <w:b/>
           <w:bCs/>
           <w:sz w:val="24"/>
@@ -2811,7 +3022,7 @@
       </w:r>
       <w:r>
         <w:rPr>
-          <w:rFonts w:ascii="Times New Roman" w:eastAsia="Times New Roman" w:hAnsi="Times New Roman" w:cs="Times New Roman"/>
+          <w:rFonts w:eastAsia="Times New Roman" w:cstheme="minorHAnsi"/>
           <w:sz w:val="24"/>
           <w:szCs w:val="24"/>
         </w:rPr>
@@ -2819,7 +3030,7 @@
       </w:r>
       <w:r>
         <w:rPr>
-          <w:rFonts w:ascii="Times New Roman" w:eastAsia="Times New Roman" w:hAnsi="Times New Roman" w:cs="Times New Roman"/>
+          <w:rFonts w:eastAsia="Times New Roman" w:cstheme="minorHAnsi"/>
           <w:b/>
           <w:bCs/>
           <w:sz w:val="24"/>
@@ -2829,7 +3040,7 @@
       </w:r>
       <w:r>
         <w:rPr>
-          <w:rFonts w:ascii="Times New Roman" w:eastAsia="Times New Roman" w:hAnsi="Times New Roman" w:cs="Times New Roman"/>
+          <w:rFonts w:eastAsia="Times New Roman" w:cstheme="minorHAnsi"/>
           <w:sz w:val="24"/>
           <w:szCs w:val="24"/>
         </w:rPr>
@@ -2838,7 +3049,7 @@
       <w:proofErr w:type="spellStart"/>
       <w:r>
         <w:rPr>
-          <w:rFonts w:ascii="Times New Roman" w:eastAsia="Times New Roman" w:hAnsi="Times New Roman" w:cs="Times New Roman"/>
+          <w:rFonts w:eastAsia="Times New Roman" w:cstheme="minorHAnsi"/>
           <w:sz w:val="24"/>
           <w:szCs w:val="24"/>
         </w:rPr>
@@ -2847,7 +3058,7 @@
       <w:proofErr w:type="spellEnd"/>
       <w:r>
         <w:rPr>
-          <w:rFonts w:ascii="Times New Roman" w:eastAsia="Times New Roman" w:hAnsi="Times New Roman" w:cs="Times New Roman"/>
+          <w:rFonts w:eastAsia="Times New Roman" w:cstheme="minorHAnsi"/>
           <w:sz w:val="24"/>
           <w:szCs w:val="24"/>
         </w:rPr>
@@ -2855,7 +3066,7 @@
       </w:r>
       <w:r>
         <w:rPr>
-          <w:rFonts w:ascii="Times New Roman" w:eastAsia="Times New Roman" w:hAnsi="Times New Roman" w:cs="Times New Roman"/>
+          <w:rFonts w:eastAsia="Times New Roman" w:cstheme="minorHAnsi"/>
           <w:b/>
           <w:bCs/>
           <w:sz w:val="24"/>
@@ -2865,7 +3076,7 @@
       </w:r>
       <w:r>
         <w:rPr>
-          <w:rFonts w:ascii="Times New Roman" w:eastAsia="Times New Roman" w:hAnsi="Times New Roman" w:cs="Times New Roman"/>
+          <w:rFonts w:eastAsia="Times New Roman" w:cstheme="minorHAnsi"/>
           <w:sz w:val="24"/>
           <w:szCs w:val="24"/>
         </w:rPr>
@@ -2873,7 +3084,7 @@
       </w:r>
       <w:r>
         <w:rPr>
-          <w:rFonts w:ascii="Times New Roman" w:eastAsia="Times New Roman" w:hAnsi="Times New Roman" w:cs="Times New Roman"/>
+          <w:rFonts w:eastAsia="Times New Roman" w:cstheme="minorHAnsi"/>
           <w:b/>
           <w:bCs/>
           <w:sz w:val="24"/>
@@ -2883,7 +3094,7 @@
       </w:r>
       <w:r>
         <w:rPr>
-          <w:rFonts w:ascii="Times New Roman" w:eastAsia="Times New Roman" w:hAnsi="Times New Roman" w:cs="Times New Roman"/>
+          <w:rFonts w:eastAsia="Times New Roman" w:cstheme="minorHAnsi"/>
           <w:sz w:val="24"/>
           <w:szCs w:val="24"/>
         </w:rPr>
@@ -2892,7 +3103,7 @@
       <w:proofErr w:type="gramStart"/>
       <w:r>
         <w:rPr>
-          <w:rFonts w:ascii="Times New Roman" w:eastAsia="Times New Roman" w:hAnsi="Times New Roman" w:cs="Times New Roman"/>
+          <w:rFonts w:eastAsia="Times New Roman" w:cstheme="minorHAnsi"/>
           <w:sz w:val="24"/>
           <w:szCs w:val="24"/>
         </w:rPr>
@@ -2901,7 +3112,7 @@
       <w:proofErr w:type="gramEnd"/>
       <w:r>
         <w:rPr>
-          <w:rFonts w:ascii="Times New Roman" w:eastAsia="Times New Roman" w:hAnsi="Times New Roman" w:cs="Times New Roman"/>
+          <w:rFonts w:eastAsia="Times New Roman" w:cstheme="minorHAnsi"/>
           <w:sz w:val="24"/>
           <w:szCs w:val="24"/>
         </w:rPr>
@@ -2909,7 +3120,7 @@
       </w:r>
       <w:r>
         <w:rPr>
-          <w:rFonts w:ascii="Times New Roman" w:eastAsia="Times New Roman" w:hAnsi="Times New Roman" w:cs="Times New Roman"/>
+          <w:rFonts w:eastAsia="Times New Roman" w:cstheme="minorHAnsi"/>
           <w:b/>
           <w:bCs/>
           <w:sz w:val="24"/>
@@ -2919,7 +3130,7 @@
       </w:r>
       <w:r>
         <w:rPr>
-          <w:rFonts w:ascii="Times New Roman" w:eastAsia="Times New Roman" w:hAnsi="Times New Roman" w:cs="Times New Roman"/>
+          <w:rFonts w:eastAsia="Times New Roman" w:cstheme="minorHAnsi"/>
           <w:sz w:val="24"/>
           <w:szCs w:val="24"/>
         </w:rPr>
@@ -2934,14 +3145,14 @@
         </w:numPr>
         <w:spacing w:before="100" w:beforeAutospacing="1" w:after="100" w:afterAutospacing="1" w:line="240" w:lineRule="auto"/>
         <w:rPr>
-          <w:rFonts w:ascii="Times New Roman" w:eastAsia="Times New Roman" w:hAnsi="Times New Roman" w:cs="Times New Roman"/>
-          <w:sz w:val="24"/>
-          <w:szCs w:val="24"/>
-        </w:rPr>
-      </w:pPr>
-      <w:r>
-        <w:rPr>
-          <w:rFonts w:ascii="Times New Roman" w:eastAsia="Times New Roman" w:hAnsi="Times New Roman" w:cs="Times New Roman"/>
+          <w:rFonts w:eastAsia="Times New Roman" w:cstheme="minorHAnsi"/>
+          <w:sz w:val="24"/>
+          <w:szCs w:val="24"/>
+        </w:rPr>
+      </w:pPr>
+      <w:r>
+        <w:rPr>
+          <w:rFonts w:eastAsia="Times New Roman" w:cstheme="minorHAnsi"/>
           <w:b/>
           <w:bCs/>
           <w:sz w:val="24"/>
@@ -2951,7 +3162,7 @@
       </w:r>
       <w:r>
         <w:rPr>
-          <w:rFonts w:ascii="Times New Roman" w:eastAsia="Times New Roman" w:hAnsi="Times New Roman" w:cs="Times New Roman"/>
+          <w:rFonts w:eastAsia="Times New Roman" w:cstheme="minorHAnsi"/>
           <w:sz w:val="24"/>
           <w:szCs w:val="24"/>
         </w:rPr>
@@ -2966,14 +3177,14 @@
         </w:numPr>
         <w:spacing w:before="100" w:beforeAutospacing="1" w:after="100" w:afterAutospacing="1" w:line="240" w:lineRule="auto"/>
         <w:rPr>
-          <w:rFonts w:ascii="Times New Roman" w:eastAsia="Times New Roman" w:hAnsi="Times New Roman" w:cs="Times New Roman"/>
-          <w:sz w:val="24"/>
-          <w:szCs w:val="24"/>
-        </w:rPr>
-      </w:pPr>
-      <w:r>
-        <w:rPr>
-          <w:rFonts w:ascii="Times New Roman" w:eastAsia="Times New Roman" w:hAnsi="Times New Roman" w:cs="Times New Roman"/>
+          <w:rFonts w:eastAsia="Times New Roman" w:cstheme="minorHAnsi"/>
+          <w:sz w:val="24"/>
+          <w:szCs w:val="24"/>
+        </w:rPr>
+      </w:pPr>
+      <w:r>
+        <w:rPr>
+          <w:rFonts w:eastAsia="Times New Roman" w:cstheme="minorHAnsi"/>
           <w:b/>
           <w:bCs/>
           <w:sz w:val="24"/>
@@ -2983,7 +3194,7 @@
       </w:r>
       <w:r>
         <w:rPr>
-          <w:rFonts w:ascii="Times New Roman" w:eastAsia="Times New Roman" w:hAnsi="Times New Roman" w:cs="Times New Roman"/>
+          <w:rFonts w:eastAsia="Times New Roman" w:cstheme="minorHAnsi"/>
           <w:sz w:val="24"/>
           <w:szCs w:val="24"/>
         </w:rPr>
@@ -2992,7 +3203,7 @@
       <w:proofErr w:type="gramStart"/>
       <w:r>
         <w:rPr>
-          <w:rFonts w:ascii="Times New Roman" w:eastAsia="Times New Roman" w:hAnsi="Times New Roman" w:cs="Times New Roman"/>
+          <w:rFonts w:eastAsia="Times New Roman" w:cstheme="minorHAnsi"/>
           <w:sz w:val="24"/>
           <w:szCs w:val="24"/>
         </w:rPr>
@@ -3001,7 +3212,7 @@
       <w:proofErr w:type="gramEnd"/>
       <w:r>
         <w:rPr>
-          <w:rFonts w:ascii="Times New Roman" w:eastAsia="Times New Roman" w:hAnsi="Times New Roman" w:cs="Times New Roman"/>
+          <w:rFonts w:eastAsia="Times New Roman" w:cstheme="minorHAnsi"/>
           <w:sz w:val="24"/>
           <w:szCs w:val="24"/>
         </w:rPr>
@@ -3009,7 +3220,7 @@
       </w:r>
       <w:r>
         <w:rPr>
-          <w:rFonts w:ascii="Times New Roman" w:eastAsia="Times New Roman" w:hAnsi="Times New Roman" w:cs="Times New Roman"/>
+          <w:rFonts w:eastAsia="Times New Roman" w:cstheme="minorHAnsi"/>
           <w:b/>
           <w:bCs/>
           <w:sz w:val="24"/>
@@ -3019,7 +3230,7 @@
       </w:r>
       <w:r>
         <w:rPr>
-          <w:rFonts w:ascii="Times New Roman" w:eastAsia="Times New Roman" w:hAnsi="Times New Roman" w:cs="Times New Roman"/>
+          <w:rFonts w:eastAsia="Times New Roman" w:cstheme="minorHAnsi"/>
           <w:sz w:val="24"/>
           <w:szCs w:val="24"/>
         </w:rPr>
@@ -3028,7 +3239,7 @@
       <w:proofErr w:type="gramStart"/>
       <w:r>
         <w:rPr>
-          <w:rFonts w:ascii="Times New Roman" w:eastAsia="Times New Roman" w:hAnsi="Times New Roman" w:cs="Times New Roman"/>
+          <w:rFonts w:eastAsia="Times New Roman" w:cstheme="minorHAnsi"/>
           <w:sz w:val="24"/>
           <w:szCs w:val="24"/>
         </w:rPr>
@@ -3037,7 +3248,7 @@
       <w:proofErr w:type="gramEnd"/>
       <w:r>
         <w:rPr>
-          <w:rFonts w:ascii="Times New Roman" w:eastAsia="Times New Roman" w:hAnsi="Times New Roman" w:cs="Times New Roman"/>
+          <w:rFonts w:eastAsia="Times New Roman" w:cstheme="minorHAnsi"/>
           <w:sz w:val="24"/>
           <w:szCs w:val="24"/>
         </w:rPr>
@@ -3045,7 +3256,7 @@
       </w:r>
       <w:r>
         <w:rPr>
-          <w:rFonts w:ascii="Times New Roman" w:eastAsia="Times New Roman" w:hAnsi="Times New Roman" w:cs="Times New Roman"/>
+          <w:rFonts w:eastAsia="Times New Roman" w:cstheme="minorHAnsi"/>
           <w:b/>
           <w:bCs/>
           <w:sz w:val="24"/>
@@ -3055,7 +3266,7 @@
       </w:r>
       <w:r>
         <w:rPr>
-          <w:rFonts w:ascii="Times New Roman" w:eastAsia="Times New Roman" w:hAnsi="Times New Roman" w:cs="Times New Roman"/>
+          <w:rFonts w:eastAsia="Times New Roman" w:cstheme="minorHAnsi"/>
           <w:sz w:val="24"/>
           <w:szCs w:val="24"/>
         </w:rPr>
@@ -3064,7 +3275,7 @@
       <w:proofErr w:type="spellStart"/>
       <w:r>
         <w:rPr>
-          <w:rFonts w:ascii="Times New Roman" w:eastAsia="Times New Roman" w:hAnsi="Times New Roman" w:cs="Times New Roman"/>
+          <w:rFonts w:eastAsia="Times New Roman" w:cstheme="minorHAnsi"/>
           <w:sz w:val="24"/>
           <w:szCs w:val="24"/>
         </w:rPr>
@@ -3073,7 +3284,7 @@
       <w:proofErr w:type="spellEnd"/>
       <w:r>
         <w:rPr>
-          <w:rFonts w:ascii="Times New Roman" w:eastAsia="Times New Roman" w:hAnsi="Times New Roman" w:cs="Times New Roman"/>
+          <w:rFonts w:eastAsia="Times New Roman" w:cstheme="minorHAnsi"/>
           <w:sz w:val="24"/>
           <w:szCs w:val="24"/>
         </w:rPr>
@@ -3088,14 +3299,14 @@
         </w:numPr>
         <w:spacing w:before="100" w:beforeAutospacing="1" w:after="100" w:afterAutospacing="1" w:line="240" w:lineRule="auto"/>
         <w:rPr>
-          <w:rFonts w:ascii="Times New Roman" w:eastAsia="Times New Roman" w:hAnsi="Times New Roman" w:cs="Times New Roman"/>
-          <w:sz w:val="24"/>
-          <w:szCs w:val="24"/>
-        </w:rPr>
-      </w:pPr>
-      <w:r>
-        <w:rPr>
-          <w:rFonts w:ascii="Times New Roman" w:eastAsia="Times New Roman" w:hAnsi="Times New Roman" w:cs="Times New Roman"/>
+          <w:rFonts w:eastAsia="Times New Roman" w:cstheme="minorHAnsi"/>
+          <w:sz w:val="24"/>
+          <w:szCs w:val="24"/>
+        </w:rPr>
+      </w:pPr>
+      <w:r>
+        <w:rPr>
+          <w:rFonts w:eastAsia="Times New Roman" w:cstheme="minorHAnsi"/>
           <w:b/>
           <w:bCs/>
           <w:sz w:val="24"/>
@@ -3105,7 +3316,7 @@
       </w:r>
       <w:r>
         <w:rPr>
-          <w:rFonts w:ascii="Times New Roman" w:eastAsia="Times New Roman" w:hAnsi="Times New Roman" w:cs="Times New Roman"/>
+          <w:rFonts w:eastAsia="Times New Roman" w:cstheme="minorHAnsi"/>
           <w:sz w:val="24"/>
           <w:szCs w:val="24"/>
         </w:rPr>
@@ -3120,14 +3331,14 @@
         </w:numPr>
         <w:spacing w:before="100" w:beforeAutospacing="1" w:after="100" w:afterAutospacing="1" w:line="240" w:lineRule="auto"/>
         <w:rPr>
-          <w:rFonts w:ascii="Times New Roman" w:eastAsia="Times New Roman" w:hAnsi="Times New Roman" w:cs="Times New Roman"/>
-          <w:sz w:val="24"/>
-          <w:szCs w:val="24"/>
-        </w:rPr>
-      </w:pPr>
-      <w:r>
-        <w:rPr>
-          <w:rFonts w:ascii="Times New Roman" w:eastAsia="Times New Roman" w:hAnsi="Times New Roman" w:cs="Times New Roman"/>
+          <w:rFonts w:eastAsia="Times New Roman" w:cstheme="minorHAnsi"/>
+          <w:sz w:val="24"/>
+          <w:szCs w:val="24"/>
+        </w:rPr>
+      </w:pPr>
+      <w:r>
+        <w:rPr>
+          <w:rFonts w:eastAsia="Times New Roman" w:cstheme="minorHAnsi"/>
           <w:b/>
           <w:bCs/>
           <w:sz w:val="24"/>
@@ -3137,7 +3348,7 @@
       </w:r>
       <w:r>
         <w:rPr>
-          <w:rFonts w:ascii="Times New Roman" w:eastAsia="Times New Roman" w:hAnsi="Times New Roman" w:cs="Times New Roman"/>
+          <w:rFonts w:eastAsia="Times New Roman" w:cstheme="minorHAnsi"/>
           <w:sz w:val="24"/>
           <w:szCs w:val="24"/>
         </w:rPr>
@@ -3146,7 +3357,7 @@
       <w:proofErr w:type="spellStart"/>
       <w:r>
         <w:rPr>
-          <w:rFonts w:ascii="Times New Roman" w:eastAsia="Times New Roman" w:hAnsi="Times New Roman" w:cs="Times New Roman"/>
+          <w:rFonts w:eastAsia="Times New Roman" w:cstheme="minorHAnsi"/>
           <w:sz w:val="24"/>
           <w:szCs w:val="24"/>
         </w:rPr>
@@ -3155,7 +3366,7 @@
       <w:proofErr w:type="spellEnd"/>
       <w:r>
         <w:rPr>
-          <w:rFonts w:ascii="Times New Roman" w:eastAsia="Times New Roman" w:hAnsi="Times New Roman" w:cs="Times New Roman"/>
+          <w:rFonts w:eastAsia="Times New Roman" w:cstheme="minorHAnsi"/>
           <w:sz w:val="24"/>
           <w:szCs w:val="24"/>
         </w:rPr>
@@ -3163,7 +3374,7 @@
       </w:r>
       <w:r>
         <w:rPr>
-          <w:rFonts w:ascii="Times New Roman" w:eastAsia="Times New Roman" w:hAnsi="Times New Roman" w:cs="Times New Roman"/>
+          <w:rFonts w:eastAsia="Times New Roman" w:cstheme="minorHAnsi"/>
           <w:b/>
           <w:bCs/>
           <w:sz w:val="24"/>
@@ -3173,7 +3384,7 @@
       </w:r>
       <w:r>
         <w:rPr>
-          <w:rFonts w:ascii="Times New Roman" w:eastAsia="Times New Roman" w:hAnsi="Times New Roman" w:cs="Times New Roman"/>
+          <w:rFonts w:eastAsia="Times New Roman" w:cstheme="minorHAnsi"/>
           <w:sz w:val="24"/>
           <w:szCs w:val="24"/>
         </w:rPr>
@@ -3182,7 +3393,7 @@
       <w:proofErr w:type="spellStart"/>
       <w:r>
         <w:rPr>
-          <w:rFonts w:ascii="Times New Roman" w:eastAsia="Times New Roman" w:hAnsi="Times New Roman" w:cs="Times New Roman"/>
+          <w:rFonts w:eastAsia="Times New Roman" w:cstheme="minorHAnsi"/>
           <w:sz w:val="24"/>
           <w:szCs w:val="24"/>
         </w:rPr>
@@ -3191,7 +3402,7 @@
       <w:proofErr w:type="spellEnd"/>
       <w:r>
         <w:rPr>
-          <w:rFonts w:ascii="Times New Roman" w:eastAsia="Times New Roman" w:hAnsi="Times New Roman" w:cs="Times New Roman"/>
+          <w:rFonts w:eastAsia="Times New Roman" w:cstheme="minorHAnsi"/>
           <w:sz w:val="24"/>
           <w:szCs w:val="24"/>
         </w:rPr>
@@ -3202,25 +3413,26 @@
       <w:pPr>
         <w:spacing w:before="100" w:beforeAutospacing="1" w:after="100" w:afterAutospacing="1" w:line="240" w:lineRule="auto"/>
         <w:rPr>
-          <w:rFonts w:ascii="Times New Roman" w:eastAsia="Times New Roman" w:hAnsi="Times New Roman" w:cs="Times New Roman"/>
-          <w:sz w:val="24"/>
-          <w:szCs w:val="24"/>
-        </w:rPr>
-      </w:pPr>
-      <w:r>
-        <w:rPr>
-          <w:rFonts w:ascii="Times New Roman" w:eastAsia="Times New Roman" w:hAnsi="Times New Roman" w:cs="Times New Roman"/>
+          <w:rFonts w:eastAsia="Times New Roman" w:cstheme="minorHAnsi"/>
+          <w:sz w:val="24"/>
+          <w:szCs w:val="24"/>
+        </w:rPr>
+      </w:pPr>
+      <w:r>
+        <w:rPr>
+          <w:rFonts w:eastAsia="Times New Roman" w:cstheme="minorHAnsi"/>
           <w:b/>
           <w:i/>
           <w:iCs/>
           <w:sz w:val="24"/>
           <w:szCs w:val="24"/>
         </w:rPr>
+        <w:lastRenderedPageBreak/>
         <w:t>Question</w:t>
       </w:r>
       <w:r>
         <w:rPr>
-          <w:rFonts w:ascii="Times New Roman" w:eastAsia="Times New Roman" w:hAnsi="Times New Roman" w:cs="Times New Roman"/>
+          <w:rFonts w:eastAsia="Times New Roman" w:cstheme="minorHAnsi"/>
           <w:i/>
           <w:iCs/>
           <w:sz w:val="24"/>
@@ -3233,14 +3445,14 @@
       <w:pPr>
         <w:spacing w:before="100" w:beforeAutospacing="1" w:after="100" w:afterAutospacing="1" w:line="240" w:lineRule="auto"/>
         <w:rPr>
-          <w:rFonts w:ascii="Times New Roman" w:eastAsia="Times New Roman" w:hAnsi="Times New Roman" w:cs="Times New Roman"/>
-          <w:sz w:val="24"/>
-          <w:szCs w:val="24"/>
-        </w:rPr>
-      </w:pPr>
-      <w:r>
-        <w:rPr>
-          <w:rFonts w:ascii="Times New Roman" w:eastAsia="Times New Roman" w:hAnsi="Times New Roman" w:cs="Times New Roman"/>
+          <w:rFonts w:eastAsia="Times New Roman" w:cstheme="minorHAnsi"/>
+          <w:sz w:val="24"/>
+          <w:szCs w:val="24"/>
+        </w:rPr>
+      </w:pPr>
+      <w:r>
+        <w:rPr>
+          <w:rFonts w:eastAsia="Times New Roman" w:cstheme="minorHAnsi"/>
           <w:i/>
           <w:iCs/>
           <w:sz w:val="24"/>
@@ -3253,15 +3465,15 @@
       <w:pPr>
         <w:spacing w:before="100" w:beforeAutospacing="1" w:after="100" w:afterAutospacing="1" w:line="240" w:lineRule="auto"/>
         <w:rPr>
-          <w:rFonts w:ascii="Times New Roman" w:eastAsia="Times New Roman" w:hAnsi="Times New Roman" w:cs="Times New Roman"/>
-          <w:b/>
-          <w:sz w:val="24"/>
-          <w:szCs w:val="24"/>
-        </w:rPr>
-      </w:pPr>
-      <w:r>
-        <w:rPr>
-          <w:rFonts w:ascii="Times New Roman" w:eastAsia="Times New Roman" w:hAnsi="Times New Roman" w:cs="Times New Roman"/>
+          <w:rFonts w:eastAsia="Times New Roman" w:cstheme="minorHAnsi"/>
+          <w:b/>
+          <w:sz w:val="24"/>
+          <w:szCs w:val="24"/>
+        </w:rPr>
+      </w:pPr>
+      <w:r>
+        <w:rPr>
+          <w:rFonts w:eastAsia="Times New Roman" w:cstheme="minorHAnsi"/>
           <w:b/>
           <w:i/>
           <w:iCs/>
@@ -3275,14 +3487,14 @@
       <w:pPr>
         <w:spacing w:before="100" w:beforeAutospacing="1" w:after="100" w:afterAutospacing="1" w:line="240" w:lineRule="auto"/>
         <w:rPr>
-          <w:rFonts w:ascii="Times New Roman" w:eastAsia="Times New Roman" w:hAnsi="Times New Roman" w:cs="Times New Roman"/>
-          <w:sz w:val="24"/>
-          <w:szCs w:val="24"/>
-        </w:rPr>
-      </w:pPr>
-      <w:r>
-        <w:rPr>
-          <w:rFonts w:ascii="Times New Roman" w:eastAsia="Times New Roman" w:hAnsi="Times New Roman" w:cs="Times New Roman"/>
+          <w:rFonts w:eastAsia="Times New Roman" w:cstheme="minorHAnsi"/>
+          <w:sz w:val="24"/>
+          <w:szCs w:val="24"/>
+        </w:rPr>
+      </w:pPr>
+      <w:r>
+        <w:rPr>
+          <w:rFonts w:eastAsia="Times New Roman" w:cstheme="minorHAnsi"/>
           <w:sz w:val="24"/>
           <w:szCs w:val="24"/>
         </w:rPr>
@@ -3291,7 +3503,7 @@
       <w:proofErr w:type="spellStart"/>
       <w:r>
         <w:rPr>
-          <w:rFonts w:ascii="Times New Roman" w:eastAsia="Times New Roman" w:hAnsi="Times New Roman" w:cs="Times New Roman"/>
+          <w:rFonts w:eastAsia="Times New Roman" w:cstheme="minorHAnsi"/>
           <w:sz w:val="24"/>
           <w:szCs w:val="24"/>
         </w:rPr>
@@ -3300,7 +3512,7 @@
       <w:proofErr w:type="spellEnd"/>
       <w:r>
         <w:rPr>
-          <w:rFonts w:ascii="Times New Roman" w:eastAsia="Times New Roman" w:hAnsi="Times New Roman" w:cs="Times New Roman"/>
+          <w:rFonts w:eastAsia="Times New Roman" w:cstheme="minorHAnsi"/>
           <w:sz w:val="24"/>
           <w:szCs w:val="24"/>
         </w:rPr>
@@ -3311,14 +3523,14 @@
       <w:pPr>
         <w:spacing w:before="100" w:beforeAutospacing="1" w:after="100" w:afterAutospacing="1" w:line="240" w:lineRule="auto"/>
         <w:rPr>
-          <w:rFonts w:ascii="Times New Roman" w:eastAsia="Times New Roman" w:hAnsi="Times New Roman" w:cs="Times New Roman"/>
-          <w:sz w:val="24"/>
-          <w:szCs w:val="24"/>
-        </w:rPr>
-      </w:pPr>
-      <w:r>
-        <w:rPr>
-          <w:rFonts w:ascii="Times New Roman" w:eastAsia="Times New Roman" w:hAnsi="Times New Roman" w:cs="Times New Roman"/>
+          <w:rFonts w:eastAsia="Times New Roman" w:cstheme="minorHAnsi"/>
+          <w:sz w:val="24"/>
+          <w:szCs w:val="24"/>
+        </w:rPr>
+      </w:pPr>
+      <w:r>
+        <w:rPr>
+          <w:rFonts w:eastAsia="Times New Roman" w:cstheme="minorHAnsi"/>
           <w:b/>
           <w:bCs/>
           <w:sz w:val="24"/>
@@ -3331,14 +3543,14 @@
       <w:pPr>
         <w:spacing w:before="100" w:beforeAutospacing="1" w:after="100" w:afterAutospacing="1" w:line="240" w:lineRule="auto"/>
         <w:rPr>
-          <w:rFonts w:ascii="Times New Roman" w:eastAsia="Times New Roman" w:hAnsi="Times New Roman" w:cs="Times New Roman"/>
-          <w:sz w:val="24"/>
-          <w:szCs w:val="24"/>
-        </w:rPr>
-      </w:pPr>
-      <w:r>
-        <w:rPr>
-          <w:rFonts w:ascii="Times New Roman" w:eastAsia="Times New Roman" w:hAnsi="Times New Roman" w:cs="Times New Roman"/>
+          <w:rFonts w:eastAsia="Times New Roman" w:cstheme="minorHAnsi"/>
+          <w:sz w:val="24"/>
+          <w:szCs w:val="24"/>
+        </w:rPr>
+      </w:pPr>
+      <w:r>
+        <w:rPr>
+          <w:rFonts w:eastAsia="Times New Roman" w:cstheme="minorHAnsi"/>
           <w:sz w:val="24"/>
           <w:szCs w:val="24"/>
         </w:rPr>
@@ -3347,7 +3559,7 @@
       <w:proofErr w:type="spellStart"/>
       <w:r>
         <w:rPr>
-          <w:rFonts w:ascii="Times New Roman" w:eastAsia="Times New Roman" w:hAnsi="Times New Roman" w:cs="Times New Roman"/>
+          <w:rFonts w:eastAsia="Times New Roman" w:cstheme="minorHAnsi"/>
           <w:sz w:val="24"/>
           <w:szCs w:val="24"/>
         </w:rPr>
@@ -3356,7 +3568,7 @@
       <w:proofErr w:type="spellEnd"/>
       <w:r>
         <w:rPr>
-          <w:rFonts w:ascii="Times New Roman" w:eastAsia="Times New Roman" w:hAnsi="Times New Roman" w:cs="Times New Roman"/>
+          <w:rFonts w:eastAsia="Times New Roman" w:cstheme="minorHAnsi"/>
           <w:sz w:val="24"/>
           <w:szCs w:val="24"/>
         </w:rPr>
@@ -3365,7 +3577,7 @@
       <w:proofErr w:type="gramStart"/>
       <w:r>
         <w:rPr>
-          <w:rFonts w:ascii="Times New Roman" w:eastAsia="Times New Roman" w:hAnsi="Times New Roman" w:cs="Times New Roman"/>
+          <w:rFonts w:eastAsia="Times New Roman" w:cstheme="minorHAnsi"/>
           <w:sz w:val="24"/>
           <w:szCs w:val="24"/>
         </w:rPr>
@@ -3374,7 +3586,7 @@
       <w:proofErr w:type="gramEnd"/>
       <w:r>
         <w:rPr>
-          <w:rFonts w:ascii="Times New Roman" w:eastAsia="Times New Roman" w:hAnsi="Times New Roman" w:cs="Times New Roman"/>
+          <w:rFonts w:eastAsia="Times New Roman" w:cstheme="minorHAnsi"/>
           <w:sz w:val="24"/>
           <w:szCs w:val="24"/>
         </w:rPr>
@@ -3385,14 +3597,14 @@
       <w:pPr>
         <w:spacing w:before="100" w:beforeAutospacing="1" w:after="100" w:afterAutospacing="1" w:line="240" w:lineRule="auto"/>
         <w:rPr>
-          <w:rFonts w:ascii="Times New Roman" w:eastAsia="Times New Roman" w:hAnsi="Times New Roman" w:cs="Times New Roman"/>
-          <w:sz w:val="24"/>
-          <w:szCs w:val="24"/>
-        </w:rPr>
-      </w:pPr>
-      <w:r>
-        <w:rPr>
-          <w:rFonts w:ascii="Times New Roman" w:eastAsia="Times New Roman" w:hAnsi="Times New Roman" w:cs="Times New Roman"/>
+          <w:rFonts w:eastAsia="Times New Roman" w:cstheme="minorHAnsi"/>
+          <w:sz w:val="24"/>
+          <w:szCs w:val="24"/>
+        </w:rPr>
+      </w:pPr>
+      <w:r>
+        <w:rPr>
+          <w:rFonts w:eastAsia="Times New Roman" w:cstheme="minorHAnsi"/>
           <w:b/>
           <w:bCs/>
           <w:sz w:val="24"/>
@@ -3405,14 +3617,14 @@
       <w:pPr>
         <w:spacing w:before="100" w:beforeAutospacing="1" w:after="100" w:afterAutospacing="1" w:line="240" w:lineRule="auto"/>
         <w:rPr>
-          <w:rFonts w:ascii="Times New Roman" w:eastAsia="Times New Roman" w:hAnsi="Times New Roman" w:cs="Times New Roman"/>
-          <w:sz w:val="24"/>
-          <w:szCs w:val="24"/>
-        </w:rPr>
-      </w:pPr>
-      <w:r>
-        <w:rPr>
-          <w:rFonts w:ascii="Times New Roman" w:eastAsia="Times New Roman" w:hAnsi="Times New Roman" w:cs="Times New Roman"/>
+          <w:rFonts w:eastAsia="Times New Roman" w:cstheme="minorHAnsi"/>
+          <w:sz w:val="24"/>
+          <w:szCs w:val="24"/>
+        </w:rPr>
+      </w:pPr>
+      <w:r>
+        <w:rPr>
+          <w:rFonts w:eastAsia="Times New Roman" w:cstheme="minorHAnsi"/>
           <w:sz w:val="24"/>
           <w:szCs w:val="24"/>
         </w:rPr>
@@ -3421,7 +3633,7 @@
       <w:proofErr w:type="spellStart"/>
       <w:r>
         <w:rPr>
-          <w:rFonts w:ascii="Times New Roman" w:eastAsia="Times New Roman" w:hAnsi="Times New Roman" w:cs="Times New Roman"/>
+          <w:rFonts w:eastAsia="Times New Roman" w:cstheme="minorHAnsi"/>
           <w:sz w:val="24"/>
           <w:szCs w:val="24"/>
         </w:rPr>
@@ -3430,7 +3642,7 @@
       <w:proofErr w:type="spellEnd"/>
       <w:r>
         <w:rPr>
-          <w:rFonts w:ascii="Times New Roman" w:eastAsia="Times New Roman" w:hAnsi="Times New Roman" w:cs="Times New Roman"/>
+          <w:rFonts w:eastAsia="Times New Roman" w:cstheme="minorHAnsi"/>
           <w:sz w:val="24"/>
           <w:szCs w:val="24"/>
         </w:rPr>
@@ -3441,20 +3653,19 @@
       <w:pPr>
         <w:spacing w:before="100" w:beforeAutospacing="1" w:after="100" w:afterAutospacing="1" w:line="240" w:lineRule="auto"/>
         <w:rPr>
-          <w:rFonts w:ascii="Times New Roman" w:eastAsia="Times New Roman" w:hAnsi="Times New Roman" w:cs="Times New Roman"/>
-          <w:sz w:val="24"/>
-          <w:szCs w:val="24"/>
-        </w:rPr>
-      </w:pPr>
-      <w:r>
-        <w:rPr>
-          <w:rFonts w:ascii="Times New Roman" w:eastAsia="Times New Roman" w:hAnsi="Times New Roman" w:cs="Times New Roman"/>
-          <w:b/>
-          <w:bCs/>
-          <w:sz w:val="24"/>
-          <w:szCs w:val="24"/>
-        </w:rPr>
-        <w:lastRenderedPageBreak/>
+          <w:rFonts w:eastAsia="Times New Roman" w:cstheme="minorHAnsi"/>
+          <w:sz w:val="24"/>
+          <w:szCs w:val="24"/>
+        </w:rPr>
+      </w:pPr>
+      <w:r>
+        <w:rPr>
+          <w:rFonts w:eastAsia="Times New Roman" w:cstheme="minorHAnsi"/>
+          <w:b/>
+          <w:bCs/>
+          <w:sz w:val="24"/>
+          <w:szCs w:val="24"/>
+        </w:rPr>
         <w:t>Market Equilibrium:</w:t>
       </w:r>
     </w:p>
@@ -3462,14 +3673,14 @@
       <w:pPr>
         <w:spacing w:before="100" w:beforeAutospacing="1" w:after="100" w:afterAutospacing="1" w:line="240" w:lineRule="auto"/>
         <w:rPr>
-          <w:rFonts w:ascii="Times New Roman" w:eastAsia="Times New Roman" w:hAnsi="Times New Roman" w:cs="Times New Roman"/>
-          <w:sz w:val="24"/>
-          <w:szCs w:val="24"/>
-        </w:rPr>
-      </w:pPr>
-      <w:r>
-        <w:rPr>
-          <w:rFonts w:ascii="Times New Roman" w:eastAsia="Times New Roman" w:hAnsi="Times New Roman" w:cs="Times New Roman"/>
+          <w:rFonts w:eastAsia="Times New Roman" w:cstheme="minorHAnsi"/>
+          <w:sz w:val="24"/>
+          <w:szCs w:val="24"/>
+        </w:rPr>
+      </w:pPr>
+      <w:r>
+        <w:rPr>
+          <w:rFonts w:eastAsia="Times New Roman" w:cstheme="minorHAnsi"/>
           <w:sz w:val="24"/>
           <w:szCs w:val="24"/>
         </w:rPr>
@@ -3478,7 +3689,7 @@
       <w:proofErr w:type="spellStart"/>
       <w:r>
         <w:rPr>
-          <w:rFonts w:ascii="Times New Roman" w:eastAsia="Times New Roman" w:hAnsi="Times New Roman" w:cs="Times New Roman"/>
+          <w:rFonts w:eastAsia="Times New Roman" w:cstheme="minorHAnsi"/>
           <w:sz w:val="24"/>
           <w:szCs w:val="24"/>
         </w:rPr>
@@ -3487,7 +3698,7 @@
       <w:proofErr w:type="spellEnd"/>
       <w:r>
         <w:rPr>
-          <w:rFonts w:ascii="Times New Roman" w:eastAsia="Times New Roman" w:hAnsi="Times New Roman" w:cs="Times New Roman"/>
+          <w:rFonts w:eastAsia="Times New Roman" w:cstheme="minorHAnsi"/>
           <w:sz w:val="24"/>
           <w:szCs w:val="24"/>
         </w:rPr>
@@ -3498,14 +3709,14 @@
       <w:pPr>
         <w:spacing w:before="100" w:beforeAutospacing="1" w:after="100" w:afterAutospacing="1" w:line="240" w:lineRule="auto"/>
         <w:rPr>
-          <w:rFonts w:ascii="Times New Roman" w:eastAsia="Times New Roman" w:hAnsi="Times New Roman" w:cs="Times New Roman"/>
-          <w:sz w:val="24"/>
-          <w:szCs w:val="24"/>
-        </w:rPr>
-      </w:pPr>
-      <w:r>
-        <w:rPr>
-          <w:rFonts w:ascii="Times New Roman" w:eastAsia="Times New Roman" w:hAnsi="Times New Roman" w:cs="Times New Roman"/>
+          <w:rFonts w:eastAsia="Times New Roman" w:cstheme="minorHAnsi"/>
+          <w:sz w:val="24"/>
+          <w:szCs w:val="24"/>
+        </w:rPr>
+      </w:pPr>
+      <w:r>
+        <w:rPr>
+          <w:rFonts w:eastAsia="Times New Roman" w:cstheme="minorHAnsi"/>
           <w:b/>
           <w:bCs/>
           <w:sz w:val="24"/>
@@ -3518,14 +3729,14 @@
       <w:pPr>
         <w:spacing w:before="100" w:beforeAutospacing="1" w:after="100" w:afterAutospacing="1" w:line="240" w:lineRule="auto"/>
         <w:rPr>
-          <w:rFonts w:ascii="Times New Roman" w:eastAsia="Times New Roman" w:hAnsi="Times New Roman" w:cs="Times New Roman"/>
-          <w:sz w:val="24"/>
-          <w:szCs w:val="24"/>
-        </w:rPr>
-      </w:pPr>
-      <w:r>
-        <w:rPr>
-          <w:rFonts w:ascii="Times New Roman" w:eastAsia="Times New Roman" w:hAnsi="Times New Roman" w:cs="Times New Roman"/>
+          <w:rFonts w:eastAsia="Times New Roman" w:cstheme="minorHAnsi"/>
+          <w:sz w:val="24"/>
+          <w:szCs w:val="24"/>
+        </w:rPr>
+      </w:pPr>
+      <w:r>
+        <w:rPr>
+          <w:rFonts w:eastAsia="Times New Roman" w:cstheme="minorHAnsi"/>
           <w:sz w:val="24"/>
           <w:szCs w:val="24"/>
         </w:rPr>
@@ -3534,7 +3745,7 @@
       <w:proofErr w:type="spellStart"/>
       <w:r>
         <w:rPr>
-          <w:rFonts w:ascii="Times New Roman" w:eastAsia="Times New Roman" w:hAnsi="Times New Roman" w:cs="Times New Roman"/>
+          <w:rFonts w:eastAsia="Times New Roman" w:cstheme="minorHAnsi"/>
           <w:sz w:val="24"/>
           <w:szCs w:val="24"/>
         </w:rPr>
@@ -3543,7 +3754,7 @@
       <w:proofErr w:type="spellEnd"/>
       <w:r>
         <w:rPr>
-          <w:rFonts w:ascii="Times New Roman" w:eastAsia="Times New Roman" w:hAnsi="Times New Roman" w:cs="Times New Roman"/>
+          <w:rFonts w:eastAsia="Times New Roman" w:cstheme="minorHAnsi"/>
           <w:sz w:val="24"/>
           <w:szCs w:val="24"/>
         </w:rPr>
@@ -3552,7 +3763,7 @@
       <w:proofErr w:type="spellStart"/>
       <w:r>
         <w:rPr>
-          <w:rFonts w:ascii="Times New Roman" w:eastAsia="Times New Roman" w:hAnsi="Times New Roman" w:cs="Times New Roman"/>
+          <w:rFonts w:eastAsia="Times New Roman" w:cstheme="minorHAnsi"/>
           <w:sz w:val="24"/>
           <w:szCs w:val="24"/>
         </w:rPr>
@@ -3561,7 +3772,7 @@
       <w:proofErr w:type="spellEnd"/>
       <w:r>
         <w:rPr>
-          <w:rFonts w:ascii="Times New Roman" w:eastAsia="Times New Roman" w:hAnsi="Times New Roman" w:cs="Times New Roman"/>
+          <w:rFonts w:eastAsia="Times New Roman" w:cstheme="minorHAnsi"/>
           <w:sz w:val="24"/>
           <w:szCs w:val="24"/>
         </w:rPr>
@@ -3576,14 +3787,14 @@
         </w:numPr>
         <w:spacing w:before="100" w:beforeAutospacing="1" w:after="100" w:afterAutospacing="1" w:line="240" w:lineRule="auto"/>
         <w:rPr>
-          <w:rFonts w:ascii="Times New Roman" w:eastAsia="Times New Roman" w:hAnsi="Times New Roman" w:cs="Times New Roman"/>
-          <w:sz w:val="24"/>
-          <w:szCs w:val="24"/>
-        </w:rPr>
-      </w:pPr>
-      <w:r>
-        <w:rPr>
-          <w:rFonts w:ascii="Times New Roman" w:eastAsia="Times New Roman" w:hAnsi="Times New Roman" w:cs="Times New Roman"/>
+          <w:rFonts w:eastAsia="Times New Roman" w:cstheme="minorHAnsi"/>
+          <w:sz w:val="24"/>
+          <w:szCs w:val="24"/>
+        </w:rPr>
+      </w:pPr>
+      <w:r>
+        <w:rPr>
+          <w:rFonts w:eastAsia="Times New Roman" w:cstheme="minorHAnsi"/>
           <w:b/>
           <w:bCs/>
           <w:sz w:val="24"/>
@@ -3600,14 +3811,14 @@
         </w:numPr>
         <w:spacing w:before="100" w:beforeAutospacing="1" w:after="100" w:afterAutospacing="1" w:line="240" w:lineRule="auto"/>
         <w:rPr>
-          <w:rFonts w:ascii="Times New Roman" w:eastAsia="Times New Roman" w:hAnsi="Times New Roman" w:cs="Times New Roman"/>
-          <w:sz w:val="24"/>
-          <w:szCs w:val="24"/>
-        </w:rPr>
-      </w:pPr>
-      <w:r>
-        <w:rPr>
-          <w:rFonts w:ascii="Times New Roman" w:eastAsia="Times New Roman" w:hAnsi="Times New Roman" w:cs="Times New Roman"/>
+          <w:rFonts w:eastAsia="Times New Roman" w:cstheme="minorHAnsi"/>
+          <w:sz w:val="24"/>
+          <w:szCs w:val="24"/>
+        </w:rPr>
+      </w:pPr>
+      <w:r>
+        <w:rPr>
+          <w:rFonts w:eastAsia="Times New Roman" w:cstheme="minorHAnsi"/>
           <w:b/>
           <w:bCs/>
           <w:sz w:val="24"/>
@@ -3617,7 +3828,7 @@
       </w:r>
       <w:r>
         <w:rPr>
-          <w:rFonts w:ascii="Times New Roman" w:eastAsia="Times New Roman" w:hAnsi="Times New Roman" w:cs="Times New Roman"/>
+          <w:rFonts w:eastAsia="Times New Roman" w:cstheme="minorHAnsi"/>
           <w:sz w:val="24"/>
           <w:szCs w:val="24"/>
         </w:rPr>
@@ -3632,14 +3843,14 @@
         </w:numPr>
         <w:spacing w:before="100" w:beforeAutospacing="1" w:after="100" w:afterAutospacing="1" w:line="240" w:lineRule="auto"/>
         <w:rPr>
-          <w:rFonts w:ascii="Times New Roman" w:eastAsia="Times New Roman" w:hAnsi="Times New Roman" w:cs="Times New Roman"/>
-          <w:sz w:val="24"/>
-          <w:szCs w:val="24"/>
-        </w:rPr>
-      </w:pPr>
-      <w:r>
-        <w:rPr>
-          <w:rFonts w:ascii="Times New Roman" w:eastAsia="Times New Roman" w:hAnsi="Times New Roman" w:cs="Times New Roman"/>
+          <w:rFonts w:eastAsia="Times New Roman" w:cstheme="minorHAnsi"/>
+          <w:sz w:val="24"/>
+          <w:szCs w:val="24"/>
+        </w:rPr>
+      </w:pPr>
+      <w:r>
+        <w:rPr>
+          <w:rFonts w:eastAsia="Times New Roman" w:cstheme="minorHAnsi"/>
           <w:b/>
           <w:bCs/>
           <w:sz w:val="24"/>
@@ -3649,7 +3860,7 @@
       </w:r>
       <w:r>
         <w:rPr>
-          <w:rFonts w:ascii="Times New Roman" w:eastAsia="Times New Roman" w:hAnsi="Times New Roman" w:cs="Times New Roman"/>
+          <w:rFonts w:eastAsia="Times New Roman" w:cstheme="minorHAnsi"/>
           <w:sz w:val="24"/>
           <w:szCs w:val="24"/>
         </w:rPr>
@@ -3664,14 +3875,14 @@
         </w:numPr>
         <w:spacing w:before="100" w:beforeAutospacing="1" w:after="100" w:afterAutospacing="1" w:line="240" w:lineRule="auto"/>
         <w:rPr>
-          <w:rFonts w:ascii="Times New Roman" w:eastAsia="Times New Roman" w:hAnsi="Times New Roman" w:cs="Times New Roman"/>
-          <w:sz w:val="24"/>
-          <w:szCs w:val="24"/>
-        </w:rPr>
-      </w:pPr>
-      <w:r>
-        <w:rPr>
-          <w:rFonts w:ascii="Times New Roman" w:eastAsia="Times New Roman" w:hAnsi="Times New Roman" w:cs="Times New Roman"/>
+          <w:rFonts w:eastAsia="Times New Roman" w:cstheme="minorHAnsi"/>
+          <w:sz w:val="24"/>
+          <w:szCs w:val="24"/>
+        </w:rPr>
+      </w:pPr>
+      <w:r>
+        <w:rPr>
+          <w:rFonts w:eastAsia="Times New Roman" w:cstheme="minorHAnsi"/>
           <w:b/>
           <w:bCs/>
           <w:sz w:val="24"/>
@@ -3681,7 +3892,7 @@
       </w:r>
       <w:r>
         <w:rPr>
-          <w:rFonts w:ascii="Times New Roman" w:eastAsia="Times New Roman" w:hAnsi="Times New Roman" w:cs="Times New Roman"/>
+          <w:rFonts w:eastAsia="Times New Roman" w:cstheme="minorHAnsi"/>
           <w:sz w:val="24"/>
           <w:szCs w:val="24"/>
         </w:rPr>
@@ -3690,7 +3901,7 @@
       <w:proofErr w:type="spellStart"/>
       <w:r>
         <w:rPr>
-          <w:rFonts w:ascii="Times New Roman" w:eastAsia="Times New Roman" w:hAnsi="Times New Roman" w:cs="Times New Roman"/>
+          <w:rFonts w:eastAsia="Times New Roman" w:cstheme="minorHAnsi"/>
           <w:sz w:val="24"/>
           <w:szCs w:val="24"/>
         </w:rPr>
@@ -3699,7 +3910,7 @@
       <w:proofErr w:type="spellEnd"/>
       <w:r>
         <w:rPr>
-          <w:rFonts w:ascii="Times New Roman" w:eastAsia="Times New Roman" w:hAnsi="Times New Roman" w:cs="Times New Roman"/>
+          <w:rFonts w:eastAsia="Times New Roman" w:cstheme="minorHAnsi"/>
           <w:sz w:val="24"/>
           <w:szCs w:val="24"/>
         </w:rPr>
@@ -3714,14 +3925,14 @@
         </w:numPr>
         <w:spacing w:before="100" w:beforeAutospacing="1" w:after="100" w:afterAutospacing="1" w:line="240" w:lineRule="auto"/>
         <w:rPr>
-          <w:rFonts w:ascii="Times New Roman" w:eastAsia="Times New Roman" w:hAnsi="Times New Roman" w:cs="Times New Roman"/>
-          <w:sz w:val="24"/>
-          <w:szCs w:val="24"/>
-        </w:rPr>
-      </w:pPr>
-      <w:r>
-        <w:rPr>
-          <w:rFonts w:ascii="Times New Roman" w:eastAsia="Times New Roman" w:hAnsi="Times New Roman" w:cs="Times New Roman"/>
+          <w:rFonts w:eastAsia="Times New Roman" w:cstheme="minorHAnsi"/>
+          <w:sz w:val="24"/>
+          <w:szCs w:val="24"/>
+        </w:rPr>
+      </w:pPr>
+      <w:r>
+        <w:rPr>
+          <w:rFonts w:eastAsia="Times New Roman" w:cstheme="minorHAnsi"/>
           <w:b/>
           <w:bCs/>
           <w:sz w:val="24"/>
@@ -3731,7 +3942,7 @@
       </w:r>
       <w:r>
         <w:rPr>
-          <w:rFonts w:ascii="Times New Roman" w:eastAsia="Times New Roman" w:hAnsi="Times New Roman" w:cs="Times New Roman"/>
+          <w:rFonts w:eastAsia="Times New Roman" w:cstheme="minorHAnsi"/>
           <w:sz w:val="24"/>
           <w:szCs w:val="24"/>
         </w:rPr>
@@ -3740,7 +3951,7 @@
       <w:proofErr w:type="spellStart"/>
       <w:r>
         <w:rPr>
-          <w:rFonts w:ascii="Times New Roman" w:eastAsia="Times New Roman" w:hAnsi="Times New Roman" w:cs="Times New Roman"/>
+          <w:rFonts w:eastAsia="Times New Roman" w:cstheme="minorHAnsi"/>
           <w:sz w:val="24"/>
           <w:szCs w:val="24"/>
         </w:rPr>
@@ -3749,7 +3960,7 @@
       <w:proofErr w:type="spellEnd"/>
       <w:r>
         <w:rPr>
-          <w:rFonts w:ascii="Times New Roman" w:eastAsia="Times New Roman" w:hAnsi="Times New Roman" w:cs="Times New Roman"/>
+          <w:rFonts w:eastAsia="Times New Roman" w:cstheme="minorHAnsi"/>
           <w:sz w:val="24"/>
           <w:szCs w:val="24"/>
         </w:rPr>
@@ -3764,7 +3975,7 @@
         </w:numPr>
         <w:spacing w:before="100" w:beforeAutospacing="1" w:after="100" w:afterAutospacing="1" w:line="240" w:lineRule="auto"/>
         <w:rPr>
-          <w:rFonts w:ascii="Times New Roman" w:eastAsia="Times New Roman" w:hAnsi="Times New Roman" w:cs="Times New Roman"/>
+          <w:rFonts w:eastAsia="Times New Roman" w:cstheme="minorHAnsi"/>
           <w:sz w:val="24"/>
           <w:szCs w:val="24"/>
         </w:rPr>
@@ -3772,7 +3983,7 @@
       <w:proofErr w:type="spellStart"/>
       <w:r>
         <w:rPr>
-          <w:rFonts w:ascii="Times New Roman" w:eastAsia="Times New Roman" w:hAnsi="Times New Roman" w:cs="Times New Roman"/>
+          <w:rFonts w:eastAsia="Times New Roman" w:cstheme="minorHAnsi"/>
           <w:b/>
           <w:bCs/>
           <w:sz w:val="24"/>
@@ -3783,7 +3994,7 @@
       <w:proofErr w:type="spellEnd"/>
       <w:r>
         <w:rPr>
-          <w:rFonts w:ascii="Times New Roman" w:eastAsia="Times New Roman" w:hAnsi="Times New Roman" w:cs="Times New Roman"/>
+          <w:rFonts w:eastAsia="Times New Roman" w:cstheme="minorHAnsi"/>
           <w:b/>
           <w:bCs/>
           <w:sz w:val="24"/>
@@ -3793,7 +4004,7 @@
       </w:r>
       <w:r>
         <w:rPr>
-          <w:rFonts w:ascii="Times New Roman" w:eastAsia="Times New Roman" w:hAnsi="Times New Roman" w:cs="Times New Roman"/>
+          <w:rFonts w:eastAsia="Times New Roman" w:cstheme="minorHAnsi"/>
           <w:sz w:val="24"/>
           <w:szCs w:val="24"/>
         </w:rPr>
@@ -3802,7 +4013,7 @@
       <w:proofErr w:type="spellStart"/>
       <w:r>
         <w:rPr>
-          <w:rFonts w:ascii="Times New Roman" w:eastAsia="Times New Roman" w:hAnsi="Times New Roman" w:cs="Times New Roman"/>
+          <w:rFonts w:eastAsia="Times New Roman" w:cstheme="minorHAnsi"/>
           <w:sz w:val="24"/>
           <w:szCs w:val="24"/>
         </w:rPr>
@@ -3811,7 +4022,7 @@
       <w:proofErr w:type="spellEnd"/>
       <w:r>
         <w:rPr>
-          <w:rFonts w:ascii="Times New Roman" w:eastAsia="Times New Roman" w:hAnsi="Times New Roman" w:cs="Times New Roman"/>
+          <w:rFonts w:eastAsia="Times New Roman" w:cstheme="minorHAnsi"/>
           <w:sz w:val="24"/>
           <w:szCs w:val="24"/>
         </w:rPr>
@@ -3826,14 +4037,14 @@
         </w:numPr>
         <w:spacing w:before="100" w:beforeAutospacing="1" w:after="100" w:afterAutospacing="1" w:line="240" w:lineRule="auto"/>
         <w:rPr>
-          <w:rFonts w:ascii="Times New Roman" w:eastAsia="Times New Roman" w:hAnsi="Times New Roman" w:cs="Times New Roman"/>
-          <w:sz w:val="24"/>
-          <w:szCs w:val="24"/>
-        </w:rPr>
-      </w:pPr>
-      <w:r>
-        <w:rPr>
-          <w:rFonts w:ascii="Times New Roman" w:eastAsia="Times New Roman" w:hAnsi="Times New Roman" w:cs="Times New Roman"/>
+          <w:rFonts w:eastAsia="Times New Roman" w:cstheme="minorHAnsi"/>
+          <w:sz w:val="24"/>
+          <w:szCs w:val="24"/>
+        </w:rPr>
+      </w:pPr>
+      <w:r>
+        <w:rPr>
+          <w:rFonts w:eastAsia="Times New Roman" w:cstheme="minorHAnsi"/>
           <w:b/>
           <w:bCs/>
           <w:sz w:val="24"/>
@@ -3844,7 +4055,7 @@
       <w:proofErr w:type="spellStart"/>
       <w:r>
         <w:rPr>
-          <w:rFonts w:ascii="Times New Roman" w:eastAsia="Times New Roman" w:hAnsi="Times New Roman" w:cs="Times New Roman"/>
+          <w:rFonts w:eastAsia="Times New Roman" w:cstheme="minorHAnsi"/>
           <w:b/>
           <w:bCs/>
           <w:sz w:val="24"/>
@@ -3855,7 +4066,7 @@
       <w:proofErr w:type="spellEnd"/>
       <w:r>
         <w:rPr>
-          <w:rFonts w:ascii="Times New Roman" w:eastAsia="Times New Roman" w:hAnsi="Times New Roman" w:cs="Times New Roman"/>
+          <w:rFonts w:eastAsia="Times New Roman" w:cstheme="minorHAnsi"/>
           <w:b/>
           <w:bCs/>
           <w:sz w:val="24"/>
@@ -3872,14 +4083,14 @@
         </w:numPr>
         <w:spacing w:before="100" w:beforeAutospacing="1" w:after="100" w:afterAutospacing="1" w:line="240" w:lineRule="auto"/>
         <w:rPr>
-          <w:rFonts w:ascii="Times New Roman" w:eastAsia="Times New Roman" w:hAnsi="Times New Roman" w:cs="Times New Roman"/>
-          <w:sz w:val="24"/>
-          <w:szCs w:val="24"/>
-        </w:rPr>
-      </w:pPr>
-      <w:r>
-        <w:rPr>
-          <w:rFonts w:ascii="Times New Roman" w:eastAsia="Times New Roman" w:hAnsi="Times New Roman" w:cs="Times New Roman"/>
+          <w:rFonts w:eastAsia="Times New Roman" w:cstheme="minorHAnsi"/>
+          <w:sz w:val="24"/>
+          <w:szCs w:val="24"/>
+        </w:rPr>
+      </w:pPr>
+      <w:r>
+        <w:rPr>
+          <w:rFonts w:eastAsia="Times New Roman" w:cstheme="minorHAnsi"/>
           <w:b/>
           <w:bCs/>
           <w:sz w:val="24"/>
@@ -3889,7 +4100,7 @@
       </w:r>
       <w:r>
         <w:rPr>
-          <w:rFonts w:ascii="Times New Roman" w:eastAsia="Times New Roman" w:hAnsi="Times New Roman" w:cs="Times New Roman"/>
+          <w:rFonts w:eastAsia="Times New Roman" w:cstheme="minorHAnsi"/>
           <w:sz w:val="24"/>
           <w:szCs w:val="24"/>
         </w:rPr>
@@ -3898,7 +4109,7 @@
       <w:proofErr w:type="spellStart"/>
       <w:r>
         <w:rPr>
-          <w:rFonts w:ascii="Times New Roman" w:eastAsia="Times New Roman" w:hAnsi="Times New Roman" w:cs="Times New Roman"/>
+          <w:rFonts w:eastAsia="Times New Roman" w:cstheme="minorHAnsi"/>
           <w:sz w:val="24"/>
           <w:szCs w:val="24"/>
         </w:rPr>
@@ -3907,7 +4118,7 @@
       <w:proofErr w:type="spellEnd"/>
       <w:r>
         <w:rPr>
-          <w:rFonts w:ascii="Times New Roman" w:eastAsia="Times New Roman" w:hAnsi="Times New Roman" w:cs="Times New Roman"/>
+          <w:rFonts w:eastAsia="Times New Roman" w:cstheme="minorHAnsi"/>
           <w:sz w:val="24"/>
           <w:szCs w:val="24"/>
         </w:rPr>
@@ -3922,14 +4133,14 @@
         </w:numPr>
         <w:spacing w:before="100" w:beforeAutospacing="1" w:after="100" w:afterAutospacing="1" w:line="240" w:lineRule="auto"/>
         <w:rPr>
-          <w:rFonts w:ascii="Times New Roman" w:eastAsia="Times New Roman" w:hAnsi="Times New Roman" w:cs="Times New Roman"/>
-          <w:sz w:val="24"/>
-          <w:szCs w:val="24"/>
-        </w:rPr>
-      </w:pPr>
-      <w:r>
-        <w:rPr>
-          <w:rFonts w:ascii="Times New Roman" w:eastAsia="Times New Roman" w:hAnsi="Times New Roman" w:cs="Times New Roman"/>
+          <w:rFonts w:eastAsia="Times New Roman" w:cstheme="minorHAnsi"/>
+          <w:sz w:val="24"/>
+          <w:szCs w:val="24"/>
+        </w:rPr>
+      </w:pPr>
+      <w:r>
+        <w:rPr>
+          <w:rFonts w:eastAsia="Times New Roman" w:cstheme="minorHAnsi"/>
           <w:b/>
           <w:bCs/>
           <w:sz w:val="24"/>
@@ -3939,7 +4150,7 @@
       </w:r>
       <w:r>
         <w:rPr>
-          <w:rFonts w:ascii="Times New Roman" w:eastAsia="Times New Roman" w:hAnsi="Times New Roman" w:cs="Times New Roman"/>
+          <w:rFonts w:eastAsia="Times New Roman" w:cstheme="minorHAnsi"/>
           <w:sz w:val="24"/>
           <w:szCs w:val="24"/>
         </w:rPr>
@@ -3948,7 +4159,7 @@
       <w:proofErr w:type="spellStart"/>
       <w:r>
         <w:rPr>
-          <w:rFonts w:ascii="Times New Roman" w:eastAsia="Times New Roman" w:hAnsi="Times New Roman" w:cs="Times New Roman"/>
+          <w:rFonts w:eastAsia="Times New Roman" w:cstheme="minorHAnsi"/>
           <w:sz w:val="24"/>
           <w:szCs w:val="24"/>
         </w:rPr>
@@ -3957,7 +4168,7 @@
       <w:proofErr w:type="spellEnd"/>
       <w:r>
         <w:rPr>
-          <w:rFonts w:ascii="Times New Roman" w:eastAsia="Times New Roman" w:hAnsi="Times New Roman" w:cs="Times New Roman"/>
+          <w:rFonts w:eastAsia="Times New Roman" w:cstheme="minorHAnsi"/>
           <w:sz w:val="24"/>
           <w:szCs w:val="24"/>
         </w:rPr>
@@ -3966,7 +4177,7 @@
       <w:proofErr w:type="spellStart"/>
       <w:r>
         <w:rPr>
-          <w:rFonts w:ascii="Times New Roman" w:eastAsia="Times New Roman" w:hAnsi="Times New Roman" w:cs="Times New Roman"/>
+          <w:rFonts w:eastAsia="Times New Roman" w:cstheme="minorHAnsi"/>
           <w:sz w:val="24"/>
           <w:szCs w:val="24"/>
         </w:rPr>
@@ -3975,7 +4186,7 @@
       <w:proofErr w:type="spellEnd"/>
       <w:r>
         <w:rPr>
-          <w:rFonts w:ascii="Times New Roman" w:eastAsia="Times New Roman" w:hAnsi="Times New Roman" w:cs="Times New Roman"/>
+          <w:rFonts w:eastAsia="Times New Roman" w:cstheme="minorHAnsi"/>
           <w:sz w:val="24"/>
           <w:szCs w:val="24"/>
         </w:rPr>
@@ -3990,14 +4201,14 @@
         </w:numPr>
         <w:spacing w:before="100" w:beforeAutospacing="1" w:after="100" w:afterAutospacing="1" w:line="240" w:lineRule="auto"/>
         <w:rPr>
-          <w:rFonts w:ascii="Times New Roman" w:eastAsia="Times New Roman" w:hAnsi="Times New Roman" w:cs="Times New Roman"/>
-          <w:sz w:val="24"/>
-          <w:szCs w:val="24"/>
-        </w:rPr>
-      </w:pPr>
-      <w:r>
-        <w:rPr>
-          <w:rFonts w:ascii="Times New Roman" w:eastAsia="Times New Roman" w:hAnsi="Times New Roman" w:cs="Times New Roman"/>
+          <w:rFonts w:eastAsia="Times New Roman" w:cstheme="minorHAnsi"/>
+          <w:sz w:val="24"/>
+          <w:szCs w:val="24"/>
+        </w:rPr>
+      </w:pPr>
+      <w:r>
+        <w:rPr>
+          <w:rFonts w:eastAsia="Times New Roman" w:cstheme="minorHAnsi"/>
           <w:b/>
           <w:bCs/>
           <w:sz w:val="24"/>
@@ -4008,7 +4219,7 @@
       <w:proofErr w:type="spellStart"/>
       <w:r>
         <w:rPr>
-          <w:rFonts w:ascii="Times New Roman" w:eastAsia="Times New Roman" w:hAnsi="Times New Roman" w:cs="Times New Roman"/>
+          <w:rFonts w:eastAsia="Times New Roman" w:cstheme="minorHAnsi"/>
           <w:b/>
           <w:bCs/>
           <w:sz w:val="24"/>
@@ -4019,7 +4230,7 @@
       <w:proofErr w:type="spellEnd"/>
       <w:r>
         <w:rPr>
-          <w:rFonts w:ascii="Times New Roman" w:eastAsia="Times New Roman" w:hAnsi="Times New Roman" w:cs="Times New Roman"/>
+          <w:rFonts w:eastAsia="Times New Roman" w:cstheme="minorHAnsi"/>
           <w:b/>
           <w:bCs/>
           <w:sz w:val="24"/>
@@ -4029,7 +4240,7 @@
       </w:r>
       <w:r>
         <w:rPr>
-          <w:rFonts w:ascii="Times New Roman" w:eastAsia="Times New Roman" w:hAnsi="Times New Roman" w:cs="Times New Roman"/>
+          <w:rFonts w:eastAsia="Times New Roman" w:cstheme="minorHAnsi"/>
           <w:sz w:val="24"/>
           <w:szCs w:val="24"/>
         </w:rPr>
@@ -4038,7 +4249,7 @@
       <w:proofErr w:type="spellStart"/>
       <w:r>
         <w:rPr>
-          <w:rFonts w:ascii="Times New Roman" w:eastAsia="Times New Roman" w:hAnsi="Times New Roman" w:cs="Times New Roman"/>
+          <w:rFonts w:eastAsia="Times New Roman" w:cstheme="minorHAnsi"/>
           <w:sz w:val="24"/>
           <w:szCs w:val="24"/>
         </w:rPr>
@@ -4047,7 +4258,7 @@
       <w:proofErr w:type="spellEnd"/>
       <w:r>
         <w:rPr>
-          <w:rFonts w:ascii="Times New Roman" w:eastAsia="Times New Roman" w:hAnsi="Times New Roman" w:cs="Times New Roman"/>
+          <w:rFonts w:eastAsia="Times New Roman" w:cstheme="minorHAnsi"/>
           <w:sz w:val="24"/>
           <w:szCs w:val="24"/>
         </w:rPr>
@@ -4055,7 +4266,7 @@
       </w:r>
       <w:r>
         <w:rPr>
-          <w:rFonts w:ascii="Times New Roman" w:eastAsia="Times New Roman" w:hAnsi="Times New Roman" w:cs="Times New Roman"/>
+          <w:rFonts w:eastAsia="Times New Roman" w:cstheme="minorHAnsi"/>
           <w:b/>
           <w:bCs/>
           <w:sz w:val="24"/>
@@ -4065,7 +4276,7 @@
       </w:r>
       <w:r>
         <w:rPr>
-          <w:rFonts w:ascii="Times New Roman" w:eastAsia="Times New Roman" w:hAnsi="Times New Roman" w:cs="Times New Roman"/>
+          <w:rFonts w:eastAsia="Times New Roman" w:cstheme="minorHAnsi"/>
           <w:sz w:val="24"/>
           <w:szCs w:val="24"/>
         </w:rPr>
@@ -4074,7 +4285,7 @@
       <w:proofErr w:type="spellStart"/>
       <w:r>
         <w:rPr>
-          <w:rFonts w:ascii="Times New Roman" w:eastAsia="Times New Roman" w:hAnsi="Times New Roman" w:cs="Times New Roman"/>
+          <w:rFonts w:eastAsia="Times New Roman" w:cstheme="minorHAnsi"/>
           <w:sz w:val="24"/>
           <w:szCs w:val="24"/>
         </w:rPr>
@@ -4083,7 +4294,7 @@
       <w:proofErr w:type="spellEnd"/>
       <w:r>
         <w:rPr>
-          <w:rFonts w:ascii="Times New Roman" w:eastAsia="Times New Roman" w:hAnsi="Times New Roman" w:cs="Times New Roman"/>
+          <w:rFonts w:eastAsia="Times New Roman" w:cstheme="minorHAnsi"/>
           <w:sz w:val="24"/>
           <w:szCs w:val="24"/>
         </w:rPr>
@@ -4092,7 +4303,7 @@
       <w:proofErr w:type="gramStart"/>
       <w:r>
         <w:rPr>
-          <w:rFonts w:ascii="Times New Roman" w:eastAsia="Times New Roman" w:hAnsi="Times New Roman" w:cs="Times New Roman"/>
+          <w:rFonts w:eastAsia="Times New Roman" w:cstheme="minorHAnsi"/>
           <w:sz w:val="24"/>
           <w:szCs w:val="24"/>
         </w:rPr>
@@ -4101,7 +4312,7 @@
       <w:proofErr w:type="gramEnd"/>
       <w:r>
         <w:rPr>
-          <w:rFonts w:ascii="Times New Roman" w:eastAsia="Times New Roman" w:hAnsi="Times New Roman" w:cs="Times New Roman"/>
+          <w:rFonts w:eastAsia="Times New Roman" w:cstheme="minorHAnsi"/>
           <w:sz w:val="24"/>
           <w:szCs w:val="24"/>
         </w:rPr>
@@ -4112,14 +4323,14 @@
       <w:pPr>
         <w:spacing w:before="100" w:beforeAutospacing="1" w:after="100" w:afterAutospacing="1" w:line="240" w:lineRule="auto"/>
         <w:rPr>
-          <w:rFonts w:ascii="Times New Roman" w:eastAsia="Times New Roman" w:hAnsi="Times New Roman" w:cs="Times New Roman"/>
-          <w:sz w:val="24"/>
-          <w:szCs w:val="24"/>
-        </w:rPr>
-      </w:pPr>
-      <w:r>
-        <w:rPr>
-          <w:rFonts w:ascii="Times New Roman" w:eastAsia="Times New Roman" w:hAnsi="Times New Roman" w:cs="Times New Roman"/>
+          <w:rFonts w:eastAsia="Times New Roman" w:cstheme="minorHAnsi"/>
+          <w:sz w:val="24"/>
+          <w:szCs w:val="24"/>
+        </w:rPr>
+      </w:pPr>
+      <w:r>
+        <w:rPr>
+          <w:rFonts w:eastAsia="Times New Roman" w:cstheme="minorHAnsi"/>
           <w:sz w:val="24"/>
           <w:szCs w:val="24"/>
         </w:rPr>
@@ -4128,7 +4339,7 @@
       <w:proofErr w:type="spellStart"/>
       <w:r>
         <w:rPr>
-          <w:rFonts w:ascii="Times New Roman" w:eastAsia="Times New Roman" w:hAnsi="Times New Roman" w:cs="Times New Roman"/>
+          <w:rFonts w:eastAsia="Times New Roman" w:cstheme="minorHAnsi"/>
           <w:sz w:val="24"/>
           <w:szCs w:val="24"/>
         </w:rPr>
@@ -4137,7 +4348,7 @@
       <w:proofErr w:type="spellEnd"/>
       <w:r>
         <w:rPr>
-          <w:rFonts w:ascii="Times New Roman" w:eastAsia="Times New Roman" w:hAnsi="Times New Roman" w:cs="Times New Roman"/>
+          <w:rFonts w:eastAsia="Times New Roman" w:cstheme="minorHAnsi"/>
           <w:sz w:val="24"/>
           <w:szCs w:val="24"/>
         </w:rPr>
@@ -4146,7 +4357,7 @@
       <w:proofErr w:type="spellStart"/>
       <w:r>
         <w:rPr>
-          <w:rFonts w:ascii="Times New Roman" w:eastAsia="Times New Roman" w:hAnsi="Times New Roman" w:cs="Times New Roman"/>
+          <w:rFonts w:eastAsia="Times New Roman" w:cstheme="minorHAnsi"/>
           <w:sz w:val="24"/>
           <w:szCs w:val="24"/>
         </w:rPr>
@@ -4155,7 +4366,7 @@
       <w:proofErr w:type="spellEnd"/>
       <w:r>
         <w:rPr>
-          <w:rFonts w:ascii="Times New Roman" w:eastAsia="Times New Roman" w:hAnsi="Times New Roman" w:cs="Times New Roman"/>
+          <w:rFonts w:eastAsia="Times New Roman" w:cstheme="minorHAnsi"/>
           <w:sz w:val="24"/>
           <w:szCs w:val="24"/>
         </w:rPr>
@@ -4167,19 +4378,19 @@
         <w:spacing w:before="100" w:beforeAutospacing="1" w:after="100" w:afterAutospacing="1" w:line="240" w:lineRule="auto"/>
         <w:ind w:left="360"/>
         <w:rPr>
-          <w:rFonts w:ascii="Times New Roman" w:eastAsia="Times New Roman" w:hAnsi="Times New Roman" w:cs="Times New Roman"/>
-          <w:sz w:val="24"/>
-          <w:szCs w:val="24"/>
-        </w:rPr>
-      </w:pPr>
-      <w:r>
-        <w:rPr>
-          <w:rFonts w:ascii="Times New Roman" w:eastAsia="Times New Roman" w:hAnsi="Times New Roman" w:cs="Times New Roman"/>
+          <w:rFonts w:eastAsia="Times New Roman" w:cstheme="minorHAnsi"/>
+          <w:sz w:val="24"/>
+          <w:szCs w:val="24"/>
+        </w:rPr>
+      </w:pPr>
+      <w:r>
+        <w:rPr>
+          <w:rFonts w:eastAsia="Times New Roman" w:cstheme="minorHAnsi"/>
           <w:sz w:val="24"/>
           <w:szCs w:val="24"/>
         </w:rPr>
         <w:pict>
-          <v:rect id="_x0000_i1053" style="width:468pt;height:1.5pt" o:hralign="center" o:hrstd="t" o:hr="t" fillcolor="#a0a0a0" stroked="f"/>
+          <v:rect id="_x0000_i1027" style="width:468pt;height:1.5pt" o:hralign="center" o:hrstd="t" o:hr="t" fillcolor="#a0a0a0" stroked="f"/>
         </w:pict>
       </w:r>
     </w:p>
@@ -4189,7 +4400,7 @@
         <w:jc w:val="center"/>
         <w:outlineLvl w:val="2"/>
         <w:rPr>
-          <w:rFonts w:ascii="Times New Roman" w:eastAsia="Times New Roman" w:hAnsi="Times New Roman" w:cs="Times New Roman"/>
+          <w:rFonts w:eastAsia="Times New Roman" w:cstheme="minorHAnsi"/>
           <w:b/>
           <w:bCs/>
           <w:sz w:val="28"/>
@@ -4199,13 +4410,14 @@
       </w:pPr>
       <w:r>
         <w:rPr>
-          <w:rFonts w:ascii="Times New Roman" w:eastAsia="Times New Roman" w:hAnsi="Times New Roman" w:cs="Times New Roman"/>
+          <w:rFonts w:eastAsia="Times New Roman" w:cstheme="minorHAnsi"/>
           <w:b/>
           <w:bCs/>
           <w:sz w:val="28"/>
           <w:szCs w:val="28"/>
           <w:u w:val="single"/>
         </w:rPr>
+        <w:lastRenderedPageBreak/>
         <w:t>Summary of Lecture 4: Changes in Demand &amp; Supply</w:t>
       </w:r>
     </w:p>
@@ -4214,16 +4426,16 @@
         <w:spacing w:before="100" w:beforeAutospacing="1" w:after="100" w:afterAutospacing="1" w:line="240" w:lineRule="auto"/>
         <w:outlineLvl w:val="3"/>
         <w:rPr>
-          <w:rFonts w:ascii="Times New Roman" w:eastAsia="Times New Roman" w:hAnsi="Times New Roman" w:cs="Times New Roman"/>
-          <w:b/>
-          <w:bCs/>
-          <w:sz w:val="24"/>
-          <w:szCs w:val="24"/>
-        </w:rPr>
-      </w:pPr>
-      <w:r>
-        <w:rPr>
-          <w:rFonts w:ascii="Times New Roman" w:eastAsia="Times New Roman" w:hAnsi="Times New Roman" w:cs="Times New Roman"/>
+          <w:rFonts w:eastAsia="Times New Roman" w:cstheme="minorHAnsi"/>
+          <w:b/>
+          <w:bCs/>
+          <w:sz w:val="24"/>
+          <w:szCs w:val="24"/>
+        </w:rPr>
+      </w:pPr>
+      <w:r>
+        <w:rPr>
+          <w:rFonts w:eastAsia="Times New Roman" w:cstheme="minorHAnsi"/>
           <w:b/>
           <w:bCs/>
           <w:sz w:val="24"/>
@@ -4240,14 +4452,14 @@
         </w:numPr>
         <w:spacing w:before="100" w:beforeAutospacing="1" w:after="100" w:afterAutospacing="1" w:line="240" w:lineRule="auto"/>
         <w:rPr>
-          <w:rFonts w:ascii="Times New Roman" w:eastAsia="Times New Roman" w:hAnsi="Times New Roman" w:cs="Times New Roman"/>
-          <w:sz w:val="24"/>
-          <w:szCs w:val="24"/>
-        </w:rPr>
-      </w:pPr>
-      <w:r>
-        <w:rPr>
-          <w:rFonts w:ascii="Times New Roman" w:eastAsia="Times New Roman" w:hAnsi="Times New Roman" w:cs="Times New Roman"/>
+          <w:rFonts w:eastAsia="Times New Roman" w:cstheme="minorHAnsi"/>
+          <w:sz w:val="24"/>
+          <w:szCs w:val="24"/>
+        </w:rPr>
+      </w:pPr>
+      <w:r>
+        <w:rPr>
+          <w:rFonts w:eastAsia="Times New Roman" w:cstheme="minorHAnsi"/>
           <w:b/>
           <w:bCs/>
           <w:sz w:val="24"/>
@@ -4257,7 +4469,7 @@
       </w:r>
       <w:r>
         <w:rPr>
-          <w:rFonts w:ascii="Times New Roman" w:eastAsia="Times New Roman" w:hAnsi="Times New Roman" w:cs="Times New Roman"/>
+          <w:rFonts w:eastAsia="Times New Roman" w:cstheme="minorHAnsi"/>
           <w:sz w:val="24"/>
           <w:szCs w:val="24"/>
         </w:rPr>
@@ -4272,14 +4484,14 @@
         </w:numPr>
         <w:spacing w:before="100" w:beforeAutospacing="1" w:after="100" w:afterAutospacing="1" w:line="240" w:lineRule="auto"/>
         <w:rPr>
-          <w:rFonts w:ascii="Times New Roman" w:eastAsia="Times New Roman" w:hAnsi="Times New Roman" w:cs="Times New Roman"/>
-          <w:sz w:val="24"/>
-          <w:szCs w:val="24"/>
-        </w:rPr>
-      </w:pPr>
-      <w:r>
-        <w:rPr>
-          <w:rFonts w:ascii="Times New Roman" w:eastAsia="Times New Roman" w:hAnsi="Times New Roman" w:cs="Times New Roman"/>
+          <w:rFonts w:eastAsia="Times New Roman" w:cstheme="minorHAnsi"/>
+          <w:sz w:val="24"/>
+          <w:szCs w:val="24"/>
+        </w:rPr>
+      </w:pPr>
+      <w:r>
+        <w:rPr>
+          <w:rFonts w:eastAsia="Times New Roman" w:cstheme="minorHAnsi"/>
           <w:b/>
           <w:bCs/>
           <w:sz w:val="24"/>
@@ -4289,7 +4501,7 @@
       </w:r>
       <w:r>
         <w:rPr>
-          <w:rFonts w:ascii="Times New Roman" w:eastAsia="Times New Roman" w:hAnsi="Times New Roman" w:cs="Times New Roman"/>
+          <w:rFonts w:eastAsia="Times New Roman" w:cstheme="minorHAnsi"/>
           <w:sz w:val="24"/>
           <w:szCs w:val="24"/>
         </w:rPr>
@@ -4304,14 +4516,14 @@
         </w:numPr>
         <w:spacing w:before="100" w:beforeAutospacing="1" w:after="100" w:afterAutospacing="1" w:line="240" w:lineRule="auto"/>
         <w:rPr>
-          <w:rFonts w:ascii="Times New Roman" w:eastAsia="Times New Roman" w:hAnsi="Times New Roman" w:cs="Times New Roman"/>
-          <w:sz w:val="24"/>
-          <w:szCs w:val="24"/>
-        </w:rPr>
-      </w:pPr>
-      <w:r>
-        <w:rPr>
-          <w:rFonts w:ascii="Times New Roman" w:eastAsia="Times New Roman" w:hAnsi="Times New Roman" w:cs="Times New Roman"/>
+          <w:rFonts w:eastAsia="Times New Roman" w:cstheme="minorHAnsi"/>
+          <w:sz w:val="24"/>
+          <w:szCs w:val="24"/>
+        </w:rPr>
+      </w:pPr>
+      <w:r>
+        <w:rPr>
+          <w:rFonts w:eastAsia="Times New Roman" w:cstheme="minorHAnsi"/>
           <w:b/>
           <w:bCs/>
           <w:sz w:val="24"/>
@@ -4321,7 +4533,7 @@
       </w:r>
       <w:r>
         <w:rPr>
-          <w:rFonts w:ascii="Times New Roman" w:eastAsia="Times New Roman" w:hAnsi="Times New Roman" w:cs="Times New Roman"/>
+          <w:rFonts w:eastAsia="Times New Roman" w:cstheme="minorHAnsi"/>
           <w:sz w:val="24"/>
           <w:szCs w:val="24"/>
         </w:rPr>
@@ -4336,14 +4548,14 @@
         </w:numPr>
         <w:spacing w:before="100" w:beforeAutospacing="1" w:after="100" w:afterAutospacing="1" w:line="240" w:lineRule="auto"/>
         <w:rPr>
-          <w:rFonts w:ascii="Times New Roman" w:eastAsia="Times New Roman" w:hAnsi="Times New Roman" w:cs="Times New Roman"/>
-          <w:sz w:val="24"/>
-          <w:szCs w:val="24"/>
-        </w:rPr>
-      </w:pPr>
-      <w:r>
-        <w:rPr>
-          <w:rFonts w:ascii="Times New Roman" w:eastAsia="Times New Roman" w:hAnsi="Times New Roman" w:cs="Times New Roman"/>
+          <w:rFonts w:eastAsia="Times New Roman" w:cstheme="minorHAnsi"/>
+          <w:sz w:val="24"/>
+          <w:szCs w:val="24"/>
+        </w:rPr>
+      </w:pPr>
+      <w:r>
+        <w:rPr>
+          <w:rFonts w:eastAsia="Times New Roman" w:cstheme="minorHAnsi"/>
           <w:b/>
           <w:bCs/>
           <w:sz w:val="24"/>
@@ -4353,7 +4565,7 @@
       </w:r>
       <w:r>
         <w:rPr>
-          <w:rFonts w:ascii="Times New Roman" w:eastAsia="Times New Roman" w:hAnsi="Times New Roman" w:cs="Times New Roman"/>
+          <w:rFonts w:eastAsia="Times New Roman" w:cstheme="minorHAnsi"/>
           <w:sz w:val="24"/>
           <w:szCs w:val="24"/>
         </w:rPr>
@@ -4368,14 +4580,14 @@
         </w:numPr>
         <w:spacing w:before="100" w:beforeAutospacing="1" w:after="100" w:afterAutospacing="1" w:line="240" w:lineRule="auto"/>
         <w:rPr>
-          <w:rFonts w:ascii="Times New Roman" w:eastAsia="Times New Roman" w:hAnsi="Times New Roman" w:cs="Times New Roman"/>
-          <w:sz w:val="24"/>
-          <w:szCs w:val="24"/>
-        </w:rPr>
-      </w:pPr>
-      <w:r>
-        <w:rPr>
-          <w:rFonts w:ascii="Times New Roman" w:eastAsia="Times New Roman" w:hAnsi="Times New Roman" w:cs="Times New Roman"/>
+          <w:rFonts w:eastAsia="Times New Roman" w:cstheme="minorHAnsi"/>
+          <w:sz w:val="24"/>
+          <w:szCs w:val="24"/>
+        </w:rPr>
+      </w:pPr>
+      <w:r>
+        <w:rPr>
+          <w:rFonts w:eastAsia="Times New Roman" w:cstheme="minorHAnsi"/>
           <w:b/>
           <w:bCs/>
           <w:sz w:val="24"/>
@@ -4385,7 +4597,7 @@
       </w:r>
       <w:r>
         <w:rPr>
-          <w:rFonts w:ascii="Times New Roman" w:eastAsia="Times New Roman" w:hAnsi="Times New Roman" w:cs="Times New Roman"/>
+          <w:rFonts w:eastAsia="Times New Roman" w:cstheme="minorHAnsi"/>
           <w:sz w:val="24"/>
           <w:szCs w:val="24"/>
         </w:rPr>
@@ -4397,16 +4609,16 @@
         <w:spacing w:before="100" w:beforeAutospacing="1" w:after="100" w:afterAutospacing="1" w:line="240" w:lineRule="auto"/>
         <w:outlineLvl w:val="3"/>
         <w:rPr>
-          <w:rFonts w:ascii="Times New Roman" w:eastAsia="Times New Roman" w:hAnsi="Times New Roman" w:cs="Times New Roman"/>
-          <w:b/>
-          <w:bCs/>
-          <w:sz w:val="24"/>
-          <w:szCs w:val="24"/>
-        </w:rPr>
-      </w:pPr>
-      <w:r>
-        <w:rPr>
-          <w:rFonts w:ascii="Times New Roman" w:eastAsia="Times New Roman" w:hAnsi="Times New Roman" w:cs="Times New Roman"/>
+          <w:rFonts w:eastAsia="Times New Roman" w:cstheme="minorHAnsi"/>
+          <w:b/>
+          <w:bCs/>
+          <w:sz w:val="24"/>
+          <w:szCs w:val="24"/>
+        </w:rPr>
+      </w:pPr>
+      <w:r>
+        <w:rPr>
+          <w:rFonts w:eastAsia="Times New Roman" w:cstheme="minorHAnsi"/>
           <w:b/>
           <w:bCs/>
           <w:sz w:val="24"/>
@@ -4423,14 +4635,14 @@
         </w:numPr>
         <w:spacing w:before="100" w:beforeAutospacing="1" w:after="100" w:afterAutospacing="1" w:line="240" w:lineRule="auto"/>
         <w:rPr>
-          <w:rFonts w:ascii="Times New Roman" w:eastAsia="Times New Roman" w:hAnsi="Times New Roman" w:cs="Times New Roman"/>
-          <w:sz w:val="24"/>
-          <w:szCs w:val="24"/>
-        </w:rPr>
-      </w:pPr>
-      <w:r>
-        <w:rPr>
-          <w:rFonts w:ascii="Times New Roman" w:eastAsia="Times New Roman" w:hAnsi="Times New Roman" w:cs="Times New Roman"/>
+          <w:rFonts w:eastAsia="Times New Roman" w:cstheme="minorHAnsi"/>
+          <w:sz w:val="24"/>
+          <w:szCs w:val="24"/>
+        </w:rPr>
+      </w:pPr>
+      <w:r>
+        <w:rPr>
+          <w:rFonts w:eastAsia="Times New Roman" w:cstheme="minorHAnsi"/>
           <w:b/>
           <w:bCs/>
           <w:sz w:val="24"/>
@@ -4440,7 +4652,7 @@
       </w:r>
       <w:r>
         <w:rPr>
-          <w:rFonts w:ascii="Times New Roman" w:eastAsia="Times New Roman" w:hAnsi="Times New Roman" w:cs="Times New Roman"/>
+          <w:rFonts w:eastAsia="Times New Roman" w:cstheme="minorHAnsi"/>
           <w:sz w:val="24"/>
           <w:szCs w:val="24"/>
         </w:rPr>
@@ -4455,25 +4667,24 @@
         </w:numPr>
         <w:spacing w:before="100" w:beforeAutospacing="1" w:after="100" w:afterAutospacing="1" w:line="240" w:lineRule="auto"/>
         <w:rPr>
-          <w:rFonts w:ascii="Times New Roman" w:eastAsia="Times New Roman" w:hAnsi="Times New Roman" w:cs="Times New Roman"/>
-          <w:sz w:val="24"/>
-          <w:szCs w:val="24"/>
-        </w:rPr>
-      </w:pPr>
-      <w:r>
-        <w:rPr>
-          <w:rFonts w:ascii="Times New Roman" w:eastAsia="Times New Roman" w:hAnsi="Times New Roman" w:cs="Times New Roman"/>
-          <w:b/>
-          <w:bCs/>
-          <w:sz w:val="24"/>
-          <w:szCs w:val="24"/>
-        </w:rPr>
-        <w:lastRenderedPageBreak/>
+          <w:rFonts w:eastAsia="Times New Roman" w:cstheme="minorHAnsi"/>
+          <w:sz w:val="24"/>
+          <w:szCs w:val="24"/>
+        </w:rPr>
+      </w:pPr>
+      <w:r>
+        <w:rPr>
+          <w:rFonts w:eastAsia="Times New Roman" w:cstheme="minorHAnsi"/>
+          <w:b/>
+          <w:bCs/>
+          <w:sz w:val="24"/>
+          <w:szCs w:val="24"/>
+        </w:rPr>
         <w:t>Example:</w:t>
       </w:r>
       <w:r>
         <w:rPr>
-          <w:rFonts w:ascii="Times New Roman" w:eastAsia="Times New Roman" w:hAnsi="Times New Roman" w:cs="Times New Roman"/>
+          <w:rFonts w:eastAsia="Times New Roman" w:cstheme="minorHAnsi"/>
           <w:sz w:val="24"/>
           <w:szCs w:val="24"/>
         </w:rPr>
@@ -4485,16 +4696,16 @@
         <w:spacing w:before="100" w:beforeAutospacing="1" w:after="100" w:afterAutospacing="1" w:line="240" w:lineRule="auto"/>
         <w:outlineLvl w:val="3"/>
         <w:rPr>
-          <w:rFonts w:ascii="Times New Roman" w:eastAsia="Times New Roman" w:hAnsi="Times New Roman" w:cs="Times New Roman"/>
-          <w:b/>
-          <w:bCs/>
-          <w:sz w:val="24"/>
-          <w:szCs w:val="24"/>
-        </w:rPr>
-      </w:pPr>
-      <w:r>
-        <w:rPr>
-          <w:rFonts w:ascii="Times New Roman" w:eastAsia="Times New Roman" w:hAnsi="Times New Roman" w:cs="Times New Roman"/>
+          <w:rFonts w:eastAsia="Times New Roman" w:cstheme="minorHAnsi"/>
+          <w:b/>
+          <w:bCs/>
+          <w:sz w:val="24"/>
+          <w:szCs w:val="24"/>
+        </w:rPr>
+      </w:pPr>
+      <w:r>
+        <w:rPr>
+          <w:rFonts w:eastAsia="Times New Roman" w:cstheme="minorHAnsi"/>
           <w:b/>
           <w:bCs/>
           <w:sz w:val="24"/>
@@ -4511,14 +4722,14 @@
         </w:numPr>
         <w:spacing w:before="100" w:beforeAutospacing="1" w:after="100" w:afterAutospacing="1" w:line="240" w:lineRule="auto"/>
         <w:rPr>
-          <w:rFonts w:ascii="Times New Roman" w:eastAsia="Times New Roman" w:hAnsi="Times New Roman" w:cs="Times New Roman"/>
-          <w:sz w:val="24"/>
-          <w:szCs w:val="24"/>
-        </w:rPr>
-      </w:pPr>
-      <w:r>
-        <w:rPr>
-          <w:rFonts w:ascii="Times New Roman" w:eastAsia="Times New Roman" w:hAnsi="Times New Roman" w:cs="Times New Roman"/>
+          <w:rFonts w:eastAsia="Times New Roman" w:cstheme="minorHAnsi"/>
+          <w:sz w:val="24"/>
+          <w:szCs w:val="24"/>
+        </w:rPr>
+      </w:pPr>
+      <w:r>
+        <w:rPr>
+          <w:rFonts w:eastAsia="Times New Roman" w:cstheme="minorHAnsi"/>
           <w:b/>
           <w:bCs/>
           <w:sz w:val="24"/>
@@ -4528,7 +4739,7 @@
       </w:r>
       <w:r>
         <w:rPr>
-          <w:rFonts w:ascii="Times New Roman" w:eastAsia="Times New Roman" w:hAnsi="Times New Roman" w:cs="Times New Roman"/>
+          <w:rFonts w:eastAsia="Times New Roman" w:cstheme="minorHAnsi"/>
           <w:sz w:val="24"/>
           <w:szCs w:val="24"/>
         </w:rPr>
@@ -4543,14 +4754,14 @@
         </w:numPr>
         <w:spacing w:before="100" w:beforeAutospacing="1" w:after="100" w:afterAutospacing="1" w:line="240" w:lineRule="auto"/>
         <w:rPr>
-          <w:rFonts w:ascii="Times New Roman" w:eastAsia="Times New Roman" w:hAnsi="Times New Roman" w:cs="Times New Roman"/>
-          <w:sz w:val="24"/>
-          <w:szCs w:val="24"/>
-        </w:rPr>
-      </w:pPr>
-      <w:r>
-        <w:rPr>
-          <w:rFonts w:ascii="Times New Roman" w:eastAsia="Times New Roman" w:hAnsi="Times New Roman" w:cs="Times New Roman"/>
+          <w:rFonts w:eastAsia="Times New Roman" w:cstheme="minorHAnsi"/>
+          <w:sz w:val="24"/>
+          <w:szCs w:val="24"/>
+        </w:rPr>
+      </w:pPr>
+      <w:r>
+        <w:rPr>
+          <w:rFonts w:eastAsia="Times New Roman" w:cstheme="minorHAnsi"/>
           <w:b/>
           <w:bCs/>
           <w:sz w:val="24"/>
@@ -4560,7 +4771,7 @@
       </w:r>
       <w:r>
         <w:rPr>
-          <w:rFonts w:ascii="Times New Roman" w:eastAsia="Times New Roman" w:hAnsi="Times New Roman" w:cs="Times New Roman"/>
+          <w:rFonts w:eastAsia="Times New Roman" w:cstheme="minorHAnsi"/>
           <w:sz w:val="24"/>
           <w:szCs w:val="24"/>
         </w:rPr>
@@ -4571,7 +4782,7 @@
       <w:pPr>
         <w:spacing w:after="0" w:line="240" w:lineRule="auto"/>
         <w:rPr>
-          <w:rFonts w:ascii="Times New Roman" w:eastAsia="Times New Roman" w:hAnsi="Times New Roman" w:cs="Times New Roman"/>
+          <w:rFonts w:eastAsia="Times New Roman" w:cstheme="minorHAnsi"/>
           <w:sz w:val="24"/>
           <w:szCs w:val="24"/>
         </w:rPr>
@@ -4582,16 +4793,16 @@
         <w:spacing w:before="100" w:beforeAutospacing="1" w:after="100" w:afterAutospacing="1" w:line="240" w:lineRule="auto"/>
         <w:outlineLvl w:val="3"/>
         <w:rPr>
-          <w:rFonts w:ascii="Times New Roman" w:eastAsia="Times New Roman" w:hAnsi="Times New Roman" w:cs="Times New Roman"/>
-          <w:b/>
-          <w:bCs/>
-          <w:sz w:val="24"/>
-          <w:szCs w:val="24"/>
-        </w:rPr>
-      </w:pPr>
-      <w:r>
-        <w:rPr>
-          <w:rFonts w:ascii="Times New Roman" w:eastAsia="Times New Roman" w:hAnsi="Times New Roman" w:cs="Times New Roman"/>
+          <w:rFonts w:eastAsia="Times New Roman" w:cstheme="minorHAnsi"/>
+          <w:b/>
+          <w:bCs/>
+          <w:sz w:val="24"/>
+          <w:szCs w:val="24"/>
+        </w:rPr>
+      </w:pPr>
+      <w:r>
+        <w:rPr>
+          <w:rFonts w:eastAsia="Times New Roman" w:cstheme="minorHAnsi"/>
           <w:b/>
           <w:bCs/>
           <w:sz w:val="24"/>
@@ -4608,14 +4819,14 @@
         </w:numPr>
         <w:spacing w:before="100" w:beforeAutospacing="1" w:after="100" w:afterAutospacing="1" w:line="240" w:lineRule="auto"/>
         <w:rPr>
-          <w:rFonts w:ascii="Times New Roman" w:eastAsia="Times New Roman" w:hAnsi="Times New Roman" w:cs="Times New Roman"/>
-          <w:sz w:val="24"/>
-          <w:szCs w:val="24"/>
-        </w:rPr>
-      </w:pPr>
-      <w:r>
-        <w:rPr>
-          <w:rFonts w:ascii="Times New Roman" w:eastAsia="Times New Roman" w:hAnsi="Times New Roman" w:cs="Times New Roman"/>
+          <w:rFonts w:eastAsia="Times New Roman" w:cstheme="minorHAnsi"/>
+          <w:sz w:val="24"/>
+          <w:szCs w:val="24"/>
+        </w:rPr>
+      </w:pPr>
+      <w:r>
+        <w:rPr>
+          <w:rFonts w:eastAsia="Times New Roman" w:cstheme="minorHAnsi"/>
           <w:b/>
           <w:bCs/>
           <w:sz w:val="24"/>
@@ -4625,7 +4836,7 @@
       </w:r>
       <w:r>
         <w:rPr>
-          <w:rFonts w:ascii="Times New Roman" w:eastAsia="Times New Roman" w:hAnsi="Times New Roman" w:cs="Times New Roman"/>
+          <w:rFonts w:eastAsia="Times New Roman" w:cstheme="minorHAnsi"/>
           <w:sz w:val="24"/>
           <w:szCs w:val="24"/>
         </w:rPr>
@@ -4640,14 +4851,14 @@
         </w:numPr>
         <w:spacing w:before="100" w:beforeAutospacing="1" w:after="100" w:afterAutospacing="1" w:line="240" w:lineRule="auto"/>
         <w:rPr>
-          <w:rFonts w:ascii="Times New Roman" w:eastAsia="Times New Roman" w:hAnsi="Times New Roman" w:cs="Times New Roman"/>
-          <w:sz w:val="24"/>
-          <w:szCs w:val="24"/>
-        </w:rPr>
-      </w:pPr>
-      <w:r>
-        <w:rPr>
-          <w:rFonts w:ascii="Times New Roman" w:eastAsia="Times New Roman" w:hAnsi="Times New Roman" w:cs="Times New Roman"/>
+          <w:rFonts w:eastAsia="Times New Roman" w:cstheme="minorHAnsi"/>
+          <w:sz w:val="24"/>
+          <w:szCs w:val="24"/>
+        </w:rPr>
+      </w:pPr>
+      <w:r>
+        <w:rPr>
+          <w:rFonts w:eastAsia="Times New Roman" w:cstheme="minorHAnsi"/>
           <w:b/>
           <w:bCs/>
           <w:sz w:val="24"/>
@@ -4657,7 +4868,7 @@
       </w:r>
       <w:r>
         <w:rPr>
-          <w:rFonts w:ascii="Times New Roman" w:eastAsia="Times New Roman" w:hAnsi="Times New Roman" w:cs="Times New Roman"/>
+          <w:rFonts w:eastAsia="Times New Roman" w:cstheme="minorHAnsi"/>
           <w:sz w:val="24"/>
           <w:szCs w:val="24"/>
         </w:rPr>
@@ -4672,14 +4883,14 @@
         </w:numPr>
         <w:spacing w:before="100" w:beforeAutospacing="1" w:after="100" w:afterAutospacing="1" w:line="240" w:lineRule="auto"/>
         <w:rPr>
-          <w:rFonts w:ascii="Times New Roman" w:eastAsia="Times New Roman" w:hAnsi="Times New Roman" w:cs="Times New Roman"/>
-          <w:sz w:val="24"/>
-          <w:szCs w:val="24"/>
-        </w:rPr>
-      </w:pPr>
-      <w:r>
-        <w:rPr>
-          <w:rFonts w:ascii="Times New Roman" w:eastAsia="Times New Roman" w:hAnsi="Times New Roman" w:cs="Times New Roman"/>
+          <w:rFonts w:eastAsia="Times New Roman" w:cstheme="minorHAnsi"/>
+          <w:sz w:val="24"/>
+          <w:szCs w:val="24"/>
+        </w:rPr>
+      </w:pPr>
+      <w:r>
+        <w:rPr>
+          <w:rFonts w:eastAsia="Times New Roman" w:cstheme="minorHAnsi"/>
           <w:b/>
           <w:bCs/>
           <w:sz w:val="24"/>
@@ -4689,7 +4900,7 @@
       </w:r>
       <w:r>
         <w:rPr>
-          <w:rFonts w:ascii="Times New Roman" w:eastAsia="Times New Roman" w:hAnsi="Times New Roman" w:cs="Times New Roman"/>
+          <w:rFonts w:eastAsia="Times New Roman" w:cstheme="minorHAnsi"/>
           <w:sz w:val="24"/>
           <w:szCs w:val="24"/>
         </w:rPr>
@@ -4704,14 +4915,14 @@
         </w:numPr>
         <w:spacing w:before="100" w:beforeAutospacing="1" w:after="100" w:afterAutospacing="1" w:line="240" w:lineRule="auto"/>
         <w:rPr>
-          <w:rFonts w:ascii="Times New Roman" w:eastAsia="Times New Roman" w:hAnsi="Times New Roman" w:cs="Times New Roman"/>
-          <w:sz w:val="24"/>
-          <w:szCs w:val="24"/>
-        </w:rPr>
-      </w:pPr>
-      <w:r>
-        <w:rPr>
-          <w:rFonts w:ascii="Times New Roman" w:eastAsia="Times New Roman" w:hAnsi="Times New Roman" w:cs="Times New Roman"/>
+          <w:rFonts w:eastAsia="Times New Roman" w:cstheme="minorHAnsi"/>
+          <w:sz w:val="24"/>
+          <w:szCs w:val="24"/>
+        </w:rPr>
+      </w:pPr>
+      <w:r>
+        <w:rPr>
+          <w:rFonts w:eastAsia="Times New Roman" w:cstheme="minorHAnsi"/>
           <w:b/>
           <w:bCs/>
           <w:sz w:val="24"/>
@@ -4721,7 +4932,7 @@
       </w:r>
       <w:r>
         <w:rPr>
-          <w:rFonts w:ascii="Times New Roman" w:eastAsia="Times New Roman" w:hAnsi="Times New Roman" w:cs="Times New Roman"/>
+          <w:rFonts w:eastAsia="Times New Roman" w:cstheme="minorHAnsi"/>
           <w:sz w:val="24"/>
           <w:szCs w:val="24"/>
         </w:rPr>
@@ -4736,14 +4947,14 @@
         </w:numPr>
         <w:spacing w:before="100" w:beforeAutospacing="1" w:after="100" w:afterAutospacing="1" w:line="240" w:lineRule="auto"/>
         <w:rPr>
-          <w:rFonts w:ascii="Times New Roman" w:eastAsia="Times New Roman" w:hAnsi="Times New Roman" w:cs="Times New Roman"/>
-          <w:sz w:val="24"/>
-          <w:szCs w:val="24"/>
-        </w:rPr>
-      </w:pPr>
-      <w:r>
-        <w:rPr>
-          <w:rFonts w:ascii="Times New Roman" w:eastAsia="Times New Roman" w:hAnsi="Times New Roman" w:cs="Times New Roman"/>
+          <w:rFonts w:eastAsia="Times New Roman" w:cstheme="minorHAnsi"/>
+          <w:sz w:val="24"/>
+          <w:szCs w:val="24"/>
+        </w:rPr>
+      </w:pPr>
+      <w:r>
+        <w:rPr>
+          <w:rFonts w:eastAsia="Times New Roman" w:cstheme="minorHAnsi"/>
           <w:b/>
           <w:bCs/>
           <w:sz w:val="24"/>
@@ -4753,7 +4964,7 @@
       </w:r>
       <w:r>
         <w:rPr>
-          <w:rFonts w:ascii="Times New Roman" w:eastAsia="Times New Roman" w:hAnsi="Times New Roman" w:cs="Times New Roman"/>
+          <w:rFonts w:eastAsia="Times New Roman" w:cstheme="minorHAnsi"/>
           <w:sz w:val="24"/>
           <w:szCs w:val="24"/>
         </w:rPr>
@@ -4768,14 +4979,14 @@
         </w:numPr>
         <w:spacing w:before="100" w:beforeAutospacing="1" w:after="100" w:afterAutospacing="1" w:line="240" w:lineRule="auto"/>
         <w:rPr>
-          <w:rFonts w:ascii="Times New Roman" w:eastAsia="Times New Roman" w:hAnsi="Times New Roman" w:cs="Times New Roman"/>
-          <w:sz w:val="24"/>
-          <w:szCs w:val="24"/>
-        </w:rPr>
-      </w:pPr>
-      <w:r>
-        <w:rPr>
-          <w:rFonts w:ascii="Times New Roman" w:eastAsia="Times New Roman" w:hAnsi="Times New Roman" w:cs="Times New Roman"/>
+          <w:rFonts w:eastAsia="Times New Roman" w:cstheme="minorHAnsi"/>
+          <w:sz w:val="24"/>
+          <w:szCs w:val="24"/>
+        </w:rPr>
+      </w:pPr>
+      <w:r>
+        <w:rPr>
+          <w:rFonts w:eastAsia="Times New Roman" w:cstheme="minorHAnsi"/>
           <w:b/>
           <w:bCs/>
           <w:sz w:val="24"/>
@@ -4785,7 +4996,7 @@
       </w:r>
       <w:r>
         <w:rPr>
-          <w:rFonts w:ascii="Times New Roman" w:eastAsia="Times New Roman" w:hAnsi="Times New Roman" w:cs="Times New Roman"/>
+          <w:rFonts w:eastAsia="Times New Roman" w:cstheme="minorHAnsi"/>
           <w:sz w:val="24"/>
           <w:szCs w:val="24"/>
         </w:rPr>
@@ -4797,16 +5008,16 @@
         <w:spacing w:before="100" w:beforeAutospacing="1" w:after="100" w:afterAutospacing="1" w:line="240" w:lineRule="auto"/>
         <w:outlineLvl w:val="3"/>
         <w:rPr>
-          <w:rFonts w:ascii="Times New Roman" w:eastAsia="Times New Roman" w:hAnsi="Times New Roman" w:cs="Times New Roman"/>
-          <w:b/>
-          <w:bCs/>
-          <w:sz w:val="24"/>
-          <w:szCs w:val="24"/>
-        </w:rPr>
-      </w:pPr>
-      <w:r>
-        <w:rPr>
-          <w:rFonts w:ascii="Times New Roman" w:eastAsia="Times New Roman" w:hAnsi="Times New Roman" w:cs="Times New Roman"/>
+          <w:rFonts w:eastAsia="Times New Roman" w:cstheme="minorHAnsi"/>
+          <w:b/>
+          <w:bCs/>
+          <w:sz w:val="24"/>
+          <w:szCs w:val="24"/>
+        </w:rPr>
+      </w:pPr>
+      <w:r>
+        <w:rPr>
+          <w:rFonts w:eastAsia="Times New Roman" w:cstheme="minorHAnsi"/>
           <w:b/>
           <w:bCs/>
           <w:sz w:val="24"/>
@@ -4823,14 +5034,14 @@
         </w:numPr>
         <w:spacing w:before="100" w:beforeAutospacing="1" w:after="100" w:afterAutospacing="1" w:line="240" w:lineRule="auto"/>
         <w:rPr>
-          <w:rFonts w:ascii="Times New Roman" w:eastAsia="Times New Roman" w:hAnsi="Times New Roman" w:cs="Times New Roman"/>
-          <w:sz w:val="24"/>
-          <w:szCs w:val="24"/>
-        </w:rPr>
-      </w:pPr>
-      <w:r>
-        <w:rPr>
-          <w:rFonts w:ascii="Times New Roman" w:eastAsia="Times New Roman" w:hAnsi="Times New Roman" w:cs="Times New Roman"/>
+          <w:rFonts w:eastAsia="Times New Roman" w:cstheme="minorHAnsi"/>
+          <w:sz w:val="24"/>
+          <w:szCs w:val="24"/>
+        </w:rPr>
+      </w:pPr>
+      <w:r>
+        <w:rPr>
+          <w:rFonts w:eastAsia="Times New Roman" w:cstheme="minorHAnsi"/>
           <w:b/>
           <w:bCs/>
           <w:sz w:val="24"/>
@@ -4840,7 +5051,7 @@
       </w:r>
       <w:r>
         <w:rPr>
-          <w:rFonts w:ascii="Times New Roman" w:eastAsia="Times New Roman" w:hAnsi="Times New Roman" w:cs="Times New Roman"/>
+          <w:rFonts w:eastAsia="Times New Roman" w:cstheme="minorHAnsi"/>
           <w:sz w:val="24"/>
           <w:szCs w:val="24"/>
         </w:rPr>
@@ -4855,14 +5066,14 @@
         </w:numPr>
         <w:spacing w:before="100" w:beforeAutospacing="1" w:after="100" w:afterAutospacing="1" w:line="240" w:lineRule="auto"/>
         <w:rPr>
-          <w:rFonts w:ascii="Times New Roman" w:eastAsia="Times New Roman" w:hAnsi="Times New Roman" w:cs="Times New Roman"/>
-          <w:sz w:val="24"/>
-          <w:szCs w:val="24"/>
-        </w:rPr>
-      </w:pPr>
-      <w:r>
-        <w:rPr>
-          <w:rFonts w:ascii="Times New Roman" w:eastAsia="Times New Roman" w:hAnsi="Times New Roman" w:cs="Times New Roman"/>
+          <w:rFonts w:eastAsia="Times New Roman" w:cstheme="minorHAnsi"/>
+          <w:sz w:val="24"/>
+          <w:szCs w:val="24"/>
+        </w:rPr>
+      </w:pPr>
+      <w:r>
+        <w:rPr>
+          <w:rFonts w:eastAsia="Times New Roman" w:cstheme="minorHAnsi"/>
           <w:b/>
           <w:bCs/>
           <w:sz w:val="24"/>
@@ -4872,7 +5083,7 @@
       </w:r>
       <w:r>
         <w:rPr>
-          <w:rFonts w:ascii="Times New Roman" w:eastAsia="Times New Roman" w:hAnsi="Times New Roman" w:cs="Times New Roman"/>
+          <w:rFonts w:eastAsia="Times New Roman" w:cstheme="minorHAnsi"/>
           <w:sz w:val="24"/>
           <w:szCs w:val="24"/>
         </w:rPr>
@@ -4884,16 +5095,16 @@
         <w:spacing w:before="100" w:beforeAutospacing="1" w:after="100" w:afterAutospacing="1" w:line="240" w:lineRule="auto"/>
         <w:outlineLvl w:val="3"/>
         <w:rPr>
-          <w:rFonts w:ascii="Times New Roman" w:eastAsia="Times New Roman" w:hAnsi="Times New Roman" w:cs="Times New Roman"/>
-          <w:b/>
-          <w:bCs/>
-          <w:sz w:val="24"/>
-          <w:szCs w:val="24"/>
-        </w:rPr>
-      </w:pPr>
-      <w:r>
-        <w:rPr>
-          <w:rFonts w:ascii="Times New Roman" w:eastAsia="Times New Roman" w:hAnsi="Times New Roman" w:cs="Times New Roman"/>
+          <w:rFonts w:eastAsia="Times New Roman" w:cstheme="minorHAnsi"/>
+          <w:b/>
+          <w:bCs/>
+          <w:sz w:val="24"/>
+          <w:szCs w:val="24"/>
+        </w:rPr>
+      </w:pPr>
+      <w:r>
+        <w:rPr>
+          <w:rFonts w:eastAsia="Times New Roman" w:cstheme="minorHAnsi"/>
           <w:b/>
           <w:bCs/>
           <w:sz w:val="24"/>
@@ -4910,14 +5121,14 @@
         </w:numPr>
         <w:spacing w:before="100" w:beforeAutospacing="1" w:after="100" w:afterAutospacing="1" w:line="240" w:lineRule="auto"/>
         <w:rPr>
-          <w:rFonts w:ascii="Times New Roman" w:eastAsia="Times New Roman" w:hAnsi="Times New Roman" w:cs="Times New Roman"/>
-          <w:sz w:val="24"/>
-          <w:szCs w:val="24"/>
-        </w:rPr>
-      </w:pPr>
-      <w:r>
-        <w:rPr>
-          <w:rFonts w:ascii="Times New Roman" w:eastAsia="Times New Roman" w:hAnsi="Times New Roman" w:cs="Times New Roman"/>
+          <w:rFonts w:eastAsia="Times New Roman" w:cstheme="minorHAnsi"/>
+          <w:sz w:val="24"/>
+          <w:szCs w:val="24"/>
+        </w:rPr>
+      </w:pPr>
+      <w:r>
+        <w:rPr>
+          <w:rFonts w:eastAsia="Times New Roman" w:cstheme="minorHAnsi"/>
           <w:b/>
           <w:bCs/>
           <w:sz w:val="24"/>
@@ -4927,7 +5138,7 @@
       </w:r>
       <w:r>
         <w:rPr>
-          <w:rFonts w:ascii="Times New Roman" w:eastAsia="Times New Roman" w:hAnsi="Times New Roman" w:cs="Times New Roman"/>
+          <w:rFonts w:eastAsia="Times New Roman" w:cstheme="minorHAnsi"/>
           <w:sz w:val="24"/>
           <w:szCs w:val="24"/>
         </w:rPr>
@@ -4942,14 +5153,14 @@
         </w:numPr>
         <w:spacing w:before="100" w:beforeAutospacing="1" w:after="100" w:afterAutospacing="1" w:line="240" w:lineRule="auto"/>
         <w:rPr>
-          <w:rFonts w:ascii="Times New Roman" w:eastAsia="Times New Roman" w:hAnsi="Times New Roman" w:cs="Times New Roman"/>
-          <w:sz w:val="24"/>
-          <w:szCs w:val="24"/>
-        </w:rPr>
-      </w:pPr>
-      <w:r>
-        <w:rPr>
-          <w:rFonts w:ascii="Times New Roman" w:eastAsia="Times New Roman" w:hAnsi="Times New Roman" w:cs="Times New Roman"/>
+          <w:rFonts w:eastAsia="Times New Roman" w:cstheme="minorHAnsi"/>
+          <w:sz w:val="24"/>
+          <w:szCs w:val="24"/>
+        </w:rPr>
+      </w:pPr>
+      <w:r>
+        <w:rPr>
+          <w:rFonts w:eastAsia="Times New Roman" w:cstheme="minorHAnsi"/>
           <w:b/>
           <w:bCs/>
           <w:sz w:val="24"/>
@@ -4959,41 +5170,25 @@
       </w:r>
       <w:r>
         <w:rPr>
-          <w:rFonts w:ascii="Times New Roman" w:eastAsia="Times New Roman" w:hAnsi="Times New Roman" w:cs="Times New Roman"/>
-          <w:sz w:val="24"/>
-          <w:szCs w:val="24"/>
-        </w:rPr>
-        <w:t xml:space="preserve"> Caused by changes in production costs, </w:t>
-      </w:r>
-      <w:r>
-        <w:rPr>
-          <w:rFonts w:ascii="Times New Roman" w:eastAsia="Times New Roman" w:hAnsi="Times New Roman" w:cs="Times New Roman"/>
-          <w:sz w:val="24"/>
-          <w:szCs w:val="24"/>
-        </w:rPr>
-        <w:t xml:space="preserve">technology, or government </w:t>
+          <w:rFonts w:eastAsia="Times New Roman" w:cstheme="minorHAnsi"/>
+          <w:sz w:val="24"/>
+          <w:szCs w:val="24"/>
+        </w:rPr>
+        <w:t xml:space="preserve"> Caused by changes in production costs, technology, or government </w:t>
       </w:r>
       <w:proofErr w:type="spellStart"/>
       <w:r>
         <w:rPr>
-          <w:rFonts w:ascii="Times New Roman" w:eastAsia="Times New Roman" w:hAnsi="Times New Roman" w:cs="Times New Roman"/>
-          <w:sz w:val="24"/>
-          <w:szCs w:val="24"/>
-        </w:rPr>
-        <w:t>polic</w:t>
-      </w:r>
-      <w:r>
-        <w:rPr>
-          <w:rFonts w:ascii="Times New Roman" w:eastAsia="Times New Roman" w:hAnsi="Times New Roman" w:cs="Times New Roman"/>
-          <w:sz w:val="24"/>
-          <w:szCs w:val="24"/>
-        </w:rPr>
-        <w:t>es</w:t>
+          <w:rFonts w:eastAsia="Times New Roman" w:cstheme="minorHAnsi"/>
+          <w:sz w:val="24"/>
+          <w:szCs w:val="24"/>
+        </w:rPr>
+        <w:t>polices</w:t>
       </w:r>
       <w:proofErr w:type="spellEnd"/>
       <w:r>
         <w:rPr>
-          <w:rFonts w:ascii="Times New Roman" w:eastAsia="Times New Roman" w:hAnsi="Times New Roman" w:cs="Times New Roman"/>
+          <w:rFonts w:eastAsia="Times New Roman" w:cstheme="minorHAnsi"/>
           <w:sz w:val="24"/>
           <w:szCs w:val="24"/>
         </w:rPr>
@@ -5005,16 +5200,16 @@
         <w:spacing w:before="100" w:beforeAutospacing="1" w:after="100" w:afterAutospacing="1" w:line="240" w:lineRule="auto"/>
         <w:outlineLvl w:val="3"/>
         <w:rPr>
-          <w:rFonts w:ascii="Times New Roman" w:eastAsia="Times New Roman" w:hAnsi="Times New Roman" w:cs="Times New Roman"/>
-          <w:b/>
-          <w:bCs/>
-          <w:sz w:val="24"/>
-          <w:szCs w:val="24"/>
-        </w:rPr>
-      </w:pPr>
-      <w:r>
-        <w:rPr>
-          <w:rFonts w:ascii="Times New Roman" w:eastAsia="Times New Roman" w:hAnsi="Times New Roman" w:cs="Times New Roman"/>
+          <w:rFonts w:eastAsia="Times New Roman" w:cstheme="minorHAnsi"/>
+          <w:b/>
+          <w:bCs/>
+          <w:sz w:val="24"/>
+          <w:szCs w:val="24"/>
+        </w:rPr>
+      </w:pPr>
+      <w:r>
+        <w:rPr>
+          <w:rFonts w:eastAsia="Times New Roman" w:cstheme="minorHAnsi"/>
           <w:b/>
           <w:bCs/>
           <w:sz w:val="24"/>
@@ -5031,14 +5226,14 @@
         </w:numPr>
         <w:spacing w:before="100" w:beforeAutospacing="1" w:after="100" w:afterAutospacing="1" w:line="240" w:lineRule="auto"/>
         <w:rPr>
-          <w:rFonts w:ascii="Times New Roman" w:eastAsia="Times New Roman" w:hAnsi="Times New Roman" w:cs="Times New Roman"/>
-          <w:sz w:val="24"/>
-          <w:szCs w:val="24"/>
-        </w:rPr>
-      </w:pPr>
-      <w:r>
-        <w:rPr>
-          <w:rFonts w:ascii="Times New Roman" w:eastAsia="Times New Roman" w:hAnsi="Times New Roman" w:cs="Times New Roman"/>
+          <w:rFonts w:eastAsia="Times New Roman" w:cstheme="minorHAnsi"/>
+          <w:sz w:val="24"/>
+          <w:szCs w:val="24"/>
+        </w:rPr>
+      </w:pPr>
+      <w:r>
+        <w:rPr>
+          <w:rFonts w:eastAsia="Times New Roman" w:cstheme="minorHAnsi"/>
           <w:b/>
           <w:bCs/>
           <w:sz w:val="24"/>
@@ -5048,7 +5243,7 @@
       </w:r>
       <w:r>
         <w:rPr>
-          <w:rFonts w:ascii="Times New Roman" w:eastAsia="Times New Roman" w:hAnsi="Times New Roman" w:cs="Times New Roman"/>
+          <w:rFonts w:eastAsia="Times New Roman" w:cstheme="minorHAnsi"/>
           <w:sz w:val="24"/>
           <w:szCs w:val="24"/>
         </w:rPr>
@@ -5063,14 +5258,14 @@
         </w:numPr>
         <w:spacing w:before="100" w:beforeAutospacing="1" w:after="100" w:afterAutospacing="1" w:line="240" w:lineRule="auto"/>
         <w:rPr>
-          <w:rFonts w:ascii="Times New Roman" w:eastAsia="Times New Roman" w:hAnsi="Times New Roman" w:cs="Times New Roman"/>
-          <w:sz w:val="24"/>
-          <w:szCs w:val="24"/>
-        </w:rPr>
-      </w:pPr>
-      <w:r>
-        <w:rPr>
-          <w:rFonts w:ascii="Times New Roman" w:eastAsia="Times New Roman" w:hAnsi="Times New Roman" w:cs="Times New Roman"/>
+          <w:rFonts w:eastAsia="Times New Roman" w:cstheme="minorHAnsi"/>
+          <w:sz w:val="24"/>
+          <w:szCs w:val="24"/>
+        </w:rPr>
+      </w:pPr>
+      <w:r>
+        <w:rPr>
+          <w:rFonts w:eastAsia="Times New Roman" w:cstheme="minorHAnsi"/>
           <w:b/>
           <w:bCs/>
           <w:sz w:val="24"/>
@@ -5080,7 +5275,7 @@
       </w:r>
       <w:r>
         <w:rPr>
-          <w:rFonts w:ascii="Times New Roman" w:eastAsia="Times New Roman" w:hAnsi="Times New Roman" w:cs="Times New Roman"/>
+          <w:rFonts w:eastAsia="Times New Roman" w:cstheme="minorHAnsi"/>
           <w:sz w:val="24"/>
           <w:szCs w:val="24"/>
         </w:rPr>
@@ -5095,24 +5290,25 @@
         </w:numPr>
         <w:spacing w:before="100" w:beforeAutospacing="1" w:after="100" w:afterAutospacing="1" w:line="240" w:lineRule="auto"/>
         <w:rPr>
-          <w:rFonts w:ascii="Times New Roman" w:eastAsia="Times New Roman" w:hAnsi="Times New Roman" w:cs="Times New Roman"/>
-          <w:sz w:val="24"/>
-          <w:szCs w:val="24"/>
-        </w:rPr>
-      </w:pPr>
-      <w:r>
-        <w:rPr>
-          <w:rFonts w:ascii="Times New Roman" w:eastAsia="Times New Roman" w:hAnsi="Times New Roman" w:cs="Times New Roman"/>
-          <w:b/>
-          <w:bCs/>
-          <w:sz w:val="24"/>
-          <w:szCs w:val="24"/>
-        </w:rPr>
+          <w:rFonts w:eastAsia="Times New Roman" w:cstheme="minorHAnsi"/>
+          <w:sz w:val="24"/>
+          <w:szCs w:val="24"/>
+        </w:rPr>
+      </w:pPr>
+      <w:r>
+        <w:rPr>
+          <w:rFonts w:eastAsia="Times New Roman" w:cstheme="minorHAnsi"/>
+          <w:b/>
+          <w:bCs/>
+          <w:sz w:val="24"/>
+          <w:szCs w:val="24"/>
+        </w:rPr>
+        <w:lastRenderedPageBreak/>
         <w:t>Decreased Demand</w:t>
       </w:r>
       <w:r>
         <w:rPr>
-          <w:rFonts w:ascii="Times New Roman" w:eastAsia="Times New Roman" w:hAnsi="Times New Roman" w:cs="Times New Roman"/>
+          <w:rFonts w:eastAsia="Times New Roman" w:cstheme="minorHAnsi"/>
           <w:sz w:val="24"/>
           <w:szCs w:val="24"/>
         </w:rPr>
@@ -5127,14 +5323,14 @@
         </w:numPr>
         <w:spacing w:before="100" w:beforeAutospacing="1" w:after="100" w:afterAutospacing="1" w:line="240" w:lineRule="auto"/>
         <w:rPr>
-          <w:rFonts w:ascii="Times New Roman" w:eastAsia="Times New Roman" w:hAnsi="Times New Roman" w:cs="Times New Roman"/>
-          <w:sz w:val="24"/>
-          <w:szCs w:val="24"/>
-        </w:rPr>
-      </w:pPr>
-      <w:r>
-        <w:rPr>
-          <w:rFonts w:ascii="Times New Roman" w:eastAsia="Times New Roman" w:hAnsi="Times New Roman" w:cs="Times New Roman"/>
+          <w:rFonts w:eastAsia="Times New Roman" w:cstheme="minorHAnsi"/>
+          <w:sz w:val="24"/>
+          <w:szCs w:val="24"/>
+        </w:rPr>
+      </w:pPr>
+      <w:r>
+        <w:rPr>
+          <w:rFonts w:eastAsia="Times New Roman" w:cstheme="minorHAnsi"/>
           <w:b/>
           <w:bCs/>
           <w:sz w:val="24"/>
@@ -5144,7 +5340,7 @@
       </w:r>
       <w:r>
         <w:rPr>
-          <w:rFonts w:ascii="Times New Roman" w:eastAsia="Times New Roman" w:hAnsi="Times New Roman" w:cs="Times New Roman"/>
+          <w:rFonts w:eastAsia="Times New Roman" w:cstheme="minorHAnsi"/>
           <w:sz w:val="24"/>
           <w:szCs w:val="24"/>
         </w:rPr>
@@ -5152,12 +5348,12 @@
       </w:r>
       <w:r>
         <w:rPr>
-          <w:rFonts w:ascii="Times New Roman" w:eastAsia="Times New Roman" w:hAnsi="Times New Roman" w:cs="Times New Roman"/>
+          <w:rFonts w:eastAsia="Times New Roman" w:cstheme="minorHAnsi"/>
           <w:sz w:val="24"/>
           <w:szCs w:val="24"/>
         </w:rPr>
         <w:pict>
-          <v:rect id="_x0000_i1047" style="width:0;height:1.5pt" o:hralign="center" o:hrstd="t" o:hr="t" fillcolor="#a0a0a0" stroked="f"/>
+          <v:rect id="_x0000_i1028" style="width:0;height:1.5pt" o:hralign="center" o:hrstd="t" o:hr="t" fillcolor="#a0a0a0" stroked="f"/>
         </w:pict>
       </w:r>
     </w:p>
@@ -5165,30 +5361,20 @@
       <w:pPr>
         <w:spacing w:before="100" w:beforeAutospacing="1" w:after="100" w:afterAutospacing="1" w:line="240" w:lineRule="auto"/>
         <w:rPr>
-          <w:rFonts w:ascii="Times New Roman" w:eastAsia="Times New Roman" w:hAnsi="Times New Roman" w:cs="Times New Roman"/>
-          <w:sz w:val="24"/>
-          <w:szCs w:val="24"/>
-        </w:rPr>
-      </w:pPr>
-      <w:r>
-        <w:rPr>
-          <w:rFonts w:ascii="Times New Roman" w:eastAsia="Times New Roman" w:hAnsi="Times New Roman" w:cs="Times New Roman"/>
-          <w:b/>
-          <w:bCs/>
-          <w:sz w:val="24"/>
-          <w:szCs w:val="24"/>
-        </w:rPr>
-        <w:t>"Explain the key factors that influence demand and supply, the difference between movements along the curves and shifts of the curves, and how changes in demand and su</w:t>
-      </w:r>
-      <w:r>
-        <w:rPr>
-          <w:rFonts w:ascii="Times New Roman" w:eastAsia="Times New Roman" w:hAnsi="Times New Roman" w:cs="Times New Roman"/>
-          <w:b/>
-          <w:bCs/>
-          <w:sz w:val="24"/>
-          <w:szCs w:val="24"/>
-        </w:rPr>
-        <w:t>pply affect market equilibrium.</w:t>
+          <w:rFonts w:eastAsia="Times New Roman" w:cstheme="minorHAnsi"/>
+          <w:sz w:val="24"/>
+          <w:szCs w:val="24"/>
+        </w:rPr>
+      </w:pPr>
+      <w:r>
+        <w:rPr>
+          <w:rFonts w:eastAsia="Times New Roman" w:cstheme="minorHAnsi"/>
+          <w:b/>
+          <w:bCs/>
+          <w:sz w:val="24"/>
+          <w:szCs w:val="24"/>
+        </w:rPr>
+        <w:t>"Explain the key factors that influence demand and supply, the difference between movements along the curves and shifts of the curves, and how changes in demand and supply affect market equilibrium.</w:t>
       </w:r>
     </w:p>
     <w:p>
@@ -5196,7 +5382,7 @@
         <w:spacing w:before="100" w:beforeAutospacing="1" w:after="100" w:afterAutospacing="1" w:line="240" w:lineRule="auto"/>
         <w:outlineLvl w:val="2"/>
         <w:rPr>
-          <w:rFonts w:ascii="Times New Roman" w:eastAsia="Times New Roman" w:hAnsi="Times New Roman" w:cs="Times New Roman"/>
+          <w:rFonts w:eastAsia="Times New Roman" w:cstheme="minorHAnsi"/>
           <w:b/>
           <w:bCs/>
           <w:sz w:val="27"/>
@@ -5205,7 +5391,7 @@
       </w:pPr>
       <w:r>
         <w:rPr>
-          <w:rFonts w:ascii="Times New Roman" w:eastAsia="Times New Roman" w:hAnsi="Times New Roman" w:cs="Times New Roman"/>
+          <w:rFonts w:eastAsia="Times New Roman" w:cstheme="minorHAnsi"/>
           <w:b/>
           <w:bCs/>
           <w:sz w:val="27"/>
@@ -5219,22 +5405,21 @@
         <w:spacing w:before="100" w:beforeAutospacing="1" w:after="100" w:afterAutospacing="1" w:line="240" w:lineRule="auto"/>
         <w:outlineLvl w:val="3"/>
         <w:rPr>
-          <w:rFonts w:ascii="Times New Roman" w:eastAsia="Times New Roman" w:hAnsi="Times New Roman" w:cs="Times New Roman"/>
-          <w:b/>
-          <w:bCs/>
-          <w:sz w:val="24"/>
-          <w:szCs w:val="24"/>
-        </w:rPr>
-      </w:pPr>
-      <w:r>
-        <w:rPr>
-          <w:rFonts w:ascii="Times New Roman" w:eastAsia="Times New Roman" w:hAnsi="Times New Roman" w:cs="Times New Roman"/>
-          <w:b/>
-          <w:bCs/>
-          <w:sz w:val="24"/>
-          <w:szCs w:val="24"/>
-        </w:rPr>
-        <w:lastRenderedPageBreak/>
+          <w:rFonts w:eastAsia="Times New Roman" w:cstheme="minorHAnsi"/>
+          <w:b/>
+          <w:bCs/>
+          <w:sz w:val="24"/>
+          <w:szCs w:val="24"/>
+        </w:rPr>
+      </w:pPr>
+      <w:r>
+        <w:rPr>
+          <w:rFonts w:eastAsia="Times New Roman" w:cstheme="minorHAnsi"/>
+          <w:b/>
+          <w:bCs/>
+          <w:sz w:val="24"/>
+          <w:szCs w:val="24"/>
+        </w:rPr>
         <w:t>Factors Affecting Demand</w:t>
       </w:r>
     </w:p>
@@ -5242,14 +5427,14 @@
       <w:pPr>
         <w:spacing w:before="100" w:beforeAutospacing="1" w:after="100" w:afterAutospacing="1" w:line="240" w:lineRule="auto"/>
         <w:rPr>
-          <w:rFonts w:ascii="Times New Roman" w:eastAsia="Times New Roman" w:hAnsi="Times New Roman" w:cs="Times New Roman"/>
-          <w:sz w:val="24"/>
-          <w:szCs w:val="24"/>
-        </w:rPr>
-      </w:pPr>
-      <w:r>
-        <w:rPr>
-          <w:rFonts w:ascii="Times New Roman" w:eastAsia="Times New Roman" w:hAnsi="Times New Roman" w:cs="Times New Roman"/>
+          <w:rFonts w:eastAsia="Times New Roman" w:cstheme="minorHAnsi"/>
+          <w:sz w:val="24"/>
+          <w:szCs w:val="24"/>
+        </w:rPr>
+      </w:pPr>
+      <w:r>
+        <w:rPr>
+          <w:rFonts w:eastAsia="Times New Roman" w:cstheme="minorHAnsi"/>
           <w:sz w:val="24"/>
           <w:szCs w:val="24"/>
         </w:rPr>
@@ -5264,14 +5449,14 @@
         </w:numPr>
         <w:spacing w:before="100" w:beforeAutospacing="1" w:after="100" w:afterAutospacing="1" w:line="240" w:lineRule="auto"/>
         <w:rPr>
-          <w:rFonts w:ascii="Times New Roman" w:eastAsia="Times New Roman" w:hAnsi="Times New Roman" w:cs="Times New Roman"/>
-          <w:sz w:val="24"/>
-          <w:szCs w:val="24"/>
-        </w:rPr>
-      </w:pPr>
-      <w:r>
-        <w:rPr>
-          <w:rFonts w:ascii="Times New Roman" w:eastAsia="Times New Roman" w:hAnsi="Times New Roman" w:cs="Times New Roman"/>
+          <w:rFonts w:eastAsia="Times New Roman" w:cstheme="minorHAnsi"/>
+          <w:sz w:val="24"/>
+          <w:szCs w:val="24"/>
+        </w:rPr>
+      </w:pPr>
+      <w:r>
+        <w:rPr>
+          <w:rFonts w:eastAsia="Times New Roman" w:cstheme="minorHAnsi"/>
           <w:b/>
           <w:bCs/>
           <w:sz w:val="24"/>
@@ -5281,7 +5466,7 @@
       </w:r>
       <w:r>
         <w:rPr>
-          <w:rFonts w:ascii="Times New Roman" w:eastAsia="Times New Roman" w:hAnsi="Times New Roman" w:cs="Times New Roman"/>
+          <w:rFonts w:eastAsia="Times New Roman" w:cstheme="minorHAnsi"/>
           <w:sz w:val="24"/>
           <w:szCs w:val="24"/>
         </w:rPr>
@@ -5296,14 +5481,14 @@
         </w:numPr>
         <w:spacing w:before="100" w:beforeAutospacing="1" w:after="100" w:afterAutospacing="1" w:line="240" w:lineRule="auto"/>
         <w:rPr>
-          <w:rFonts w:ascii="Times New Roman" w:eastAsia="Times New Roman" w:hAnsi="Times New Roman" w:cs="Times New Roman"/>
-          <w:sz w:val="24"/>
-          <w:szCs w:val="24"/>
-        </w:rPr>
-      </w:pPr>
-      <w:r>
-        <w:rPr>
-          <w:rFonts w:ascii="Times New Roman" w:eastAsia="Times New Roman" w:hAnsi="Times New Roman" w:cs="Times New Roman"/>
+          <w:rFonts w:eastAsia="Times New Roman" w:cstheme="minorHAnsi"/>
+          <w:sz w:val="24"/>
+          <w:szCs w:val="24"/>
+        </w:rPr>
+      </w:pPr>
+      <w:r>
+        <w:rPr>
+          <w:rFonts w:eastAsia="Times New Roman" w:cstheme="minorHAnsi"/>
           <w:b/>
           <w:bCs/>
           <w:sz w:val="24"/>
@@ -5313,7 +5498,7 @@
       </w:r>
       <w:r>
         <w:rPr>
-          <w:rFonts w:ascii="Times New Roman" w:eastAsia="Times New Roman" w:hAnsi="Times New Roman" w:cs="Times New Roman"/>
+          <w:rFonts w:eastAsia="Times New Roman" w:cstheme="minorHAnsi"/>
           <w:sz w:val="24"/>
           <w:szCs w:val="24"/>
         </w:rPr>
@@ -5328,14 +5513,14 @@
         </w:numPr>
         <w:spacing w:before="100" w:beforeAutospacing="1" w:after="100" w:afterAutospacing="1" w:line="240" w:lineRule="auto"/>
         <w:rPr>
-          <w:rFonts w:ascii="Times New Roman" w:eastAsia="Times New Roman" w:hAnsi="Times New Roman" w:cs="Times New Roman"/>
-          <w:sz w:val="24"/>
-          <w:szCs w:val="24"/>
-        </w:rPr>
-      </w:pPr>
-      <w:r>
-        <w:rPr>
-          <w:rFonts w:ascii="Times New Roman" w:eastAsia="Times New Roman" w:hAnsi="Times New Roman" w:cs="Times New Roman"/>
+          <w:rFonts w:eastAsia="Times New Roman" w:cstheme="minorHAnsi"/>
+          <w:sz w:val="24"/>
+          <w:szCs w:val="24"/>
+        </w:rPr>
+      </w:pPr>
+      <w:r>
+        <w:rPr>
+          <w:rFonts w:eastAsia="Times New Roman" w:cstheme="minorHAnsi"/>
           <w:b/>
           <w:bCs/>
           <w:sz w:val="24"/>
@@ -5345,7 +5530,7 @@
       </w:r>
       <w:r>
         <w:rPr>
-          <w:rFonts w:ascii="Times New Roman" w:eastAsia="Times New Roman" w:hAnsi="Times New Roman" w:cs="Times New Roman"/>
+          <w:rFonts w:eastAsia="Times New Roman" w:cstheme="minorHAnsi"/>
           <w:sz w:val="24"/>
           <w:szCs w:val="24"/>
         </w:rPr>
@@ -5360,14 +5545,14 @@
         </w:numPr>
         <w:spacing w:before="100" w:beforeAutospacing="1" w:after="100" w:afterAutospacing="1" w:line="240" w:lineRule="auto"/>
         <w:rPr>
-          <w:rFonts w:ascii="Times New Roman" w:eastAsia="Times New Roman" w:hAnsi="Times New Roman" w:cs="Times New Roman"/>
-          <w:sz w:val="24"/>
-          <w:szCs w:val="24"/>
-        </w:rPr>
-      </w:pPr>
-      <w:r>
-        <w:rPr>
-          <w:rFonts w:ascii="Times New Roman" w:eastAsia="Times New Roman" w:hAnsi="Times New Roman" w:cs="Times New Roman"/>
+          <w:rFonts w:eastAsia="Times New Roman" w:cstheme="minorHAnsi"/>
+          <w:sz w:val="24"/>
+          <w:szCs w:val="24"/>
+        </w:rPr>
+      </w:pPr>
+      <w:r>
+        <w:rPr>
+          <w:rFonts w:eastAsia="Times New Roman" w:cstheme="minorHAnsi"/>
           <w:b/>
           <w:bCs/>
           <w:sz w:val="24"/>
@@ -5377,7 +5562,7 @@
       </w:r>
       <w:r>
         <w:rPr>
-          <w:rFonts w:ascii="Times New Roman" w:eastAsia="Times New Roman" w:hAnsi="Times New Roman" w:cs="Times New Roman"/>
+          <w:rFonts w:eastAsia="Times New Roman" w:cstheme="minorHAnsi"/>
           <w:sz w:val="24"/>
           <w:szCs w:val="24"/>
         </w:rPr>
@@ -5392,14 +5577,14 @@
         </w:numPr>
         <w:spacing w:before="100" w:beforeAutospacing="1" w:after="100" w:afterAutospacing="1" w:line="240" w:lineRule="auto"/>
         <w:rPr>
-          <w:rFonts w:ascii="Times New Roman" w:eastAsia="Times New Roman" w:hAnsi="Times New Roman" w:cs="Times New Roman"/>
-          <w:sz w:val="24"/>
-          <w:szCs w:val="24"/>
-        </w:rPr>
-      </w:pPr>
-      <w:r>
-        <w:rPr>
-          <w:rFonts w:ascii="Times New Roman" w:eastAsia="Times New Roman" w:hAnsi="Times New Roman" w:cs="Times New Roman"/>
+          <w:rFonts w:eastAsia="Times New Roman" w:cstheme="minorHAnsi"/>
+          <w:sz w:val="24"/>
+          <w:szCs w:val="24"/>
+        </w:rPr>
+      </w:pPr>
+      <w:r>
+        <w:rPr>
+          <w:rFonts w:eastAsia="Times New Roman" w:cstheme="minorHAnsi"/>
           <w:b/>
           <w:bCs/>
           <w:sz w:val="24"/>
@@ -5409,7 +5594,7 @@
       </w:r>
       <w:r>
         <w:rPr>
-          <w:rFonts w:ascii="Times New Roman" w:eastAsia="Times New Roman" w:hAnsi="Times New Roman" w:cs="Times New Roman"/>
+          <w:rFonts w:eastAsia="Times New Roman" w:cstheme="minorHAnsi"/>
           <w:sz w:val="24"/>
           <w:szCs w:val="24"/>
         </w:rPr>
@@ -5421,16 +5606,16 @@
         <w:spacing w:before="100" w:beforeAutospacing="1" w:after="100" w:afterAutospacing="1" w:line="240" w:lineRule="auto"/>
         <w:outlineLvl w:val="3"/>
         <w:rPr>
-          <w:rFonts w:ascii="Times New Roman" w:eastAsia="Times New Roman" w:hAnsi="Times New Roman" w:cs="Times New Roman"/>
-          <w:b/>
-          <w:bCs/>
-          <w:sz w:val="24"/>
-          <w:szCs w:val="24"/>
-        </w:rPr>
-      </w:pPr>
-      <w:r>
-        <w:rPr>
-          <w:rFonts w:ascii="Times New Roman" w:eastAsia="Times New Roman" w:hAnsi="Times New Roman" w:cs="Times New Roman"/>
+          <w:rFonts w:eastAsia="Times New Roman" w:cstheme="minorHAnsi"/>
+          <w:b/>
+          <w:bCs/>
+          <w:sz w:val="24"/>
+          <w:szCs w:val="24"/>
+        </w:rPr>
+      </w:pPr>
+      <w:r>
+        <w:rPr>
+          <w:rFonts w:eastAsia="Times New Roman" w:cstheme="minorHAnsi"/>
           <w:b/>
           <w:bCs/>
           <w:sz w:val="24"/>
@@ -5443,14 +5628,14 @@
       <w:pPr>
         <w:spacing w:before="100" w:beforeAutospacing="1" w:after="100" w:afterAutospacing="1" w:line="240" w:lineRule="auto"/>
         <w:rPr>
-          <w:rFonts w:ascii="Times New Roman" w:eastAsia="Times New Roman" w:hAnsi="Times New Roman" w:cs="Times New Roman"/>
-          <w:sz w:val="24"/>
-          <w:szCs w:val="24"/>
-        </w:rPr>
-      </w:pPr>
-      <w:r>
-        <w:rPr>
-          <w:rFonts w:ascii="Times New Roman" w:eastAsia="Times New Roman" w:hAnsi="Times New Roman" w:cs="Times New Roman"/>
+          <w:rFonts w:eastAsia="Times New Roman" w:cstheme="minorHAnsi"/>
+          <w:sz w:val="24"/>
+          <w:szCs w:val="24"/>
+        </w:rPr>
+      </w:pPr>
+      <w:r>
+        <w:rPr>
+          <w:rFonts w:eastAsia="Times New Roman" w:cstheme="minorHAnsi"/>
           <w:sz w:val="24"/>
           <w:szCs w:val="24"/>
         </w:rPr>
@@ -5465,14 +5650,14 @@
         </w:numPr>
         <w:spacing w:before="100" w:beforeAutospacing="1" w:after="100" w:afterAutospacing="1" w:line="240" w:lineRule="auto"/>
         <w:rPr>
-          <w:rFonts w:ascii="Times New Roman" w:eastAsia="Times New Roman" w:hAnsi="Times New Roman" w:cs="Times New Roman"/>
-          <w:sz w:val="24"/>
-          <w:szCs w:val="24"/>
-        </w:rPr>
-      </w:pPr>
-      <w:r>
-        <w:rPr>
-          <w:rFonts w:ascii="Times New Roman" w:eastAsia="Times New Roman" w:hAnsi="Times New Roman" w:cs="Times New Roman"/>
+          <w:rFonts w:eastAsia="Times New Roman" w:cstheme="minorHAnsi"/>
+          <w:sz w:val="24"/>
+          <w:szCs w:val="24"/>
+        </w:rPr>
+      </w:pPr>
+      <w:r>
+        <w:rPr>
+          <w:rFonts w:eastAsia="Times New Roman" w:cstheme="minorHAnsi"/>
           <w:b/>
           <w:bCs/>
           <w:sz w:val="24"/>
@@ -5482,7 +5667,7 @@
       </w:r>
       <w:r>
         <w:rPr>
-          <w:rFonts w:ascii="Times New Roman" w:eastAsia="Times New Roman" w:hAnsi="Times New Roman" w:cs="Times New Roman"/>
+          <w:rFonts w:eastAsia="Times New Roman" w:cstheme="minorHAnsi"/>
           <w:sz w:val="24"/>
           <w:szCs w:val="24"/>
         </w:rPr>
@@ -5497,14 +5682,14 @@
         </w:numPr>
         <w:spacing w:before="100" w:beforeAutospacing="1" w:after="100" w:afterAutospacing="1" w:line="240" w:lineRule="auto"/>
         <w:rPr>
-          <w:rFonts w:ascii="Times New Roman" w:eastAsia="Times New Roman" w:hAnsi="Times New Roman" w:cs="Times New Roman"/>
-          <w:sz w:val="24"/>
-          <w:szCs w:val="24"/>
-        </w:rPr>
-      </w:pPr>
-      <w:r>
-        <w:rPr>
-          <w:rFonts w:ascii="Times New Roman" w:eastAsia="Times New Roman" w:hAnsi="Times New Roman" w:cs="Times New Roman"/>
+          <w:rFonts w:eastAsia="Times New Roman" w:cstheme="minorHAnsi"/>
+          <w:sz w:val="24"/>
+          <w:szCs w:val="24"/>
+        </w:rPr>
+      </w:pPr>
+      <w:r>
+        <w:rPr>
+          <w:rFonts w:eastAsia="Times New Roman" w:cstheme="minorHAnsi"/>
           <w:b/>
           <w:bCs/>
           <w:sz w:val="24"/>
@@ -5514,7 +5699,7 @@
       </w:r>
       <w:r>
         <w:rPr>
-          <w:rFonts w:ascii="Times New Roman" w:eastAsia="Times New Roman" w:hAnsi="Times New Roman" w:cs="Times New Roman"/>
+          <w:rFonts w:eastAsia="Times New Roman" w:cstheme="minorHAnsi"/>
           <w:sz w:val="24"/>
           <w:szCs w:val="24"/>
         </w:rPr>
@@ -5529,14 +5714,14 @@
         </w:numPr>
         <w:spacing w:before="100" w:beforeAutospacing="1" w:after="100" w:afterAutospacing="1" w:line="240" w:lineRule="auto"/>
         <w:rPr>
-          <w:rFonts w:ascii="Times New Roman" w:eastAsia="Times New Roman" w:hAnsi="Times New Roman" w:cs="Times New Roman"/>
-          <w:sz w:val="24"/>
-          <w:szCs w:val="24"/>
-        </w:rPr>
-      </w:pPr>
-      <w:r>
-        <w:rPr>
-          <w:rFonts w:ascii="Times New Roman" w:eastAsia="Times New Roman" w:hAnsi="Times New Roman" w:cs="Times New Roman"/>
+          <w:rFonts w:eastAsia="Times New Roman" w:cstheme="minorHAnsi"/>
+          <w:sz w:val="24"/>
+          <w:szCs w:val="24"/>
+        </w:rPr>
+      </w:pPr>
+      <w:r>
+        <w:rPr>
+          <w:rFonts w:eastAsia="Times New Roman" w:cstheme="minorHAnsi"/>
           <w:b/>
           <w:bCs/>
           <w:sz w:val="24"/>
@@ -5546,7 +5731,7 @@
       </w:r>
       <w:r>
         <w:rPr>
-          <w:rFonts w:ascii="Times New Roman" w:eastAsia="Times New Roman" w:hAnsi="Times New Roman" w:cs="Times New Roman"/>
+          <w:rFonts w:eastAsia="Times New Roman" w:cstheme="minorHAnsi"/>
           <w:sz w:val="24"/>
           <w:szCs w:val="24"/>
         </w:rPr>
@@ -5561,14 +5746,14 @@
         </w:numPr>
         <w:spacing w:before="100" w:beforeAutospacing="1" w:after="100" w:afterAutospacing="1" w:line="240" w:lineRule="auto"/>
         <w:rPr>
-          <w:rFonts w:ascii="Times New Roman" w:eastAsia="Times New Roman" w:hAnsi="Times New Roman" w:cs="Times New Roman"/>
-          <w:sz w:val="24"/>
-          <w:szCs w:val="24"/>
-        </w:rPr>
-      </w:pPr>
-      <w:r>
-        <w:rPr>
-          <w:rFonts w:ascii="Times New Roman" w:eastAsia="Times New Roman" w:hAnsi="Times New Roman" w:cs="Times New Roman"/>
+          <w:rFonts w:eastAsia="Times New Roman" w:cstheme="minorHAnsi"/>
+          <w:sz w:val="24"/>
+          <w:szCs w:val="24"/>
+        </w:rPr>
+      </w:pPr>
+      <w:r>
+        <w:rPr>
+          <w:rFonts w:eastAsia="Times New Roman" w:cstheme="minorHAnsi"/>
           <w:b/>
           <w:bCs/>
           <w:sz w:val="24"/>
@@ -5578,7 +5763,7 @@
       </w:r>
       <w:r>
         <w:rPr>
-          <w:rFonts w:ascii="Times New Roman" w:eastAsia="Times New Roman" w:hAnsi="Times New Roman" w:cs="Times New Roman"/>
+          <w:rFonts w:eastAsia="Times New Roman" w:cstheme="minorHAnsi"/>
           <w:sz w:val="24"/>
           <w:szCs w:val="24"/>
         </w:rPr>
@@ -5593,14 +5778,14 @@
         </w:numPr>
         <w:spacing w:before="100" w:beforeAutospacing="1" w:after="100" w:afterAutospacing="1" w:line="240" w:lineRule="auto"/>
         <w:rPr>
-          <w:rFonts w:ascii="Times New Roman" w:eastAsia="Times New Roman" w:hAnsi="Times New Roman" w:cs="Times New Roman"/>
-          <w:sz w:val="24"/>
-          <w:szCs w:val="24"/>
-        </w:rPr>
-      </w:pPr>
-      <w:r>
-        <w:rPr>
-          <w:rFonts w:ascii="Times New Roman" w:eastAsia="Times New Roman" w:hAnsi="Times New Roman" w:cs="Times New Roman"/>
+          <w:rFonts w:eastAsia="Times New Roman" w:cstheme="minorHAnsi"/>
+          <w:sz w:val="24"/>
+          <w:szCs w:val="24"/>
+        </w:rPr>
+      </w:pPr>
+      <w:r>
+        <w:rPr>
+          <w:rFonts w:eastAsia="Times New Roman" w:cstheme="minorHAnsi"/>
           <w:b/>
           <w:bCs/>
           <w:sz w:val="24"/>
@@ -5610,7 +5795,7 @@
       </w:r>
       <w:r>
         <w:rPr>
-          <w:rFonts w:ascii="Times New Roman" w:eastAsia="Times New Roman" w:hAnsi="Times New Roman" w:cs="Times New Roman"/>
+          <w:rFonts w:eastAsia="Times New Roman" w:cstheme="minorHAnsi"/>
           <w:sz w:val="24"/>
           <w:szCs w:val="24"/>
         </w:rPr>
@@ -5625,14 +5810,14 @@
         </w:numPr>
         <w:spacing w:before="100" w:beforeAutospacing="1" w:after="100" w:afterAutospacing="1" w:line="240" w:lineRule="auto"/>
         <w:rPr>
-          <w:rFonts w:ascii="Times New Roman" w:eastAsia="Times New Roman" w:hAnsi="Times New Roman" w:cs="Times New Roman"/>
-          <w:sz w:val="24"/>
-          <w:szCs w:val="24"/>
-        </w:rPr>
-      </w:pPr>
-      <w:r>
-        <w:rPr>
-          <w:rFonts w:ascii="Times New Roman" w:eastAsia="Times New Roman" w:hAnsi="Times New Roman" w:cs="Times New Roman"/>
+          <w:rFonts w:eastAsia="Times New Roman" w:cstheme="minorHAnsi"/>
+          <w:sz w:val="24"/>
+          <w:szCs w:val="24"/>
+        </w:rPr>
+      </w:pPr>
+      <w:r>
+        <w:rPr>
+          <w:rFonts w:eastAsia="Times New Roman" w:cstheme="minorHAnsi"/>
           <w:b/>
           <w:bCs/>
           <w:sz w:val="24"/>
@@ -5642,7 +5827,7 @@
       </w:r>
       <w:r>
         <w:rPr>
-          <w:rFonts w:ascii="Times New Roman" w:eastAsia="Times New Roman" w:hAnsi="Times New Roman" w:cs="Times New Roman"/>
+          <w:rFonts w:eastAsia="Times New Roman" w:cstheme="minorHAnsi"/>
           <w:sz w:val="24"/>
           <w:szCs w:val="24"/>
         </w:rPr>
@@ -5653,19 +5838,19 @@
       <w:pPr>
         <w:spacing w:after="0" w:line="240" w:lineRule="auto"/>
         <w:rPr>
-          <w:rFonts w:ascii="Times New Roman" w:eastAsia="Times New Roman" w:hAnsi="Times New Roman" w:cs="Times New Roman"/>
-          <w:sz w:val="24"/>
-          <w:szCs w:val="24"/>
-        </w:rPr>
-      </w:pPr>
-      <w:r>
-        <w:rPr>
-          <w:rFonts w:ascii="Times New Roman" w:eastAsia="Times New Roman" w:hAnsi="Times New Roman" w:cs="Times New Roman"/>
+          <w:rFonts w:eastAsia="Times New Roman" w:cstheme="minorHAnsi"/>
+          <w:sz w:val="24"/>
+          <w:szCs w:val="24"/>
+        </w:rPr>
+      </w:pPr>
+      <w:r>
+        <w:rPr>
+          <w:rFonts w:eastAsia="Times New Roman" w:cstheme="minorHAnsi"/>
           <w:sz w:val="24"/>
           <w:szCs w:val="24"/>
         </w:rPr>
         <w:pict>
-          <v:rect id="_x0000_i1055" style="width:0;height:1.5pt" o:hralign="center" o:hrstd="t" o:hr="t" fillcolor="#a0a0a0" stroked="f"/>
+          <v:rect id="_x0000_i1029" style="width:0;height:1.5pt" o:hralign="center" o:hrstd="t" o:hr="t" fillcolor="#a0a0a0" stroked="f"/>
         </w:pict>
       </w:r>
     </w:p>
@@ -5674,7 +5859,7 @@
         <w:spacing w:before="100" w:beforeAutospacing="1" w:after="100" w:afterAutospacing="1" w:line="240" w:lineRule="auto"/>
         <w:outlineLvl w:val="2"/>
         <w:rPr>
-          <w:rFonts w:ascii="Times New Roman" w:eastAsia="Times New Roman" w:hAnsi="Times New Roman" w:cs="Times New Roman"/>
+          <w:rFonts w:eastAsia="Times New Roman" w:cstheme="minorHAnsi"/>
           <w:b/>
           <w:bCs/>
           <w:sz w:val="27"/>
@@ -5683,7 +5868,7 @@
       </w:pPr>
       <w:r>
         <w:rPr>
-          <w:rFonts w:ascii="Times New Roman" w:eastAsia="Times New Roman" w:hAnsi="Times New Roman" w:cs="Times New Roman"/>
+          <w:rFonts w:eastAsia="Times New Roman" w:cstheme="minorHAnsi"/>
           <w:b/>
           <w:bCs/>
           <w:sz w:val="27"/>
@@ -5697,21 +5882,22 @@
         <w:spacing w:before="100" w:beforeAutospacing="1" w:after="100" w:afterAutospacing="1" w:line="240" w:lineRule="auto"/>
         <w:outlineLvl w:val="3"/>
         <w:rPr>
-          <w:rFonts w:ascii="Times New Roman" w:eastAsia="Times New Roman" w:hAnsi="Times New Roman" w:cs="Times New Roman"/>
-          <w:b/>
-          <w:bCs/>
-          <w:sz w:val="24"/>
-          <w:szCs w:val="24"/>
-        </w:rPr>
-      </w:pPr>
-      <w:r>
-        <w:rPr>
-          <w:rFonts w:ascii="Times New Roman" w:eastAsia="Times New Roman" w:hAnsi="Times New Roman" w:cs="Times New Roman"/>
-          <w:b/>
-          <w:bCs/>
-          <w:sz w:val="24"/>
-          <w:szCs w:val="24"/>
-        </w:rPr>
+          <w:rFonts w:eastAsia="Times New Roman" w:cstheme="minorHAnsi"/>
+          <w:b/>
+          <w:bCs/>
+          <w:sz w:val="24"/>
+          <w:szCs w:val="24"/>
+        </w:rPr>
+      </w:pPr>
+      <w:r>
+        <w:rPr>
+          <w:rFonts w:eastAsia="Times New Roman" w:cstheme="minorHAnsi"/>
+          <w:b/>
+          <w:bCs/>
+          <w:sz w:val="24"/>
+          <w:szCs w:val="24"/>
+        </w:rPr>
+        <w:lastRenderedPageBreak/>
         <w:t>Movements Along the Demand Curve vs. Shifts in Demand</w:t>
       </w:r>
     </w:p>
@@ -5723,25 +5909,24 @@
         </w:numPr>
         <w:spacing w:before="100" w:beforeAutospacing="1" w:after="100" w:afterAutospacing="1" w:line="240" w:lineRule="auto"/>
         <w:rPr>
-          <w:rFonts w:ascii="Times New Roman" w:eastAsia="Times New Roman" w:hAnsi="Times New Roman" w:cs="Times New Roman"/>
-          <w:sz w:val="24"/>
-          <w:szCs w:val="24"/>
-        </w:rPr>
-      </w:pPr>
-      <w:r>
-        <w:rPr>
-          <w:rFonts w:ascii="Times New Roman" w:eastAsia="Times New Roman" w:hAnsi="Times New Roman" w:cs="Times New Roman"/>
-          <w:b/>
-          <w:bCs/>
-          <w:sz w:val="24"/>
-          <w:szCs w:val="24"/>
-        </w:rPr>
-        <w:lastRenderedPageBreak/>
+          <w:rFonts w:eastAsia="Times New Roman" w:cstheme="minorHAnsi"/>
+          <w:sz w:val="24"/>
+          <w:szCs w:val="24"/>
+        </w:rPr>
+      </w:pPr>
+      <w:r>
+        <w:rPr>
+          <w:rFonts w:eastAsia="Times New Roman" w:cstheme="minorHAnsi"/>
+          <w:b/>
+          <w:bCs/>
+          <w:sz w:val="24"/>
+          <w:szCs w:val="24"/>
+        </w:rPr>
         <w:t>Movement Along the Demand Curve:</w:t>
       </w:r>
       <w:r>
         <w:rPr>
-          <w:rFonts w:ascii="Times New Roman" w:eastAsia="Times New Roman" w:hAnsi="Times New Roman" w:cs="Times New Roman"/>
+          <w:rFonts w:eastAsia="Times New Roman" w:cstheme="minorHAnsi"/>
           <w:sz w:val="24"/>
           <w:szCs w:val="24"/>
         </w:rPr>
@@ -5756,14 +5941,14 @@
         </w:numPr>
         <w:spacing w:before="100" w:beforeAutospacing="1" w:after="100" w:afterAutospacing="1" w:line="240" w:lineRule="auto"/>
         <w:rPr>
-          <w:rFonts w:ascii="Times New Roman" w:eastAsia="Times New Roman" w:hAnsi="Times New Roman" w:cs="Times New Roman"/>
-          <w:sz w:val="24"/>
-          <w:szCs w:val="24"/>
-        </w:rPr>
-      </w:pPr>
-      <w:r>
-        <w:rPr>
-          <w:rFonts w:ascii="Times New Roman" w:eastAsia="Times New Roman" w:hAnsi="Times New Roman" w:cs="Times New Roman"/>
+          <w:rFonts w:eastAsia="Times New Roman" w:cstheme="minorHAnsi"/>
+          <w:sz w:val="24"/>
+          <w:szCs w:val="24"/>
+        </w:rPr>
+      </w:pPr>
+      <w:r>
+        <w:rPr>
+          <w:rFonts w:eastAsia="Times New Roman" w:cstheme="minorHAnsi"/>
           <w:b/>
           <w:bCs/>
           <w:sz w:val="24"/>
@@ -5773,7 +5958,7 @@
       </w:r>
       <w:r>
         <w:rPr>
-          <w:rFonts w:ascii="Times New Roman" w:eastAsia="Times New Roman" w:hAnsi="Times New Roman" w:cs="Times New Roman"/>
+          <w:rFonts w:eastAsia="Times New Roman" w:cstheme="minorHAnsi"/>
           <w:sz w:val="24"/>
           <w:szCs w:val="24"/>
         </w:rPr>
@@ -5785,16 +5970,16 @@
         <w:spacing w:before="100" w:beforeAutospacing="1" w:after="100" w:afterAutospacing="1" w:line="240" w:lineRule="auto"/>
         <w:outlineLvl w:val="3"/>
         <w:rPr>
-          <w:rFonts w:ascii="Times New Roman" w:eastAsia="Times New Roman" w:hAnsi="Times New Roman" w:cs="Times New Roman"/>
-          <w:b/>
-          <w:bCs/>
-          <w:sz w:val="24"/>
-          <w:szCs w:val="24"/>
-        </w:rPr>
-      </w:pPr>
-      <w:r>
-        <w:rPr>
-          <w:rFonts w:ascii="Times New Roman" w:eastAsia="Times New Roman" w:hAnsi="Times New Roman" w:cs="Times New Roman"/>
+          <w:rFonts w:eastAsia="Times New Roman" w:cstheme="minorHAnsi"/>
+          <w:b/>
+          <w:bCs/>
+          <w:sz w:val="24"/>
+          <w:szCs w:val="24"/>
+        </w:rPr>
+      </w:pPr>
+      <w:r>
+        <w:rPr>
+          <w:rFonts w:eastAsia="Times New Roman" w:cstheme="minorHAnsi"/>
           <w:b/>
           <w:bCs/>
           <w:sz w:val="24"/>
@@ -5811,14 +5996,14 @@
         </w:numPr>
         <w:spacing w:before="100" w:beforeAutospacing="1" w:after="100" w:afterAutospacing="1" w:line="240" w:lineRule="auto"/>
         <w:rPr>
-          <w:rFonts w:ascii="Times New Roman" w:eastAsia="Times New Roman" w:hAnsi="Times New Roman" w:cs="Times New Roman"/>
-          <w:sz w:val="24"/>
-          <w:szCs w:val="24"/>
-        </w:rPr>
-      </w:pPr>
-      <w:r>
-        <w:rPr>
-          <w:rFonts w:ascii="Times New Roman" w:eastAsia="Times New Roman" w:hAnsi="Times New Roman" w:cs="Times New Roman"/>
+          <w:rFonts w:eastAsia="Times New Roman" w:cstheme="minorHAnsi"/>
+          <w:sz w:val="24"/>
+          <w:szCs w:val="24"/>
+        </w:rPr>
+      </w:pPr>
+      <w:r>
+        <w:rPr>
+          <w:rFonts w:eastAsia="Times New Roman" w:cstheme="minorHAnsi"/>
           <w:b/>
           <w:bCs/>
           <w:sz w:val="24"/>
@@ -5828,7 +6013,7 @@
       </w:r>
       <w:r>
         <w:rPr>
-          <w:rFonts w:ascii="Times New Roman" w:eastAsia="Times New Roman" w:hAnsi="Times New Roman" w:cs="Times New Roman"/>
+          <w:rFonts w:eastAsia="Times New Roman" w:cstheme="minorHAnsi"/>
           <w:sz w:val="24"/>
           <w:szCs w:val="24"/>
         </w:rPr>
@@ -5843,14 +6028,14 @@
         </w:numPr>
         <w:spacing w:before="100" w:beforeAutospacing="1" w:after="100" w:afterAutospacing="1" w:line="240" w:lineRule="auto"/>
         <w:rPr>
-          <w:rFonts w:ascii="Times New Roman" w:eastAsia="Times New Roman" w:hAnsi="Times New Roman" w:cs="Times New Roman"/>
-          <w:sz w:val="24"/>
-          <w:szCs w:val="24"/>
-        </w:rPr>
-      </w:pPr>
-      <w:r>
-        <w:rPr>
-          <w:rFonts w:ascii="Times New Roman" w:eastAsia="Times New Roman" w:hAnsi="Times New Roman" w:cs="Times New Roman"/>
+          <w:rFonts w:eastAsia="Times New Roman" w:cstheme="minorHAnsi"/>
+          <w:sz w:val="24"/>
+          <w:szCs w:val="24"/>
+        </w:rPr>
+      </w:pPr>
+      <w:r>
+        <w:rPr>
+          <w:rFonts w:eastAsia="Times New Roman" w:cstheme="minorHAnsi"/>
           <w:b/>
           <w:bCs/>
           <w:sz w:val="24"/>
@@ -5860,7 +6045,7 @@
       </w:r>
       <w:r>
         <w:rPr>
-          <w:rFonts w:ascii="Times New Roman" w:eastAsia="Times New Roman" w:hAnsi="Times New Roman" w:cs="Times New Roman"/>
+          <w:rFonts w:eastAsia="Times New Roman" w:cstheme="minorHAnsi"/>
           <w:sz w:val="24"/>
           <w:szCs w:val="24"/>
         </w:rPr>
@@ -5871,19 +6056,19 @@
       <w:pPr>
         <w:spacing w:after="0" w:line="240" w:lineRule="auto"/>
         <w:rPr>
-          <w:rFonts w:ascii="Times New Roman" w:eastAsia="Times New Roman" w:hAnsi="Times New Roman" w:cs="Times New Roman"/>
-          <w:sz w:val="24"/>
-          <w:szCs w:val="24"/>
-        </w:rPr>
-      </w:pPr>
-      <w:r>
-        <w:rPr>
-          <w:rFonts w:ascii="Times New Roman" w:eastAsia="Times New Roman" w:hAnsi="Times New Roman" w:cs="Times New Roman"/>
+          <w:rFonts w:eastAsia="Times New Roman" w:cstheme="minorHAnsi"/>
+          <w:sz w:val="24"/>
+          <w:szCs w:val="24"/>
+        </w:rPr>
+      </w:pPr>
+      <w:r>
+        <w:rPr>
+          <w:rFonts w:eastAsia="Times New Roman" w:cstheme="minorHAnsi"/>
           <w:sz w:val="24"/>
           <w:szCs w:val="24"/>
         </w:rPr>
         <w:pict>
-          <v:rect id="_x0000_i1056" style="width:0;height:1.5pt" o:hralign="center" o:hrstd="t" o:hr="t" fillcolor="#a0a0a0" stroked="f"/>
+          <v:rect id="_x0000_i1030" style="width:0;height:1.5pt" o:hralign="center" o:hrstd="t" o:hr="t" fillcolor="#a0a0a0" stroked="f"/>
         </w:pict>
       </w:r>
     </w:p>
@@ -5892,7 +6077,7 @@
         <w:spacing w:before="100" w:beforeAutospacing="1" w:after="100" w:afterAutospacing="1" w:line="240" w:lineRule="auto"/>
         <w:outlineLvl w:val="2"/>
         <w:rPr>
-          <w:rFonts w:ascii="Times New Roman" w:eastAsia="Times New Roman" w:hAnsi="Times New Roman" w:cs="Times New Roman"/>
+          <w:rFonts w:eastAsia="Times New Roman" w:cstheme="minorHAnsi"/>
           <w:b/>
           <w:bCs/>
           <w:sz w:val="27"/>
@@ -5901,7 +6086,7 @@
       </w:pPr>
       <w:r>
         <w:rPr>
-          <w:rFonts w:ascii="Times New Roman" w:eastAsia="Times New Roman" w:hAnsi="Times New Roman" w:cs="Times New Roman"/>
+          <w:rFonts w:eastAsia="Times New Roman" w:cstheme="minorHAnsi"/>
           <w:b/>
           <w:bCs/>
           <w:sz w:val="27"/>
@@ -5914,14 +6099,14 @@
       <w:pPr>
         <w:spacing w:before="100" w:beforeAutospacing="1" w:after="100" w:afterAutospacing="1" w:line="240" w:lineRule="auto"/>
         <w:rPr>
-          <w:rFonts w:ascii="Times New Roman" w:eastAsia="Times New Roman" w:hAnsi="Times New Roman" w:cs="Times New Roman"/>
-          <w:sz w:val="24"/>
-          <w:szCs w:val="24"/>
-        </w:rPr>
-      </w:pPr>
-      <w:r>
-        <w:rPr>
-          <w:rFonts w:ascii="Times New Roman" w:eastAsia="Times New Roman" w:hAnsi="Times New Roman" w:cs="Times New Roman"/>
+          <w:rFonts w:eastAsia="Times New Roman" w:cstheme="minorHAnsi"/>
+          <w:sz w:val="24"/>
+          <w:szCs w:val="24"/>
+        </w:rPr>
+      </w:pPr>
+      <w:r>
+        <w:rPr>
+          <w:rFonts w:eastAsia="Times New Roman" w:cstheme="minorHAnsi"/>
           <w:sz w:val="24"/>
           <w:szCs w:val="24"/>
         </w:rPr>
@@ -5936,14 +6121,14 @@
         </w:numPr>
         <w:spacing w:before="100" w:beforeAutospacing="1" w:after="100" w:afterAutospacing="1" w:line="240" w:lineRule="auto"/>
         <w:rPr>
-          <w:rFonts w:ascii="Times New Roman" w:eastAsia="Times New Roman" w:hAnsi="Times New Roman" w:cs="Times New Roman"/>
-          <w:sz w:val="24"/>
-          <w:szCs w:val="24"/>
-        </w:rPr>
-      </w:pPr>
-      <w:r>
-        <w:rPr>
-          <w:rFonts w:ascii="Times New Roman" w:eastAsia="Times New Roman" w:hAnsi="Times New Roman" w:cs="Times New Roman"/>
+          <w:rFonts w:eastAsia="Times New Roman" w:cstheme="minorHAnsi"/>
+          <w:sz w:val="24"/>
+          <w:szCs w:val="24"/>
+        </w:rPr>
+      </w:pPr>
+      <w:r>
+        <w:rPr>
+          <w:rFonts w:eastAsia="Times New Roman" w:cstheme="minorHAnsi"/>
           <w:b/>
           <w:bCs/>
           <w:sz w:val="24"/>
@@ -5960,14 +6145,14 @@
         </w:numPr>
         <w:spacing w:before="100" w:beforeAutospacing="1" w:after="100" w:afterAutospacing="1" w:line="240" w:lineRule="auto"/>
         <w:rPr>
-          <w:rFonts w:ascii="Times New Roman" w:eastAsia="Times New Roman" w:hAnsi="Times New Roman" w:cs="Times New Roman"/>
-          <w:sz w:val="24"/>
-          <w:szCs w:val="24"/>
-        </w:rPr>
-      </w:pPr>
-      <w:r>
-        <w:rPr>
-          <w:rFonts w:ascii="Times New Roman" w:eastAsia="Times New Roman" w:hAnsi="Times New Roman" w:cs="Times New Roman"/>
+          <w:rFonts w:eastAsia="Times New Roman" w:cstheme="minorHAnsi"/>
+          <w:sz w:val="24"/>
+          <w:szCs w:val="24"/>
+        </w:rPr>
+      </w:pPr>
+      <w:r>
+        <w:rPr>
+          <w:rFonts w:eastAsia="Times New Roman" w:cstheme="minorHAnsi"/>
           <w:sz w:val="24"/>
           <w:szCs w:val="24"/>
         </w:rPr>
@@ -5982,14 +6167,14 @@
         </w:numPr>
         <w:spacing w:before="100" w:beforeAutospacing="1" w:after="100" w:afterAutospacing="1" w:line="240" w:lineRule="auto"/>
         <w:rPr>
-          <w:rFonts w:ascii="Times New Roman" w:eastAsia="Times New Roman" w:hAnsi="Times New Roman" w:cs="Times New Roman"/>
-          <w:sz w:val="24"/>
-          <w:szCs w:val="24"/>
-        </w:rPr>
-      </w:pPr>
-      <w:r>
-        <w:rPr>
-          <w:rFonts w:ascii="Times New Roman" w:eastAsia="Times New Roman" w:hAnsi="Times New Roman" w:cs="Times New Roman"/>
+          <w:rFonts w:eastAsia="Times New Roman" w:cstheme="minorHAnsi"/>
+          <w:sz w:val="24"/>
+          <w:szCs w:val="24"/>
+        </w:rPr>
+      </w:pPr>
+      <w:r>
+        <w:rPr>
+          <w:rFonts w:eastAsia="Times New Roman" w:cstheme="minorHAnsi"/>
           <w:sz w:val="24"/>
           <w:szCs w:val="24"/>
         </w:rPr>
@@ -6004,14 +6189,14 @@
         </w:numPr>
         <w:spacing w:before="100" w:beforeAutospacing="1" w:after="100" w:afterAutospacing="1" w:line="240" w:lineRule="auto"/>
         <w:rPr>
-          <w:rFonts w:ascii="Times New Roman" w:eastAsia="Times New Roman" w:hAnsi="Times New Roman" w:cs="Times New Roman"/>
-          <w:sz w:val="24"/>
-          <w:szCs w:val="24"/>
-        </w:rPr>
-      </w:pPr>
-      <w:r>
-        <w:rPr>
-          <w:rFonts w:ascii="Times New Roman" w:eastAsia="Times New Roman" w:hAnsi="Times New Roman" w:cs="Times New Roman"/>
+          <w:rFonts w:eastAsia="Times New Roman" w:cstheme="minorHAnsi"/>
+          <w:sz w:val="24"/>
+          <w:szCs w:val="24"/>
+        </w:rPr>
+      </w:pPr>
+      <w:r>
+        <w:rPr>
+          <w:rFonts w:eastAsia="Times New Roman" w:cstheme="minorHAnsi"/>
           <w:sz w:val="24"/>
           <w:szCs w:val="24"/>
         </w:rPr>
@@ -6026,14 +6211,14 @@
         </w:numPr>
         <w:spacing w:before="100" w:beforeAutospacing="1" w:after="100" w:afterAutospacing="1" w:line="240" w:lineRule="auto"/>
         <w:rPr>
-          <w:rFonts w:ascii="Times New Roman" w:eastAsia="Times New Roman" w:hAnsi="Times New Roman" w:cs="Times New Roman"/>
-          <w:sz w:val="24"/>
-          <w:szCs w:val="24"/>
-        </w:rPr>
-      </w:pPr>
-      <w:r>
-        <w:rPr>
-          <w:rFonts w:ascii="Times New Roman" w:eastAsia="Times New Roman" w:hAnsi="Times New Roman" w:cs="Times New Roman"/>
+          <w:rFonts w:eastAsia="Times New Roman" w:cstheme="minorHAnsi"/>
+          <w:sz w:val="24"/>
+          <w:szCs w:val="24"/>
+        </w:rPr>
+      </w:pPr>
+      <w:r>
+        <w:rPr>
+          <w:rFonts w:eastAsia="Times New Roman" w:cstheme="minorHAnsi"/>
           <w:sz w:val="24"/>
           <w:szCs w:val="24"/>
         </w:rPr>
@@ -6048,14 +6233,14 @@
         </w:numPr>
         <w:spacing w:before="100" w:beforeAutospacing="1" w:after="100" w:afterAutospacing="1" w:line="240" w:lineRule="auto"/>
         <w:rPr>
-          <w:rFonts w:ascii="Times New Roman" w:eastAsia="Times New Roman" w:hAnsi="Times New Roman" w:cs="Times New Roman"/>
-          <w:sz w:val="24"/>
-          <w:szCs w:val="24"/>
-        </w:rPr>
-      </w:pPr>
-      <w:r>
-        <w:rPr>
-          <w:rFonts w:ascii="Times New Roman" w:eastAsia="Times New Roman" w:hAnsi="Times New Roman" w:cs="Times New Roman"/>
+          <w:rFonts w:eastAsia="Times New Roman" w:cstheme="minorHAnsi"/>
+          <w:sz w:val="24"/>
+          <w:szCs w:val="24"/>
+        </w:rPr>
+      </w:pPr>
+      <w:r>
+        <w:rPr>
+          <w:rFonts w:eastAsia="Times New Roman" w:cstheme="minorHAnsi"/>
           <w:b/>
           <w:bCs/>
           <w:sz w:val="24"/>
@@ -6072,14 +6257,14 @@
         </w:numPr>
         <w:spacing w:before="100" w:beforeAutospacing="1" w:after="100" w:afterAutospacing="1" w:line="240" w:lineRule="auto"/>
         <w:rPr>
-          <w:rFonts w:ascii="Times New Roman" w:eastAsia="Times New Roman" w:hAnsi="Times New Roman" w:cs="Times New Roman"/>
-          <w:sz w:val="24"/>
-          <w:szCs w:val="24"/>
-        </w:rPr>
-      </w:pPr>
-      <w:r>
-        <w:rPr>
-          <w:rFonts w:ascii="Times New Roman" w:eastAsia="Times New Roman" w:hAnsi="Times New Roman" w:cs="Times New Roman"/>
+          <w:rFonts w:eastAsia="Times New Roman" w:cstheme="minorHAnsi"/>
+          <w:sz w:val="24"/>
+          <w:szCs w:val="24"/>
+        </w:rPr>
+      </w:pPr>
+      <w:r>
+        <w:rPr>
+          <w:rFonts w:eastAsia="Times New Roman" w:cstheme="minorHAnsi"/>
           <w:sz w:val="24"/>
           <w:szCs w:val="24"/>
         </w:rPr>
@@ -6094,14 +6279,14 @@
         </w:numPr>
         <w:spacing w:before="100" w:beforeAutospacing="1" w:after="100" w:afterAutospacing="1" w:line="240" w:lineRule="auto"/>
         <w:rPr>
-          <w:rFonts w:ascii="Times New Roman" w:eastAsia="Times New Roman" w:hAnsi="Times New Roman" w:cs="Times New Roman"/>
-          <w:sz w:val="24"/>
-          <w:szCs w:val="24"/>
-        </w:rPr>
-      </w:pPr>
-      <w:r>
-        <w:rPr>
-          <w:rFonts w:ascii="Times New Roman" w:eastAsia="Times New Roman" w:hAnsi="Times New Roman" w:cs="Times New Roman"/>
+          <w:rFonts w:eastAsia="Times New Roman" w:cstheme="minorHAnsi"/>
+          <w:sz w:val="24"/>
+          <w:szCs w:val="24"/>
+        </w:rPr>
+      </w:pPr>
+      <w:r>
+        <w:rPr>
+          <w:rFonts w:eastAsia="Times New Roman" w:cstheme="minorHAnsi"/>
           <w:sz w:val="24"/>
           <w:szCs w:val="24"/>
         </w:rPr>
@@ -6116,14 +6301,14 @@
         </w:numPr>
         <w:spacing w:before="100" w:beforeAutospacing="1" w:after="100" w:afterAutospacing="1" w:line="240" w:lineRule="auto"/>
         <w:rPr>
-          <w:rFonts w:ascii="Times New Roman" w:eastAsia="Times New Roman" w:hAnsi="Times New Roman" w:cs="Times New Roman"/>
-          <w:sz w:val="24"/>
-          <w:szCs w:val="24"/>
-        </w:rPr>
-      </w:pPr>
-      <w:r>
-        <w:rPr>
-          <w:rFonts w:ascii="Times New Roman" w:eastAsia="Times New Roman" w:hAnsi="Times New Roman" w:cs="Times New Roman"/>
+          <w:rFonts w:eastAsia="Times New Roman" w:cstheme="minorHAnsi"/>
+          <w:sz w:val="24"/>
+          <w:szCs w:val="24"/>
+        </w:rPr>
+      </w:pPr>
+      <w:r>
+        <w:rPr>
+          <w:rFonts w:eastAsia="Times New Roman" w:cstheme="minorHAnsi"/>
           <w:sz w:val="24"/>
           <w:szCs w:val="24"/>
         </w:rPr>
@@ -6138,14 +6323,14 @@
         </w:numPr>
         <w:spacing w:before="100" w:beforeAutospacing="1" w:after="100" w:afterAutospacing="1" w:line="240" w:lineRule="auto"/>
         <w:rPr>
-          <w:rFonts w:ascii="Times New Roman" w:eastAsia="Times New Roman" w:hAnsi="Times New Roman" w:cs="Times New Roman"/>
-          <w:sz w:val="24"/>
-          <w:szCs w:val="24"/>
-        </w:rPr>
-      </w:pPr>
-      <w:r>
-        <w:rPr>
-          <w:rFonts w:ascii="Times New Roman" w:eastAsia="Times New Roman" w:hAnsi="Times New Roman" w:cs="Times New Roman"/>
+          <w:rFonts w:eastAsia="Times New Roman" w:cstheme="minorHAnsi"/>
+          <w:sz w:val="24"/>
+          <w:szCs w:val="24"/>
+        </w:rPr>
+      </w:pPr>
+      <w:r>
+        <w:rPr>
+          <w:rFonts w:eastAsia="Times New Roman" w:cstheme="minorHAnsi"/>
           <w:sz w:val="24"/>
           <w:szCs w:val="24"/>
         </w:rPr>
@@ -6160,14 +6345,14 @@
         </w:numPr>
         <w:spacing w:before="100" w:beforeAutospacing="1" w:after="100" w:afterAutospacing="1" w:line="240" w:lineRule="auto"/>
         <w:rPr>
-          <w:rFonts w:ascii="Times New Roman" w:eastAsia="Times New Roman" w:hAnsi="Times New Roman" w:cs="Times New Roman"/>
-          <w:sz w:val="24"/>
-          <w:szCs w:val="24"/>
-        </w:rPr>
-      </w:pPr>
-      <w:r>
-        <w:rPr>
-          <w:rFonts w:ascii="Times New Roman" w:eastAsia="Times New Roman" w:hAnsi="Times New Roman" w:cs="Times New Roman"/>
+          <w:rFonts w:eastAsia="Times New Roman" w:cstheme="minorHAnsi"/>
+          <w:sz w:val="24"/>
+          <w:szCs w:val="24"/>
+        </w:rPr>
+      </w:pPr>
+      <w:r>
+        <w:rPr>
+          <w:rFonts w:eastAsia="Times New Roman" w:cstheme="minorHAnsi"/>
           <w:b/>
           <w:bCs/>
           <w:sz w:val="24"/>
@@ -6184,14 +6369,14 @@
         </w:numPr>
         <w:spacing w:before="100" w:beforeAutospacing="1" w:after="100" w:afterAutospacing="1" w:line="240" w:lineRule="auto"/>
         <w:rPr>
-          <w:rFonts w:ascii="Times New Roman" w:eastAsia="Times New Roman" w:hAnsi="Times New Roman" w:cs="Times New Roman"/>
-          <w:sz w:val="24"/>
-          <w:szCs w:val="24"/>
-        </w:rPr>
-      </w:pPr>
-      <w:r>
-        <w:rPr>
-          <w:rFonts w:ascii="Times New Roman" w:eastAsia="Times New Roman" w:hAnsi="Times New Roman" w:cs="Times New Roman"/>
+          <w:rFonts w:eastAsia="Times New Roman" w:cstheme="minorHAnsi"/>
+          <w:sz w:val="24"/>
+          <w:szCs w:val="24"/>
+        </w:rPr>
+      </w:pPr>
+      <w:r>
+        <w:rPr>
+          <w:rFonts w:eastAsia="Times New Roman" w:cstheme="minorHAnsi"/>
           <w:sz w:val="24"/>
           <w:szCs w:val="24"/>
         </w:rPr>
@@ -6206,14 +6391,14 @@
         </w:numPr>
         <w:spacing w:before="100" w:beforeAutospacing="1" w:after="100" w:afterAutospacing="1" w:line="240" w:lineRule="auto"/>
         <w:rPr>
-          <w:rFonts w:ascii="Times New Roman" w:eastAsia="Times New Roman" w:hAnsi="Times New Roman" w:cs="Times New Roman"/>
-          <w:sz w:val="24"/>
-          <w:szCs w:val="24"/>
-        </w:rPr>
-      </w:pPr>
-      <w:r>
-        <w:rPr>
-          <w:rFonts w:ascii="Times New Roman" w:eastAsia="Times New Roman" w:hAnsi="Times New Roman" w:cs="Times New Roman"/>
+          <w:rFonts w:eastAsia="Times New Roman" w:cstheme="minorHAnsi"/>
+          <w:sz w:val="24"/>
+          <w:szCs w:val="24"/>
+        </w:rPr>
+      </w:pPr>
+      <w:r>
+        <w:rPr>
+          <w:rFonts w:eastAsia="Times New Roman" w:cstheme="minorHAnsi"/>
           <w:sz w:val="24"/>
           <w:szCs w:val="24"/>
         </w:rPr>
@@ -6228,14 +6413,14 @@
         </w:numPr>
         <w:spacing w:before="100" w:beforeAutospacing="1" w:after="100" w:afterAutospacing="1" w:line="240" w:lineRule="auto"/>
         <w:rPr>
-          <w:rFonts w:ascii="Times New Roman" w:eastAsia="Times New Roman" w:hAnsi="Times New Roman" w:cs="Times New Roman"/>
-          <w:sz w:val="24"/>
-          <w:szCs w:val="24"/>
-        </w:rPr>
-      </w:pPr>
-      <w:r>
-        <w:rPr>
-          <w:rFonts w:ascii="Times New Roman" w:eastAsia="Times New Roman" w:hAnsi="Times New Roman" w:cs="Times New Roman"/>
+          <w:rFonts w:eastAsia="Times New Roman" w:cstheme="minorHAnsi"/>
+          <w:sz w:val="24"/>
+          <w:szCs w:val="24"/>
+        </w:rPr>
+      </w:pPr>
+      <w:r>
+        <w:rPr>
+          <w:rFonts w:eastAsia="Times New Roman" w:cstheme="minorHAnsi"/>
           <w:sz w:val="24"/>
           <w:szCs w:val="24"/>
         </w:rPr>
@@ -6250,14 +6435,14 @@
         </w:numPr>
         <w:spacing w:before="100" w:beforeAutospacing="1" w:after="100" w:afterAutospacing="1" w:line="240" w:lineRule="auto"/>
         <w:rPr>
-          <w:rFonts w:ascii="Times New Roman" w:eastAsia="Times New Roman" w:hAnsi="Times New Roman" w:cs="Times New Roman"/>
-          <w:sz w:val="24"/>
-          <w:szCs w:val="24"/>
-        </w:rPr>
-      </w:pPr>
-      <w:r>
-        <w:rPr>
-          <w:rFonts w:ascii="Times New Roman" w:eastAsia="Times New Roman" w:hAnsi="Times New Roman" w:cs="Times New Roman"/>
+          <w:rFonts w:eastAsia="Times New Roman" w:cstheme="minorHAnsi"/>
+          <w:sz w:val="24"/>
+          <w:szCs w:val="24"/>
+        </w:rPr>
+      </w:pPr>
+      <w:r>
+        <w:rPr>
+          <w:rFonts w:eastAsia="Times New Roman" w:cstheme="minorHAnsi"/>
           <w:sz w:val="24"/>
           <w:szCs w:val="24"/>
         </w:rPr>
@@ -6272,14 +6457,14 @@
         </w:numPr>
         <w:spacing w:before="100" w:beforeAutospacing="1" w:after="100" w:afterAutospacing="1" w:line="240" w:lineRule="auto"/>
         <w:rPr>
-          <w:rFonts w:ascii="Times New Roman" w:eastAsia="Times New Roman" w:hAnsi="Times New Roman" w:cs="Times New Roman"/>
-          <w:sz w:val="24"/>
-          <w:szCs w:val="24"/>
-        </w:rPr>
-      </w:pPr>
-      <w:r>
-        <w:rPr>
-          <w:rFonts w:ascii="Times New Roman" w:eastAsia="Times New Roman" w:hAnsi="Times New Roman" w:cs="Times New Roman"/>
+          <w:rFonts w:eastAsia="Times New Roman" w:cstheme="minorHAnsi"/>
+          <w:sz w:val="24"/>
+          <w:szCs w:val="24"/>
+        </w:rPr>
+      </w:pPr>
+      <w:r>
+        <w:rPr>
+          <w:rFonts w:eastAsia="Times New Roman" w:cstheme="minorHAnsi"/>
           <w:b/>
           <w:bCs/>
           <w:sz w:val="24"/>
@@ -6296,14 +6481,14 @@
         </w:numPr>
         <w:spacing w:before="100" w:beforeAutospacing="1" w:after="100" w:afterAutospacing="1" w:line="240" w:lineRule="auto"/>
         <w:rPr>
-          <w:rFonts w:ascii="Times New Roman" w:eastAsia="Times New Roman" w:hAnsi="Times New Roman" w:cs="Times New Roman"/>
-          <w:sz w:val="24"/>
-          <w:szCs w:val="24"/>
-        </w:rPr>
-      </w:pPr>
-      <w:r>
-        <w:rPr>
-          <w:rFonts w:ascii="Times New Roman" w:eastAsia="Times New Roman" w:hAnsi="Times New Roman" w:cs="Times New Roman"/>
+          <w:rFonts w:eastAsia="Times New Roman" w:cstheme="minorHAnsi"/>
+          <w:sz w:val="24"/>
+          <w:szCs w:val="24"/>
+        </w:rPr>
+      </w:pPr>
+      <w:r>
+        <w:rPr>
+          <w:rFonts w:eastAsia="Times New Roman" w:cstheme="minorHAnsi"/>
           <w:sz w:val="24"/>
           <w:szCs w:val="24"/>
         </w:rPr>
@@ -6318,14 +6503,14 @@
         </w:numPr>
         <w:spacing w:before="100" w:beforeAutospacing="1" w:after="100" w:afterAutospacing="1" w:line="240" w:lineRule="auto"/>
         <w:rPr>
-          <w:rFonts w:ascii="Times New Roman" w:eastAsia="Times New Roman" w:hAnsi="Times New Roman" w:cs="Times New Roman"/>
-          <w:sz w:val="24"/>
-          <w:szCs w:val="24"/>
-        </w:rPr>
-      </w:pPr>
-      <w:r>
-        <w:rPr>
-          <w:rFonts w:ascii="Times New Roman" w:eastAsia="Times New Roman" w:hAnsi="Times New Roman" w:cs="Times New Roman"/>
+          <w:rFonts w:eastAsia="Times New Roman" w:cstheme="minorHAnsi"/>
+          <w:sz w:val="24"/>
+          <w:szCs w:val="24"/>
+        </w:rPr>
+      </w:pPr>
+      <w:r>
+        <w:rPr>
+          <w:rFonts w:eastAsia="Times New Roman" w:cstheme="minorHAnsi"/>
           <w:sz w:val="24"/>
           <w:szCs w:val="24"/>
         </w:rPr>
@@ -6340,14 +6525,14 @@
         </w:numPr>
         <w:spacing w:before="100" w:beforeAutospacing="1" w:after="100" w:afterAutospacing="1" w:line="240" w:lineRule="auto"/>
         <w:rPr>
-          <w:rFonts w:ascii="Times New Roman" w:eastAsia="Times New Roman" w:hAnsi="Times New Roman" w:cs="Times New Roman"/>
-          <w:sz w:val="24"/>
-          <w:szCs w:val="24"/>
-        </w:rPr>
-      </w:pPr>
-      <w:r>
-        <w:rPr>
-          <w:rFonts w:ascii="Times New Roman" w:eastAsia="Times New Roman" w:hAnsi="Times New Roman" w:cs="Times New Roman"/>
+          <w:rFonts w:eastAsia="Times New Roman" w:cstheme="minorHAnsi"/>
+          <w:sz w:val="24"/>
+          <w:szCs w:val="24"/>
+        </w:rPr>
+      </w:pPr>
+      <w:r>
+        <w:rPr>
+          <w:rFonts w:eastAsia="Times New Roman" w:cstheme="minorHAnsi"/>
           <w:sz w:val="24"/>
           <w:szCs w:val="24"/>
         </w:rPr>
@@ -6362,38 +6547,38 @@
         </w:numPr>
         <w:spacing w:before="100" w:beforeAutospacing="1" w:after="100" w:afterAutospacing="1" w:line="240" w:lineRule="auto"/>
         <w:rPr>
-          <w:rFonts w:ascii="Times New Roman" w:eastAsia="Times New Roman" w:hAnsi="Times New Roman" w:cs="Times New Roman"/>
-          <w:sz w:val="24"/>
-          <w:szCs w:val="24"/>
-        </w:rPr>
-      </w:pPr>
-      <w:r>
-        <w:rPr>
-          <w:rFonts w:ascii="Times New Roman" w:eastAsia="Times New Roman" w:hAnsi="Times New Roman" w:cs="Times New Roman"/>
+          <w:rFonts w:eastAsia="Times New Roman" w:cstheme="minorHAnsi"/>
+          <w:sz w:val="24"/>
+          <w:szCs w:val="24"/>
+        </w:rPr>
+      </w:pPr>
+      <w:r>
+        <w:rPr>
+          <w:rFonts w:eastAsia="Times New Roman" w:cstheme="minorHAnsi"/>
+          <w:sz w:val="24"/>
+          <w:szCs w:val="24"/>
+        </w:rPr>
+        <w:t>Example: If wages for workers increase, production costs rise, reducing supply and increasing prices.</w:t>
+      </w:r>
+    </w:p>
+    <w:p>
+      <w:pPr>
+        <w:spacing w:after="0" w:line="240" w:lineRule="auto"/>
+        <w:rPr>
+          <w:rFonts w:eastAsia="Times New Roman" w:cstheme="minorHAnsi"/>
+          <w:sz w:val="24"/>
+          <w:szCs w:val="24"/>
+        </w:rPr>
+      </w:pPr>
+      <w:r>
+        <w:rPr>
+          <w:rFonts w:eastAsia="Times New Roman" w:cstheme="minorHAnsi"/>
           <w:sz w:val="24"/>
           <w:szCs w:val="24"/>
         </w:rPr>
         <w:lastRenderedPageBreak/>
-        <w:t>Example: If wages for workers increase, production costs rise, reducing supply and increasing prices.</w:t>
-      </w:r>
-    </w:p>
-    <w:p>
-      <w:pPr>
-        <w:spacing w:after="0" w:line="240" w:lineRule="auto"/>
-        <w:rPr>
-          <w:rFonts w:ascii="Times New Roman" w:eastAsia="Times New Roman" w:hAnsi="Times New Roman" w:cs="Times New Roman"/>
-          <w:sz w:val="24"/>
-          <w:szCs w:val="24"/>
-        </w:rPr>
-      </w:pPr>
-      <w:r>
-        <w:rPr>
-          <w:rFonts w:ascii="Times New Roman" w:eastAsia="Times New Roman" w:hAnsi="Times New Roman" w:cs="Times New Roman"/>
-          <w:sz w:val="24"/>
-          <w:szCs w:val="24"/>
-        </w:rPr>
         <w:pict>
-          <v:rect id="_x0000_i1057" style="width:0;height:1.5pt" o:hralign="center" o:hrstd="t" o:hr="t" fillcolor="#a0a0a0" stroked="f"/>
+          <v:rect id="_x0000_i1031" style="width:0;height:1.5pt" o:hralign="center" o:hrstd="t" o:hr="t" fillcolor="#a0a0a0" stroked="f"/>
         </w:pict>
       </w:r>
     </w:p>
@@ -6402,7 +6587,7 @@
         <w:spacing w:before="100" w:beforeAutospacing="1" w:after="100" w:afterAutospacing="1" w:line="240" w:lineRule="auto"/>
         <w:outlineLvl w:val="2"/>
         <w:rPr>
-          <w:rFonts w:ascii="Times New Roman" w:eastAsia="Times New Roman" w:hAnsi="Times New Roman" w:cs="Times New Roman"/>
+          <w:rFonts w:eastAsia="Times New Roman" w:cstheme="minorHAnsi"/>
           <w:b/>
           <w:bCs/>
           <w:sz w:val="27"/>
@@ -6411,7 +6596,7 @@
       </w:pPr>
       <w:r>
         <w:rPr>
-          <w:rFonts w:ascii="Times New Roman" w:eastAsia="Times New Roman" w:hAnsi="Times New Roman" w:cs="Times New Roman"/>
+          <w:rFonts w:eastAsia="Times New Roman" w:cstheme="minorHAnsi"/>
           <w:b/>
           <w:bCs/>
           <w:sz w:val="27"/>
@@ -6424,14 +6609,14 @@
       <w:pPr>
         <w:spacing w:before="100" w:beforeAutospacing="1" w:after="100" w:afterAutospacing="1" w:line="240" w:lineRule="auto"/>
         <w:rPr>
-          <w:rFonts w:ascii="Times New Roman" w:eastAsia="Times New Roman" w:hAnsi="Times New Roman" w:cs="Times New Roman"/>
-          <w:sz w:val="24"/>
-          <w:szCs w:val="24"/>
-        </w:rPr>
-      </w:pPr>
-      <w:r>
-        <w:rPr>
-          <w:rFonts w:ascii="Times New Roman" w:eastAsia="Times New Roman" w:hAnsi="Times New Roman" w:cs="Times New Roman"/>
+          <w:rFonts w:eastAsia="Times New Roman" w:cstheme="minorHAnsi"/>
+          <w:sz w:val="24"/>
+          <w:szCs w:val="24"/>
+        </w:rPr>
+      </w:pPr>
+      <w:r>
+        <w:rPr>
+          <w:rFonts w:eastAsia="Times New Roman" w:cstheme="minorHAnsi"/>
           <w:sz w:val="24"/>
           <w:szCs w:val="24"/>
         </w:rPr>
@@ -6439,7 +6624,7 @@
       </w:r>
       <w:r>
         <w:rPr>
-          <w:rFonts w:ascii="Times New Roman" w:eastAsia="Times New Roman" w:hAnsi="Times New Roman" w:cs="Times New Roman"/>
+          <w:rFonts w:eastAsia="Times New Roman" w:cstheme="minorHAnsi"/>
           <w:sz w:val="24"/>
           <w:szCs w:val="24"/>
         </w:rPr>
@@ -6450,7 +6635,7 @@
       <w:pPr>
         <w:spacing w:before="100" w:beforeAutospacing="1" w:after="100" w:afterAutospacing="1" w:line="240" w:lineRule="auto"/>
         <w:rPr>
-          <w:rFonts w:ascii="Times New Roman" w:eastAsia="Times New Roman" w:hAnsi="Times New Roman" w:cs="Times New Roman"/>
+          <w:rFonts w:eastAsia="Times New Roman" w:cstheme="minorHAnsi"/>
           <w:sz w:val="24"/>
           <w:szCs w:val="24"/>
         </w:rPr>
@@ -6458,7 +6643,7 @@
     </w:p>
     <w:sectPr>
       <w:pgSz w:w="12240" w:h="15840"/>
-      <w:pgMar w:top="1440" w:right="1440" w:bottom="1440" w:left="1440" w:header="720" w:footer="720" w:gutter="0"/>
+      <w:pgMar w:top="720" w:right="720" w:bottom="720" w:left="720" w:header="720" w:footer="720" w:gutter="0"/>
       <w:cols w:space="720"/>
       <w:docGrid w:linePitch="360"/>
     </w:sectPr>
